--- a/Launcher/Templates/F_ТИПОВИЙ ДОГОВІР МУЗИЧНІ АВТОМАТИ  ГО УААСП.docx
+++ b/Launcher/Templates/F_ТИПОВИЙ ДОГОВІР МУЗИЧНІ АВТОМАТИ  ГО УААСП.docx
@@ -1,6 +1,6 @@
 
 <file path=word/document.xml><?xml version="1.0" encoding="utf-8"?>
-<w:document xmlns:wpc="http://schemas.microsoft.com/office/word/2010/wordprocessingCanvas" xmlns:cx="http://schemas.microsoft.com/office/drawing/2014/chartex" xmlns:cx1="http://schemas.microsoft.com/office/drawing/2015/9/8/chartex" xmlns:cx2="http://schemas.microsoft.com/office/drawing/2015/10/21/chartex" xmlns:cx3="http://schemas.microsoft.com/office/drawing/2016/5/9/chartex" xmlns:cx4="http://schemas.microsoft.com/office/drawing/2016/5/10/chartex" xmlns:cx5="http://schemas.microsoft.com/office/drawing/2016/5/11/chartex" xmlns:cx6="http://schemas.microsoft.com/office/drawing/2016/5/12/chartex" xmlns:cx7="http://schemas.microsoft.com/office/drawing/2016/5/13/chartex" xmlns:cx8="http://schemas.microsoft.com/office/drawing/2016/5/14/chartex" xmlns:mc="http://schemas.openxmlformats.org/markup-compatibility/2006" xmlns:aink="http://schemas.microsoft.com/office/drawing/2016/ink" xmlns:am3d="http://schemas.microsoft.com/office/drawing/2017/model3d" xmlns:o="urn:schemas-microsoft-com:office:office" xmlns:r="http://schemas.openxmlformats.org/officeDocument/2006/relationships" xmlns:m="http://schemas.openxmlformats.org/officeDocument/2006/math" xmlns:v="urn:schemas-microsoft-com:vml" xmlns:wp14="http://schemas.microsoft.com/office/word/2010/wordprocessingDrawing" xmlns:wp="http://schemas.openxmlformats.org/drawingml/2006/wordprocessingDrawing" xmlns:w10="urn:schemas-microsoft-com:office:word" xmlns:w="http://schemas.openxmlformats.org/wordprocessingml/2006/main" xmlns:w14="http://schemas.microsoft.com/office/word/2010/wordml" xmlns:w15="http://schemas.microsoft.com/office/word/2012/wordml" xmlns:w16cid="http://schemas.microsoft.com/office/word/2016/wordml/cid" xmlns:w16se="http://schemas.microsoft.com/office/word/2015/wordml/symex" xmlns:wpg="http://schemas.microsoft.com/office/word/2010/wordprocessingGroup" xmlns:wpi="http://schemas.microsoft.com/office/word/2010/wordprocessingInk" xmlns:wne="http://schemas.microsoft.com/office/word/2006/wordml" xmlns:wps="http://schemas.microsoft.com/office/word/2010/wordprocessingShape" mc:Ignorable="w14 w15 w16se w16cid wp14">
+<w:document xmlns:wpc="http://schemas.microsoft.com/office/word/2010/wordprocessingCanvas" xmlns:mc="http://schemas.openxmlformats.org/markup-compatibility/2006" xmlns:o="urn:schemas-microsoft-com:office:office" xmlns:r="http://schemas.openxmlformats.org/officeDocument/2006/relationships" xmlns:m="http://schemas.openxmlformats.org/officeDocument/2006/math" xmlns:v="urn:schemas-microsoft-com:vml" xmlns:wp14="http://schemas.microsoft.com/office/word/2010/wordprocessingDrawing" xmlns:wp="http://schemas.openxmlformats.org/drawingml/2006/wordprocessingDrawing" xmlns:w10="urn:schemas-microsoft-com:office:word" xmlns:w="http://schemas.openxmlformats.org/wordprocessingml/2006/main" xmlns:w14="http://schemas.microsoft.com/office/word/2010/wordml" xmlns:w15="http://schemas.microsoft.com/office/word/2012/wordml" xmlns:wpg="http://schemas.microsoft.com/office/word/2010/wordprocessingGroup" xmlns:wpi="http://schemas.microsoft.com/office/word/2010/wordprocessingInk" xmlns:wne="http://schemas.microsoft.com/office/word/2006/wordml" xmlns:wps="http://schemas.microsoft.com/office/word/2010/wordprocessingShape" mc:Ignorable="w14 w15 wp14">
   <w:body>
     <w:p>
       <w:pPr>
@@ -623,47 +623,7 @@
           <w:sz w:val="20"/>
           <w:szCs w:val="20"/>
         </w:rPr>
-        <w:t>(</w:t>
-      </w:r>
-      <w:proofErr w:type="spellStart"/>
-      <w:r>
-        <w:rPr>
-          <w:rFonts w:ascii="Times New Roman" w:hAnsi="Times New Roman" w:cs="Times New Roman"/>
-          <w:b/>
-          <w:sz w:val="20"/>
-          <w:szCs w:val="20"/>
-        </w:rPr>
-        <w:t>далі</w:t>
-      </w:r>
-      <w:proofErr w:type="spellEnd"/>
-      <w:r>
-        <w:rPr>
-          <w:rFonts w:ascii="Times New Roman" w:hAnsi="Times New Roman" w:cs="Times New Roman"/>
-          <w:b/>
-          <w:sz w:val="20"/>
-          <w:szCs w:val="20"/>
-        </w:rPr>
-        <w:t xml:space="preserve"> – </w:t>
-      </w:r>
-      <w:proofErr w:type="spellStart"/>
-      <w:r>
-        <w:rPr>
-          <w:rFonts w:ascii="Times New Roman" w:hAnsi="Times New Roman" w:cs="Times New Roman"/>
-          <w:b/>
-          <w:sz w:val="20"/>
-          <w:szCs w:val="20"/>
-        </w:rPr>
-        <w:t>Користувач</w:t>
-      </w:r>
-      <w:proofErr w:type="spellEnd"/>
-      <w:r>
-        <w:rPr>
-          <w:rFonts w:ascii="Times New Roman" w:hAnsi="Times New Roman" w:cs="Times New Roman"/>
-          <w:b/>
-          <w:sz w:val="20"/>
-          <w:szCs w:val="20"/>
-        </w:rPr>
-        <w:t>)</w:t>
+        <w:t>(далі – Користувач)</w:t>
       </w:r>
       <w:r>
         <w:rPr>
@@ -910,7 +870,6 @@
           <w:lang w:val="uk-UA" w:eastAsia="ru-RU"/>
         </w:rPr>
       </w:pPr>
-      <w:proofErr w:type="spellStart"/>
       <w:r>
         <w:rPr>
           <w:rFonts w:ascii="Times New Roman" w:eastAsia="MS Mincho" w:hAnsi="Times New Roman" w:cs="Times New Roman"/>
@@ -920,51 +879,17 @@
           <w:szCs w:val="20"/>
           <w:lang w:val="uk-UA" w:eastAsia="ru-RU"/>
         </w:rPr>
-        <w:t>демо</w:t>
-      </w:r>
-      <w:proofErr w:type="spellEnd"/>
-      <w:r>
-        <w:rPr>
-          <w:rFonts w:ascii="Times New Roman" w:eastAsia="MS Mincho" w:hAnsi="Times New Roman" w:cs="Times New Roman"/>
-          <w:b/>
+        <w:t>демо-режим</w:t>
+      </w:r>
+      <w:r>
+        <w:rPr>
+          <w:rFonts w:ascii="Times New Roman" w:eastAsia="MS Mincho" w:hAnsi="Times New Roman" w:cs="Times New Roman"/>
           <w:spacing w:val="-6"/>
           <w:sz w:val="20"/>
           <w:szCs w:val="20"/>
           <w:lang w:val="uk-UA" w:eastAsia="ru-RU"/>
         </w:rPr>
-        <w:t>-режим</w:t>
-      </w:r>
-      <w:r>
-        <w:rPr>
-          <w:rFonts w:ascii="Times New Roman" w:eastAsia="MS Mincho" w:hAnsi="Times New Roman" w:cs="Times New Roman"/>
-          <w:spacing w:val="-6"/>
-          <w:sz w:val="20"/>
-          <w:szCs w:val="20"/>
-          <w:lang w:val="uk-UA" w:eastAsia="ru-RU"/>
-        </w:rPr>
-        <w:t xml:space="preserve"> - безоплатне публічне виконання музичних творів за допомогою музичного автомата, яке не передбачає попередній вибір музичного твору та може слугувати як повсякчасне централізоване озвучування приміщення, в якому знаходиться музичний автомат. Для використання музичних творів в </w:t>
-      </w:r>
-      <w:proofErr w:type="spellStart"/>
-      <w:r>
-        <w:rPr>
-          <w:rFonts w:ascii="Times New Roman" w:eastAsia="MS Mincho" w:hAnsi="Times New Roman" w:cs="Times New Roman"/>
-          <w:spacing w:val="-6"/>
-          <w:sz w:val="20"/>
-          <w:szCs w:val="20"/>
-          <w:lang w:val="uk-UA" w:eastAsia="ru-RU"/>
-        </w:rPr>
-        <w:t>демо</w:t>
-      </w:r>
-      <w:proofErr w:type="spellEnd"/>
-      <w:r>
-        <w:rPr>
-          <w:rFonts w:ascii="Times New Roman" w:eastAsia="MS Mincho" w:hAnsi="Times New Roman" w:cs="Times New Roman"/>
-          <w:spacing w:val="-6"/>
-          <w:sz w:val="20"/>
-          <w:szCs w:val="20"/>
-          <w:lang w:val="uk-UA" w:eastAsia="ru-RU"/>
-        </w:rPr>
-        <w:t xml:space="preserve">-режимі, Користувач зобов’язаний отримати додатковий дозвіл від </w:t>
+        <w:t xml:space="preserve"> - безоплатне публічне виконання музичних творів за допомогою музичного автомата, яке не передбачає попередній вибір музичного твору та може слугувати як повсякчасне централізоване озвучування приміщення, в якому знаходиться музичний автомат. Для використання музичних творів в демо-режимі, Користувач зобов’язаний отримати додатковий дозвіл від </w:t>
       </w:r>
       <w:r>
         <w:rPr>
@@ -1352,582 +1277,24 @@
           <w:sz w:val="20"/>
           <w:szCs w:val="20"/>
         </w:rPr>
-        <w:t xml:space="preserve"> – твори, </w:t>
-      </w:r>
-      <w:proofErr w:type="spellStart"/>
+        <w:t xml:space="preserve"> – твори, повноваження на колективне управління якими на території України передано </w:t>
+      </w:r>
       <w:r>
         <w:rPr>
           <w:rFonts w:ascii="Times New Roman" w:hAnsi="Times New Roman" w:cs="Times New Roman"/>
           <w:sz w:val="20"/>
           <w:szCs w:val="20"/>
-        </w:rPr>
-        <w:t>повноваження</w:t>
-      </w:r>
-      <w:proofErr w:type="spellEnd"/>
+          <w:lang w:val="uk-UA"/>
+        </w:rPr>
+        <w:t xml:space="preserve">              </w:t>
+      </w:r>
       <w:r>
         <w:rPr>
           <w:rFonts w:ascii="Times New Roman" w:hAnsi="Times New Roman" w:cs="Times New Roman"/>
           <w:sz w:val="20"/>
           <w:szCs w:val="20"/>
         </w:rPr>
-        <w:t xml:space="preserve"> на </w:t>
-      </w:r>
-      <w:proofErr w:type="spellStart"/>
-      <w:r>
-        <w:rPr>
-          <w:rFonts w:ascii="Times New Roman" w:hAnsi="Times New Roman" w:cs="Times New Roman"/>
-          <w:sz w:val="20"/>
-          <w:szCs w:val="20"/>
-        </w:rPr>
-        <w:t>колективне</w:t>
-      </w:r>
-      <w:proofErr w:type="spellEnd"/>
-      <w:r>
-        <w:rPr>
-          <w:rFonts w:ascii="Times New Roman" w:hAnsi="Times New Roman" w:cs="Times New Roman"/>
-          <w:sz w:val="20"/>
-          <w:szCs w:val="20"/>
-        </w:rPr>
-        <w:t xml:space="preserve"> </w:t>
-      </w:r>
-      <w:proofErr w:type="spellStart"/>
-      <w:r>
-        <w:rPr>
-          <w:rFonts w:ascii="Times New Roman" w:hAnsi="Times New Roman" w:cs="Times New Roman"/>
-          <w:sz w:val="20"/>
-          <w:szCs w:val="20"/>
-        </w:rPr>
-        <w:t>управління</w:t>
-      </w:r>
-      <w:proofErr w:type="spellEnd"/>
-      <w:r>
-        <w:rPr>
-          <w:rFonts w:ascii="Times New Roman" w:hAnsi="Times New Roman" w:cs="Times New Roman"/>
-          <w:sz w:val="20"/>
-          <w:szCs w:val="20"/>
-        </w:rPr>
-        <w:t xml:space="preserve"> </w:t>
-      </w:r>
-      <w:proofErr w:type="spellStart"/>
-      <w:r>
-        <w:rPr>
-          <w:rFonts w:ascii="Times New Roman" w:hAnsi="Times New Roman" w:cs="Times New Roman"/>
-          <w:sz w:val="20"/>
-          <w:szCs w:val="20"/>
-        </w:rPr>
-        <w:t>якими</w:t>
-      </w:r>
-      <w:proofErr w:type="spellEnd"/>
-      <w:r>
-        <w:rPr>
-          <w:rFonts w:ascii="Times New Roman" w:hAnsi="Times New Roman" w:cs="Times New Roman"/>
-          <w:sz w:val="20"/>
-          <w:szCs w:val="20"/>
-        </w:rPr>
-        <w:t xml:space="preserve"> на </w:t>
-      </w:r>
-      <w:proofErr w:type="spellStart"/>
-      <w:r>
-        <w:rPr>
-          <w:rFonts w:ascii="Times New Roman" w:hAnsi="Times New Roman" w:cs="Times New Roman"/>
-          <w:sz w:val="20"/>
-          <w:szCs w:val="20"/>
-        </w:rPr>
-        <w:t>території</w:t>
-      </w:r>
-      <w:proofErr w:type="spellEnd"/>
-      <w:r>
-        <w:rPr>
-          <w:rFonts w:ascii="Times New Roman" w:hAnsi="Times New Roman" w:cs="Times New Roman"/>
-          <w:sz w:val="20"/>
-          <w:szCs w:val="20"/>
-        </w:rPr>
-        <w:t xml:space="preserve"> </w:t>
-      </w:r>
-      <w:proofErr w:type="spellStart"/>
-      <w:r>
-        <w:rPr>
-          <w:rFonts w:ascii="Times New Roman" w:hAnsi="Times New Roman" w:cs="Times New Roman"/>
-          <w:sz w:val="20"/>
-          <w:szCs w:val="20"/>
-        </w:rPr>
-        <w:t>України</w:t>
-      </w:r>
-      <w:proofErr w:type="spellEnd"/>
-      <w:r>
-        <w:rPr>
-          <w:rFonts w:ascii="Times New Roman" w:hAnsi="Times New Roman" w:cs="Times New Roman"/>
-          <w:sz w:val="20"/>
-          <w:szCs w:val="20"/>
-        </w:rPr>
-        <w:t xml:space="preserve"> передано </w:t>
-      </w:r>
-      <w:r>
-        <w:rPr>
-          <w:rFonts w:ascii="Times New Roman" w:hAnsi="Times New Roman" w:cs="Times New Roman"/>
-          <w:sz w:val="20"/>
-          <w:szCs w:val="20"/>
-          <w:lang w:val="uk-UA"/>
-        </w:rPr>
-        <w:t xml:space="preserve">              </w:t>
-      </w:r>
-      <w:r>
-        <w:rPr>
-          <w:rFonts w:ascii="Times New Roman" w:hAnsi="Times New Roman" w:cs="Times New Roman"/>
-          <w:sz w:val="20"/>
-          <w:szCs w:val="20"/>
-        </w:rPr>
-        <w:t xml:space="preserve">ГО УААСП </w:t>
-      </w:r>
-      <w:proofErr w:type="spellStart"/>
-      <w:r>
-        <w:rPr>
-          <w:rFonts w:ascii="Times New Roman" w:hAnsi="Times New Roman" w:cs="Times New Roman"/>
-          <w:sz w:val="20"/>
-          <w:szCs w:val="20"/>
-        </w:rPr>
-        <w:t>аналогічними</w:t>
-      </w:r>
-      <w:proofErr w:type="spellEnd"/>
-      <w:r>
-        <w:rPr>
-          <w:rFonts w:ascii="Times New Roman" w:hAnsi="Times New Roman" w:cs="Times New Roman"/>
-          <w:sz w:val="20"/>
-          <w:szCs w:val="20"/>
-        </w:rPr>
-        <w:t xml:space="preserve"> </w:t>
-      </w:r>
-      <w:proofErr w:type="spellStart"/>
-      <w:r>
-        <w:rPr>
-          <w:rFonts w:ascii="Times New Roman" w:hAnsi="Times New Roman" w:cs="Times New Roman"/>
-          <w:sz w:val="20"/>
-          <w:szCs w:val="20"/>
-        </w:rPr>
-        <w:t>іноземними</w:t>
-      </w:r>
-      <w:proofErr w:type="spellEnd"/>
-      <w:r>
-        <w:rPr>
-          <w:rFonts w:ascii="Times New Roman" w:hAnsi="Times New Roman" w:cs="Times New Roman"/>
-          <w:sz w:val="20"/>
-          <w:szCs w:val="20"/>
-        </w:rPr>
-        <w:t xml:space="preserve"> </w:t>
-      </w:r>
-      <w:proofErr w:type="spellStart"/>
-      <w:r>
-        <w:rPr>
-          <w:rFonts w:ascii="Times New Roman" w:hAnsi="Times New Roman" w:cs="Times New Roman"/>
-          <w:sz w:val="20"/>
-          <w:szCs w:val="20"/>
-        </w:rPr>
-        <w:t>авторсько-правовими</w:t>
-      </w:r>
-      <w:proofErr w:type="spellEnd"/>
-      <w:r>
-        <w:rPr>
-          <w:rFonts w:ascii="Times New Roman" w:hAnsi="Times New Roman" w:cs="Times New Roman"/>
-          <w:sz w:val="20"/>
-          <w:szCs w:val="20"/>
-        </w:rPr>
-        <w:t xml:space="preserve"> </w:t>
-      </w:r>
-      <w:proofErr w:type="spellStart"/>
-      <w:r>
-        <w:rPr>
-          <w:rFonts w:ascii="Times New Roman" w:hAnsi="Times New Roman" w:cs="Times New Roman"/>
-          <w:sz w:val="20"/>
-          <w:szCs w:val="20"/>
-        </w:rPr>
-        <w:t>організаціями</w:t>
-      </w:r>
-      <w:proofErr w:type="spellEnd"/>
-      <w:r>
-        <w:rPr>
-          <w:rFonts w:ascii="Times New Roman" w:hAnsi="Times New Roman" w:cs="Times New Roman"/>
-          <w:sz w:val="20"/>
-          <w:szCs w:val="20"/>
-        </w:rPr>
-        <w:t xml:space="preserve"> на </w:t>
-      </w:r>
-      <w:proofErr w:type="spellStart"/>
-      <w:r>
-        <w:rPr>
-          <w:rFonts w:ascii="Times New Roman" w:hAnsi="Times New Roman" w:cs="Times New Roman"/>
-          <w:sz w:val="20"/>
-          <w:szCs w:val="20"/>
-        </w:rPr>
-        <w:t>підставі</w:t>
-      </w:r>
-      <w:proofErr w:type="spellEnd"/>
-      <w:r>
-        <w:rPr>
-          <w:rFonts w:ascii="Times New Roman" w:hAnsi="Times New Roman" w:cs="Times New Roman"/>
-          <w:sz w:val="20"/>
-          <w:szCs w:val="20"/>
-        </w:rPr>
-        <w:t xml:space="preserve"> </w:t>
-      </w:r>
-      <w:proofErr w:type="spellStart"/>
-      <w:r>
-        <w:rPr>
-          <w:rFonts w:ascii="Times New Roman" w:hAnsi="Times New Roman" w:cs="Times New Roman"/>
-          <w:sz w:val="20"/>
-          <w:szCs w:val="20"/>
-        </w:rPr>
-        <w:t>договорів</w:t>
-      </w:r>
-      <w:proofErr w:type="spellEnd"/>
-      <w:r>
-        <w:rPr>
-          <w:rFonts w:ascii="Times New Roman" w:hAnsi="Times New Roman" w:cs="Times New Roman"/>
-          <w:sz w:val="20"/>
-          <w:szCs w:val="20"/>
-        </w:rPr>
-        <w:t xml:space="preserve"> про </w:t>
-      </w:r>
-      <w:proofErr w:type="spellStart"/>
-      <w:r>
-        <w:rPr>
-          <w:rFonts w:ascii="Times New Roman" w:hAnsi="Times New Roman" w:cs="Times New Roman"/>
-          <w:sz w:val="20"/>
-          <w:szCs w:val="20"/>
-        </w:rPr>
-        <w:t>взаємне</w:t>
-      </w:r>
-      <w:proofErr w:type="spellEnd"/>
-      <w:r>
-        <w:rPr>
-          <w:rFonts w:ascii="Times New Roman" w:hAnsi="Times New Roman" w:cs="Times New Roman"/>
-          <w:sz w:val="20"/>
-          <w:szCs w:val="20"/>
-        </w:rPr>
-        <w:t xml:space="preserve"> </w:t>
-      </w:r>
-      <w:proofErr w:type="spellStart"/>
-      <w:r>
-        <w:rPr>
-          <w:rFonts w:ascii="Times New Roman" w:hAnsi="Times New Roman" w:cs="Times New Roman"/>
-          <w:sz w:val="20"/>
-          <w:szCs w:val="20"/>
-        </w:rPr>
-        <w:t>представництво</w:t>
-      </w:r>
-      <w:proofErr w:type="spellEnd"/>
-      <w:r>
-        <w:rPr>
-          <w:rFonts w:ascii="Times New Roman" w:hAnsi="Times New Roman" w:cs="Times New Roman"/>
-          <w:sz w:val="20"/>
-          <w:szCs w:val="20"/>
-        </w:rPr>
-        <w:t xml:space="preserve"> </w:t>
-      </w:r>
-      <w:proofErr w:type="spellStart"/>
-      <w:r>
-        <w:rPr>
-          <w:rFonts w:ascii="Times New Roman" w:hAnsi="Times New Roman" w:cs="Times New Roman"/>
-          <w:sz w:val="20"/>
-          <w:szCs w:val="20"/>
-        </w:rPr>
-        <w:t>інтересів</w:t>
-      </w:r>
-      <w:proofErr w:type="spellEnd"/>
-      <w:r>
-        <w:rPr>
-          <w:rFonts w:ascii="Times New Roman" w:hAnsi="Times New Roman" w:cs="Times New Roman"/>
-          <w:sz w:val="20"/>
-          <w:szCs w:val="20"/>
-        </w:rPr>
-        <w:t xml:space="preserve"> (договорами про </w:t>
-      </w:r>
-      <w:proofErr w:type="spellStart"/>
-      <w:r>
-        <w:rPr>
-          <w:rFonts w:ascii="Times New Roman" w:hAnsi="Times New Roman" w:cs="Times New Roman"/>
-          <w:sz w:val="20"/>
-          <w:szCs w:val="20"/>
-        </w:rPr>
-        <w:t>представництво</w:t>
-      </w:r>
-      <w:proofErr w:type="spellEnd"/>
-      <w:r>
-        <w:rPr>
-          <w:rFonts w:ascii="Times New Roman" w:hAnsi="Times New Roman" w:cs="Times New Roman"/>
-          <w:sz w:val="20"/>
-          <w:szCs w:val="20"/>
-        </w:rPr>
-        <w:t xml:space="preserve"> прав), </w:t>
-      </w:r>
-      <w:proofErr w:type="spellStart"/>
-      <w:r>
-        <w:rPr>
-          <w:rFonts w:ascii="Times New Roman" w:hAnsi="Times New Roman" w:cs="Times New Roman"/>
-          <w:sz w:val="20"/>
-          <w:szCs w:val="20"/>
-        </w:rPr>
-        <w:t>українськими</w:t>
-      </w:r>
-      <w:proofErr w:type="spellEnd"/>
-      <w:r>
-        <w:rPr>
-          <w:rFonts w:ascii="Times New Roman" w:hAnsi="Times New Roman" w:cs="Times New Roman"/>
-          <w:sz w:val="20"/>
-          <w:szCs w:val="20"/>
-        </w:rPr>
-        <w:t xml:space="preserve"> / </w:t>
-      </w:r>
-      <w:proofErr w:type="spellStart"/>
-      <w:r>
-        <w:rPr>
-          <w:rFonts w:ascii="Times New Roman" w:hAnsi="Times New Roman" w:cs="Times New Roman"/>
-          <w:sz w:val="20"/>
-          <w:szCs w:val="20"/>
-        </w:rPr>
-        <w:t>іноземними</w:t>
-      </w:r>
-      <w:proofErr w:type="spellEnd"/>
-      <w:r>
-        <w:rPr>
-          <w:rFonts w:ascii="Times New Roman" w:hAnsi="Times New Roman" w:cs="Times New Roman"/>
-          <w:sz w:val="20"/>
-          <w:szCs w:val="20"/>
-        </w:rPr>
-        <w:t xml:space="preserve"> </w:t>
-      </w:r>
-      <w:proofErr w:type="spellStart"/>
-      <w:r>
-        <w:rPr>
-          <w:rFonts w:ascii="Times New Roman" w:hAnsi="Times New Roman" w:cs="Times New Roman"/>
-          <w:sz w:val="20"/>
-          <w:szCs w:val="20"/>
-        </w:rPr>
-        <w:t>суб’єктами</w:t>
-      </w:r>
-      <w:proofErr w:type="spellEnd"/>
-      <w:r>
-        <w:rPr>
-          <w:rFonts w:ascii="Times New Roman" w:hAnsi="Times New Roman" w:cs="Times New Roman"/>
-          <w:sz w:val="20"/>
-          <w:szCs w:val="20"/>
-        </w:rPr>
-        <w:t xml:space="preserve"> </w:t>
-      </w:r>
-      <w:proofErr w:type="spellStart"/>
-      <w:r>
-        <w:rPr>
-          <w:rFonts w:ascii="Times New Roman" w:hAnsi="Times New Roman" w:cs="Times New Roman"/>
-          <w:sz w:val="20"/>
-          <w:szCs w:val="20"/>
-        </w:rPr>
-        <w:t>авторського</w:t>
-      </w:r>
-      <w:proofErr w:type="spellEnd"/>
-      <w:r>
-        <w:rPr>
-          <w:rFonts w:ascii="Times New Roman" w:hAnsi="Times New Roman" w:cs="Times New Roman"/>
-          <w:sz w:val="20"/>
-          <w:szCs w:val="20"/>
-        </w:rPr>
-        <w:t xml:space="preserve"> права (</w:t>
-      </w:r>
-      <w:proofErr w:type="spellStart"/>
-      <w:r>
-        <w:rPr>
-          <w:rFonts w:ascii="Times New Roman" w:hAnsi="Times New Roman" w:cs="Times New Roman"/>
-          <w:sz w:val="20"/>
-          <w:szCs w:val="20"/>
-        </w:rPr>
-        <w:t>правовласниками</w:t>
-      </w:r>
-      <w:proofErr w:type="spellEnd"/>
-      <w:r>
-        <w:rPr>
-          <w:rFonts w:ascii="Times New Roman" w:hAnsi="Times New Roman" w:cs="Times New Roman"/>
-          <w:sz w:val="20"/>
-          <w:szCs w:val="20"/>
-        </w:rPr>
-        <w:t xml:space="preserve">) та </w:t>
-      </w:r>
-      <w:proofErr w:type="spellStart"/>
-      <w:r>
-        <w:rPr>
-          <w:rFonts w:ascii="Times New Roman" w:hAnsi="Times New Roman" w:cs="Times New Roman"/>
-          <w:sz w:val="20"/>
-          <w:szCs w:val="20"/>
-        </w:rPr>
-        <w:t>їх</w:t>
-      </w:r>
-      <w:proofErr w:type="spellEnd"/>
-      <w:r>
-        <w:rPr>
-          <w:rFonts w:ascii="Times New Roman" w:hAnsi="Times New Roman" w:cs="Times New Roman"/>
-          <w:sz w:val="20"/>
-          <w:szCs w:val="20"/>
-        </w:rPr>
-        <w:t xml:space="preserve"> </w:t>
-      </w:r>
-      <w:proofErr w:type="spellStart"/>
-      <w:r>
-        <w:rPr>
-          <w:rFonts w:ascii="Times New Roman" w:hAnsi="Times New Roman" w:cs="Times New Roman"/>
-          <w:sz w:val="20"/>
-          <w:szCs w:val="20"/>
-        </w:rPr>
-        <w:t>правонаступниками</w:t>
-      </w:r>
-      <w:proofErr w:type="spellEnd"/>
-      <w:r>
-        <w:rPr>
-          <w:rFonts w:ascii="Times New Roman" w:hAnsi="Times New Roman" w:cs="Times New Roman"/>
-          <w:sz w:val="20"/>
-          <w:szCs w:val="20"/>
-        </w:rPr>
-        <w:t xml:space="preserve">  на </w:t>
-      </w:r>
-      <w:proofErr w:type="spellStart"/>
-      <w:r>
-        <w:rPr>
-          <w:rFonts w:ascii="Times New Roman" w:hAnsi="Times New Roman" w:cs="Times New Roman"/>
-          <w:sz w:val="20"/>
-          <w:szCs w:val="20"/>
-        </w:rPr>
-        <w:t>підставі</w:t>
-      </w:r>
-      <w:proofErr w:type="spellEnd"/>
-      <w:r>
-        <w:rPr>
-          <w:rFonts w:ascii="Times New Roman" w:hAnsi="Times New Roman" w:cs="Times New Roman"/>
-          <w:sz w:val="20"/>
-          <w:szCs w:val="20"/>
-        </w:rPr>
-        <w:t xml:space="preserve"> </w:t>
-      </w:r>
-      <w:proofErr w:type="spellStart"/>
-      <w:r>
-        <w:rPr>
-          <w:rFonts w:ascii="Times New Roman" w:hAnsi="Times New Roman" w:cs="Times New Roman"/>
-          <w:sz w:val="20"/>
-          <w:szCs w:val="20"/>
-        </w:rPr>
-        <w:t>письмових</w:t>
-      </w:r>
-      <w:proofErr w:type="spellEnd"/>
-      <w:r>
-        <w:rPr>
-          <w:rFonts w:ascii="Times New Roman" w:hAnsi="Times New Roman" w:cs="Times New Roman"/>
-          <w:sz w:val="20"/>
-          <w:szCs w:val="20"/>
-        </w:rPr>
-        <w:t xml:space="preserve"> </w:t>
-      </w:r>
-      <w:proofErr w:type="spellStart"/>
-      <w:r>
-        <w:rPr>
-          <w:rFonts w:ascii="Times New Roman" w:hAnsi="Times New Roman" w:cs="Times New Roman"/>
-          <w:sz w:val="20"/>
-          <w:szCs w:val="20"/>
-        </w:rPr>
-        <w:t>договорів</w:t>
-      </w:r>
-      <w:proofErr w:type="spellEnd"/>
-      <w:r>
-        <w:rPr>
-          <w:rFonts w:ascii="Times New Roman" w:hAnsi="Times New Roman" w:cs="Times New Roman"/>
-          <w:sz w:val="20"/>
-          <w:szCs w:val="20"/>
-        </w:rPr>
-        <w:t xml:space="preserve"> - </w:t>
-      </w:r>
-      <w:proofErr w:type="spellStart"/>
-      <w:r>
-        <w:rPr>
-          <w:rFonts w:ascii="Times New Roman" w:hAnsi="Times New Roman" w:cs="Times New Roman"/>
-          <w:sz w:val="20"/>
-          <w:szCs w:val="20"/>
-        </w:rPr>
-        <w:t>згідно</w:t>
-      </w:r>
-      <w:proofErr w:type="spellEnd"/>
-      <w:r>
-        <w:rPr>
-          <w:rFonts w:ascii="Times New Roman" w:hAnsi="Times New Roman" w:cs="Times New Roman"/>
-          <w:sz w:val="20"/>
-          <w:szCs w:val="20"/>
-        </w:rPr>
-        <w:t xml:space="preserve"> </w:t>
-      </w:r>
-      <w:proofErr w:type="spellStart"/>
-      <w:r>
-        <w:rPr>
-          <w:rFonts w:ascii="Times New Roman" w:hAnsi="Times New Roman" w:cs="Times New Roman"/>
-          <w:sz w:val="20"/>
-          <w:szCs w:val="20"/>
-        </w:rPr>
-        <w:t>переліку</w:t>
-      </w:r>
-      <w:proofErr w:type="spellEnd"/>
-      <w:r>
-        <w:rPr>
-          <w:rFonts w:ascii="Times New Roman" w:hAnsi="Times New Roman" w:cs="Times New Roman"/>
-          <w:sz w:val="20"/>
-          <w:szCs w:val="20"/>
-        </w:rPr>
-        <w:t xml:space="preserve"> </w:t>
-      </w:r>
-      <w:proofErr w:type="spellStart"/>
-      <w:r>
-        <w:rPr>
-          <w:rFonts w:ascii="Times New Roman" w:hAnsi="Times New Roman" w:cs="Times New Roman"/>
-          <w:sz w:val="20"/>
-          <w:szCs w:val="20"/>
-        </w:rPr>
-        <w:t>творів</w:t>
-      </w:r>
-      <w:proofErr w:type="spellEnd"/>
-      <w:r>
-        <w:rPr>
-          <w:rFonts w:ascii="Times New Roman" w:hAnsi="Times New Roman" w:cs="Times New Roman"/>
-          <w:sz w:val="20"/>
-          <w:szCs w:val="20"/>
-        </w:rPr>
-        <w:t xml:space="preserve">, </w:t>
-      </w:r>
-      <w:proofErr w:type="spellStart"/>
-      <w:r>
-        <w:rPr>
-          <w:rFonts w:ascii="Times New Roman" w:hAnsi="Times New Roman" w:cs="Times New Roman"/>
-          <w:sz w:val="20"/>
-          <w:szCs w:val="20"/>
-        </w:rPr>
-        <w:t>передбаченого</w:t>
-      </w:r>
-      <w:proofErr w:type="spellEnd"/>
-      <w:r>
-        <w:rPr>
-          <w:rFonts w:ascii="Times New Roman" w:hAnsi="Times New Roman" w:cs="Times New Roman"/>
-          <w:sz w:val="20"/>
-          <w:szCs w:val="20"/>
-        </w:rPr>
-        <w:t xml:space="preserve"> на </w:t>
-      </w:r>
-      <w:proofErr w:type="spellStart"/>
-      <w:r>
-        <w:rPr>
-          <w:rFonts w:ascii="Times New Roman" w:hAnsi="Times New Roman" w:cs="Times New Roman"/>
-          <w:sz w:val="20"/>
-          <w:szCs w:val="20"/>
-        </w:rPr>
-        <w:t>сайті</w:t>
-      </w:r>
-      <w:proofErr w:type="spellEnd"/>
-      <w:r>
-        <w:rPr>
-          <w:rFonts w:ascii="Times New Roman" w:hAnsi="Times New Roman" w:cs="Times New Roman"/>
-          <w:sz w:val="20"/>
-          <w:szCs w:val="20"/>
-        </w:rPr>
-        <w:t xml:space="preserve"> ГО УААСП: </w:t>
+        <w:t xml:space="preserve">ГО УААСП аналогічними іноземними авторсько-правовими організаціями на підставі договорів про взаємне представництво інтересів (договорами про представництво прав), українськими / іноземними суб’єктами авторського права (правовласниками) та їх правонаступниками  на підставі письмових договорів - згідно переліку творів, передбаченого на сайті ГО УААСП: </w:t>
       </w:r>
       <w:hyperlink r:id="rId7" w:history="1">
         <w:r>
@@ -1946,605 +1313,87 @@
           <w:sz w:val="20"/>
           <w:szCs w:val="20"/>
         </w:rPr>
-        <w:t xml:space="preserve">. </w:t>
-      </w:r>
-      <w:proofErr w:type="spellStart"/>
+        <w:t>. Оскільки, в управлінні ГО УААСП перебувають твори, які входять до каталогів (</w:t>
+      </w:r>
       <w:r>
         <w:rPr>
           <w:rFonts w:ascii="Times New Roman" w:hAnsi="Times New Roman" w:cs="Times New Roman"/>
           <w:sz w:val="20"/>
           <w:szCs w:val="20"/>
         </w:rPr>
-        <w:t>Оскільки</w:t>
-      </w:r>
-      <w:proofErr w:type="spellEnd"/>
+        <w:t>репертуар</w:t>
+      </w:r>
       <w:r>
         <w:rPr>
           <w:rFonts w:ascii="Times New Roman" w:hAnsi="Times New Roman" w:cs="Times New Roman"/>
           <w:sz w:val="20"/>
           <w:szCs w:val="20"/>
         </w:rPr>
-        <w:t xml:space="preserve">, в </w:t>
-      </w:r>
-      <w:proofErr w:type="spellStart"/>
+        <w:t>ів) іноземних авторсько-правових організацій, видавців – посил</w:t>
+      </w:r>
       <w:r>
         <w:rPr>
           <w:rFonts w:ascii="Times New Roman" w:hAnsi="Times New Roman" w:cs="Times New Roman"/>
           <w:sz w:val="20"/>
           <w:szCs w:val="20"/>
         </w:rPr>
-        <w:t>управлінні</w:t>
-      </w:r>
-      <w:proofErr w:type="spellEnd"/>
+        <w:t>ання на каталог (</w:t>
+      </w:r>
       <w:r>
         <w:rPr>
           <w:rFonts w:ascii="Times New Roman" w:hAnsi="Times New Roman" w:cs="Times New Roman"/>
           <w:sz w:val="20"/>
           <w:szCs w:val="20"/>
         </w:rPr>
-        <w:t xml:space="preserve"> ГО УААСП </w:t>
-      </w:r>
-      <w:proofErr w:type="spellStart"/>
+        <w:t>репертуар</w:t>
+      </w:r>
       <w:r>
         <w:rPr>
           <w:rFonts w:ascii="Times New Roman" w:hAnsi="Times New Roman" w:cs="Times New Roman"/>
           <w:sz w:val="20"/>
           <w:szCs w:val="20"/>
         </w:rPr>
-        <w:t>перебувають</w:t>
-      </w:r>
-      <w:proofErr w:type="spellEnd"/>
+        <w:t>) тієї чи іншої іноземної авторсько-правової</w:t>
+      </w:r>
       <w:r>
         <w:rPr>
           <w:rFonts w:ascii="Times New Roman" w:hAnsi="Times New Roman" w:cs="Times New Roman"/>
           <w:sz w:val="20"/>
           <w:szCs w:val="20"/>
         </w:rPr>
-        <w:t xml:space="preserve"> твори, </w:t>
-      </w:r>
-      <w:proofErr w:type="spellStart"/>
+        <w:t xml:space="preserve"> </w:t>
+      </w:r>
       <w:r>
         <w:rPr>
           <w:rFonts w:ascii="Times New Roman" w:hAnsi="Times New Roman" w:cs="Times New Roman"/>
           <w:sz w:val="20"/>
           <w:szCs w:val="20"/>
         </w:rPr>
-        <w:t>які</w:t>
-      </w:r>
-      <w:proofErr w:type="spellEnd"/>
+        <w:t>організації</w:t>
+      </w:r>
       <w:r>
         <w:rPr>
           <w:rFonts w:ascii="Times New Roman" w:hAnsi="Times New Roman" w:cs="Times New Roman"/>
           <w:sz w:val="20"/>
           <w:szCs w:val="20"/>
         </w:rPr>
-        <w:t xml:space="preserve"> </w:t>
-      </w:r>
-      <w:proofErr w:type="spellStart"/>
+        <w:t xml:space="preserve"> та/або видавця означає можливість знайти п</w:t>
+      </w:r>
       <w:r>
         <w:rPr>
           <w:rFonts w:ascii="Times New Roman" w:hAnsi="Times New Roman" w:cs="Times New Roman"/>
           <w:sz w:val="20"/>
           <w:szCs w:val="20"/>
         </w:rPr>
-        <w:t>входять</w:t>
-      </w:r>
-      <w:proofErr w:type="spellEnd"/>
+        <w:t>евний твір на сайті відповідної авторсько-правової організації</w:t>
+      </w:r>
       <w:r>
         <w:rPr>
           <w:rFonts w:ascii="Times New Roman" w:hAnsi="Times New Roman" w:cs="Times New Roman"/>
           <w:sz w:val="20"/>
           <w:szCs w:val="20"/>
         </w:rPr>
-        <w:t xml:space="preserve"> до </w:t>
-      </w:r>
-      <w:proofErr w:type="spellStart"/>
-      <w:r>
-        <w:rPr>
-          <w:rFonts w:ascii="Times New Roman" w:hAnsi="Times New Roman" w:cs="Times New Roman"/>
-          <w:sz w:val="20"/>
-          <w:szCs w:val="20"/>
-        </w:rPr>
-        <w:t>каталогів</w:t>
-      </w:r>
-      <w:proofErr w:type="spellEnd"/>
-      <w:r>
-        <w:rPr>
-          <w:rFonts w:ascii="Times New Roman" w:hAnsi="Times New Roman" w:cs="Times New Roman"/>
-          <w:sz w:val="20"/>
-          <w:szCs w:val="20"/>
-        </w:rPr>
-        <w:t xml:space="preserve"> (</w:t>
-      </w:r>
-      <w:proofErr w:type="spellStart"/>
-      <w:r>
-        <w:rPr>
-          <w:rFonts w:ascii="Times New Roman" w:hAnsi="Times New Roman" w:cs="Times New Roman"/>
-          <w:sz w:val="20"/>
-          <w:szCs w:val="20"/>
-        </w:rPr>
-        <w:t>репертуар</w:t>
-      </w:r>
-      <w:r>
-        <w:rPr>
-          <w:rFonts w:ascii="Times New Roman" w:hAnsi="Times New Roman" w:cs="Times New Roman"/>
-          <w:sz w:val="20"/>
-          <w:szCs w:val="20"/>
-        </w:rPr>
-        <w:t>ів</w:t>
-      </w:r>
-      <w:proofErr w:type="spellEnd"/>
-      <w:r>
-        <w:rPr>
-          <w:rFonts w:ascii="Times New Roman" w:hAnsi="Times New Roman" w:cs="Times New Roman"/>
-          <w:sz w:val="20"/>
-          <w:szCs w:val="20"/>
-        </w:rPr>
-        <w:t xml:space="preserve">) </w:t>
-      </w:r>
-      <w:proofErr w:type="spellStart"/>
-      <w:r>
-        <w:rPr>
-          <w:rFonts w:ascii="Times New Roman" w:hAnsi="Times New Roman" w:cs="Times New Roman"/>
-          <w:sz w:val="20"/>
-          <w:szCs w:val="20"/>
-        </w:rPr>
-        <w:t>іноземних</w:t>
-      </w:r>
-      <w:proofErr w:type="spellEnd"/>
-      <w:r>
-        <w:rPr>
-          <w:rFonts w:ascii="Times New Roman" w:hAnsi="Times New Roman" w:cs="Times New Roman"/>
-          <w:sz w:val="20"/>
-          <w:szCs w:val="20"/>
-        </w:rPr>
-        <w:t xml:space="preserve"> </w:t>
-      </w:r>
-      <w:proofErr w:type="spellStart"/>
-      <w:r>
-        <w:rPr>
-          <w:rFonts w:ascii="Times New Roman" w:hAnsi="Times New Roman" w:cs="Times New Roman"/>
-          <w:sz w:val="20"/>
-          <w:szCs w:val="20"/>
-        </w:rPr>
-        <w:t>авторсько-правових</w:t>
-      </w:r>
-      <w:proofErr w:type="spellEnd"/>
-      <w:r>
-        <w:rPr>
-          <w:rFonts w:ascii="Times New Roman" w:hAnsi="Times New Roman" w:cs="Times New Roman"/>
-          <w:sz w:val="20"/>
-          <w:szCs w:val="20"/>
-        </w:rPr>
-        <w:t xml:space="preserve"> </w:t>
-      </w:r>
-      <w:proofErr w:type="spellStart"/>
-      <w:r>
-        <w:rPr>
-          <w:rFonts w:ascii="Times New Roman" w:hAnsi="Times New Roman" w:cs="Times New Roman"/>
-          <w:sz w:val="20"/>
-          <w:szCs w:val="20"/>
-        </w:rPr>
-        <w:t>організацій</w:t>
-      </w:r>
-      <w:proofErr w:type="spellEnd"/>
-      <w:r>
-        <w:rPr>
-          <w:rFonts w:ascii="Times New Roman" w:hAnsi="Times New Roman" w:cs="Times New Roman"/>
-          <w:sz w:val="20"/>
-          <w:szCs w:val="20"/>
-        </w:rPr>
-        <w:t xml:space="preserve">, </w:t>
-      </w:r>
-      <w:proofErr w:type="spellStart"/>
-      <w:r>
-        <w:rPr>
-          <w:rFonts w:ascii="Times New Roman" w:hAnsi="Times New Roman" w:cs="Times New Roman"/>
-          <w:sz w:val="20"/>
-          <w:szCs w:val="20"/>
-        </w:rPr>
-        <w:t>видавців</w:t>
-      </w:r>
-      <w:proofErr w:type="spellEnd"/>
-      <w:r>
-        <w:rPr>
-          <w:rFonts w:ascii="Times New Roman" w:hAnsi="Times New Roman" w:cs="Times New Roman"/>
-          <w:sz w:val="20"/>
-          <w:szCs w:val="20"/>
-        </w:rPr>
-        <w:t xml:space="preserve"> – </w:t>
-      </w:r>
-      <w:proofErr w:type="spellStart"/>
-      <w:r>
-        <w:rPr>
-          <w:rFonts w:ascii="Times New Roman" w:hAnsi="Times New Roman" w:cs="Times New Roman"/>
-          <w:sz w:val="20"/>
-          <w:szCs w:val="20"/>
-        </w:rPr>
-        <w:t>посил</w:t>
-      </w:r>
-      <w:r>
-        <w:rPr>
-          <w:rFonts w:ascii="Times New Roman" w:hAnsi="Times New Roman" w:cs="Times New Roman"/>
-          <w:sz w:val="20"/>
-          <w:szCs w:val="20"/>
-        </w:rPr>
-        <w:t>ання</w:t>
-      </w:r>
-      <w:proofErr w:type="spellEnd"/>
-      <w:r>
-        <w:rPr>
-          <w:rFonts w:ascii="Times New Roman" w:hAnsi="Times New Roman" w:cs="Times New Roman"/>
-          <w:sz w:val="20"/>
-          <w:szCs w:val="20"/>
-        </w:rPr>
-        <w:t xml:space="preserve"> на каталог (</w:t>
-      </w:r>
-      <w:r>
-        <w:rPr>
-          <w:rFonts w:ascii="Times New Roman" w:hAnsi="Times New Roman" w:cs="Times New Roman"/>
-          <w:sz w:val="20"/>
-          <w:szCs w:val="20"/>
-        </w:rPr>
-        <w:t>репертуар</w:t>
-      </w:r>
-      <w:r>
-        <w:rPr>
-          <w:rFonts w:ascii="Times New Roman" w:hAnsi="Times New Roman" w:cs="Times New Roman"/>
-          <w:sz w:val="20"/>
-          <w:szCs w:val="20"/>
-        </w:rPr>
-        <w:t xml:space="preserve">) </w:t>
-      </w:r>
-      <w:proofErr w:type="spellStart"/>
-      <w:r>
-        <w:rPr>
-          <w:rFonts w:ascii="Times New Roman" w:hAnsi="Times New Roman" w:cs="Times New Roman"/>
-          <w:sz w:val="20"/>
-          <w:szCs w:val="20"/>
-        </w:rPr>
-        <w:t>тієї</w:t>
-      </w:r>
-      <w:proofErr w:type="spellEnd"/>
-      <w:r>
-        <w:rPr>
-          <w:rFonts w:ascii="Times New Roman" w:hAnsi="Times New Roman" w:cs="Times New Roman"/>
-          <w:sz w:val="20"/>
-          <w:szCs w:val="20"/>
-        </w:rPr>
-        <w:t xml:space="preserve"> </w:t>
-      </w:r>
-      <w:proofErr w:type="spellStart"/>
-      <w:r>
-        <w:rPr>
-          <w:rFonts w:ascii="Times New Roman" w:hAnsi="Times New Roman" w:cs="Times New Roman"/>
-          <w:sz w:val="20"/>
-          <w:szCs w:val="20"/>
-        </w:rPr>
-        <w:t>чи</w:t>
-      </w:r>
-      <w:proofErr w:type="spellEnd"/>
-      <w:r>
-        <w:rPr>
-          <w:rFonts w:ascii="Times New Roman" w:hAnsi="Times New Roman" w:cs="Times New Roman"/>
-          <w:sz w:val="20"/>
-          <w:szCs w:val="20"/>
-        </w:rPr>
-        <w:t xml:space="preserve"> </w:t>
-      </w:r>
-      <w:proofErr w:type="spellStart"/>
-      <w:r>
-        <w:rPr>
-          <w:rFonts w:ascii="Times New Roman" w:hAnsi="Times New Roman" w:cs="Times New Roman"/>
-          <w:sz w:val="20"/>
-          <w:szCs w:val="20"/>
-        </w:rPr>
-        <w:t>іншої</w:t>
-      </w:r>
-      <w:proofErr w:type="spellEnd"/>
-      <w:r>
-        <w:rPr>
-          <w:rFonts w:ascii="Times New Roman" w:hAnsi="Times New Roman" w:cs="Times New Roman"/>
-          <w:sz w:val="20"/>
-          <w:szCs w:val="20"/>
-        </w:rPr>
-        <w:t xml:space="preserve"> </w:t>
-      </w:r>
-      <w:proofErr w:type="spellStart"/>
-      <w:r>
-        <w:rPr>
-          <w:rFonts w:ascii="Times New Roman" w:hAnsi="Times New Roman" w:cs="Times New Roman"/>
-          <w:sz w:val="20"/>
-          <w:szCs w:val="20"/>
-        </w:rPr>
-        <w:t>іноземної</w:t>
-      </w:r>
-      <w:proofErr w:type="spellEnd"/>
-      <w:r>
-        <w:rPr>
-          <w:rFonts w:ascii="Times New Roman" w:hAnsi="Times New Roman" w:cs="Times New Roman"/>
-          <w:sz w:val="20"/>
-          <w:szCs w:val="20"/>
-        </w:rPr>
-        <w:t xml:space="preserve"> </w:t>
-      </w:r>
-      <w:proofErr w:type="spellStart"/>
-      <w:r>
-        <w:rPr>
-          <w:rFonts w:ascii="Times New Roman" w:hAnsi="Times New Roman" w:cs="Times New Roman"/>
-          <w:sz w:val="20"/>
-          <w:szCs w:val="20"/>
-        </w:rPr>
-        <w:t>авторсько-правової</w:t>
-      </w:r>
-      <w:proofErr w:type="spellEnd"/>
-      <w:r>
-        <w:rPr>
-          <w:rFonts w:ascii="Times New Roman" w:hAnsi="Times New Roman" w:cs="Times New Roman"/>
-          <w:sz w:val="20"/>
-          <w:szCs w:val="20"/>
-        </w:rPr>
-        <w:t xml:space="preserve"> </w:t>
-      </w:r>
-      <w:proofErr w:type="spellStart"/>
-      <w:r>
-        <w:rPr>
-          <w:rFonts w:ascii="Times New Roman" w:hAnsi="Times New Roman" w:cs="Times New Roman"/>
-          <w:sz w:val="20"/>
-          <w:szCs w:val="20"/>
-        </w:rPr>
-        <w:t>організації</w:t>
-      </w:r>
-      <w:proofErr w:type="spellEnd"/>
-      <w:r>
-        <w:rPr>
-          <w:rFonts w:ascii="Times New Roman" w:hAnsi="Times New Roman" w:cs="Times New Roman"/>
-          <w:sz w:val="20"/>
-          <w:szCs w:val="20"/>
-        </w:rPr>
-        <w:t xml:space="preserve"> та/</w:t>
-      </w:r>
-      <w:proofErr w:type="spellStart"/>
-      <w:r>
-        <w:rPr>
-          <w:rFonts w:ascii="Times New Roman" w:hAnsi="Times New Roman" w:cs="Times New Roman"/>
-          <w:sz w:val="20"/>
-          <w:szCs w:val="20"/>
-        </w:rPr>
-        <w:t>або</w:t>
-      </w:r>
-      <w:proofErr w:type="spellEnd"/>
-      <w:r>
-        <w:rPr>
-          <w:rFonts w:ascii="Times New Roman" w:hAnsi="Times New Roman" w:cs="Times New Roman"/>
-          <w:sz w:val="20"/>
-          <w:szCs w:val="20"/>
-        </w:rPr>
-        <w:t xml:space="preserve"> </w:t>
-      </w:r>
-      <w:proofErr w:type="spellStart"/>
-      <w:r>
-        <w:rPr>
-          <w:rFonts w:ascii="Times New Roman" w:hAnsi="Times New Roman" w:cs="Times New Roman"/>
-          <w:sz w:val="20"/>
-          <w:szCs w:val="20"/>
-        </w:rPr>
-        <w:t>видавця</w:t>
-      </w:r>
-      <w:proofErr w:type="spellEnd"/>
-      <w:r>
-        <w:rPr>
-          <w:rFonts w:ascii="Times New Roman" w:hAnsi="Times New Roman" w:cs="Times New Roman"/>
-          <w:sz w:val="20"/>
-          <w:szCs w:val="20"/>
-        </w:rPr>
-        <w:t xml:space="preserve"> </w:t>
-      </w:r>
-      <w:proofErr w:type="spellStart"/>
-      <w:r>
-        <w:rPr>
-          <w:rFonts w:ascii="Times New Roman" w:hAnsi="Times New Roman" w:cs="Times New Roman"/>
-          <w:sz w:val="20"/>
-          <w:szCs w:val="20"/>
-        </w:rPr>
-        <w:t>означає</w:t>
-      </w:r>
-      <w:proofErr w:type="spellEnd"/>
-      <w:r>
-        <w:rPr>
-          <w:rFonts w:ascii="Times New Roman" w:hAnsi="Times New Roman" w:cs="Times New Roman"/>
-          <w:sz w:val="20"/>
-          <w:szCs w:val="20"/>
-        </w:rPr>
-        <w:t xml:space="preserve"> </w:t>
-      </w:r>
-      <w:proofErr w:type="spellStart"/>
-      <w:r>
-        <w:rPr>
-          <w:rFonts w:ascii="Times New Roman" w:hAnsi="Times New Roman" w:cs="Times New Roman"/>
-          <w:sz w:val="20"/>
-          <w:szCs w:val="20"/>
-        </w:rPr>
-        <w:t>можливість</w:t>
-      </w:r>
-      <w:proofErr w:type="spellEnd"/>
-      <w:r>
-        <w:rPr>
-          <w:rFonts w:ascii="Times New Roman" w:hAnsi="Times New Roman" w:cs="Times New Roman"/>
-          <w:sz w:val="20"/>
-          <w:szCs w:val="20"/>
-        </w:rPr>
-        <w:t xml:space="preserve"> </w:t>
-      </w:r>
-      <w:proofErr w:type="spellStart"/>
-      <w:r>
-        <w:rPr>
-          <w:rFonts w:ascii="Times New Roman" w:hAnsi="Times New Roman" w:cs="Times New Roman"/>
-          <w:sz w:val="20"/>
-          <w:szCs w:val="20"/>
-        </w:rPr>
-        <w:t>знайти</w:t>
-      </w:r>
-      <w:proofErr w:type="spellEnd"/>
-      <w:r>
-        <w:rPr>
-          <w:rFonts w:ascii="Times New Roman" w:hAnsi="Times New Roman" w:cs="Times New Roman"/>
-          <w:sz w:val="20"/>
-          <w:szCs w:val="20"/>
-        </w:rPr>
-        <w:t xml:space="preserve"> </w:t>
-      </w:r>
-      <w:proofErr w:type="spellStart"/>
-      <w:r>
-        <w:rPr>
-          <w:rFonts w:ascii="Times New Roman" w:hAnsi="Times New Roman" w:cs="Times New Roman"/>
-          <w:sz w:val="20"/>
-          <w:szCs w:val="20"/>
-        </w:rPr>
-        <w:t>п</w:t>
-      </w:r>
-      <w:r>
-        <w:rPr>
-          <w:rFonts w:ascii="Times New Roman" w:hAnsi="Times New Roman" w:cs="Times New Roman"/>
-          <w:sz w:val="20"/>
-          <w:szCs w:val="20"/>
-        </w:rPr>
-        <w:t>евний</w:t>
-      </w:r>
-      <w:proofErr w:type="spellEnd"/>
-      <w:r>
-        <w:rPr>
-          <w:rFonts w:ascii="Times New Roman" w:hAnsi="Times New Roman" w:cs="Times New Roman"/>
-          <w:sz w:val="20"/>
-          <w:szCs w:val="20"/>
-        </w:rPr>
-        <w:t xml:space="preserve"> </w:t>
-      </w:r>
-      <w:proofErr w:type="spellStart"/>
-      <w:r>
-        <w:rPr>
-          <w:rFonts w:ascii="Times New Roman" w:hAnsi="Times New Roman" w:cs="Times New Roman"/>
-          <w:sz w:val="20"/>
-          <w:szCs w:val="20"/>
-        </w:rPr>
-        <w:t>твір</w:t>
-      </w:r>
-      <w:proofErr w:type="spellEnd"/>
-      <w:r>
-        <w:rPr>
-          <w:rFonts w:ascii="Times New Roman" w:hAnsi="Times New Roman" w:cs="Times New Roman"/>
-          <w:sz w:val="20"/>
-          <w:szCs w:val="20"/>
-        </w:rPr>
-        <w:t xml:space="preserve"> на </w:t>
-      </w:r>
-      <w:proofErr w:type="spellStart"/>
-      <w:r>
-        <w:rPr>
-          <w:rFonts w:ascii="Times New Roman" w:hAnsi="Times New Roman" w:cs="Times New Roman"/>
-          <w:sz w:val="20"/>
-          <w:szCs w:val="20"/>
-        </w:rPr>
-        <w:t>сайті</w:t>
-      </w:r>
-      <w:proofErr w:type="spellEnd"/>
-      <w:r>
-        <w:rPr>
-          <w:rFonts w:ascii="Times New Roman" w:hAnsi="Times New Roman" w:cs="Times New Roman"/>
-          <w:sz w:val="20"/>
-          <w:szCs w:val="20"/>
-        </w:rPr>
-        <w:t xml:space="preserve"> </w:t>
-      </w:r>
-      <w:proofErr w:type="spellStart"/>
-      <w:r>
-        <w:rPr>
-          <w:rFonts w:ascii="Times New Roman" w:hAnsi="Times New Roman" w:cs="Times New Roman"/>
-          <w:sz w:val="20"/>
-          <w:szCs w:val="20"/>
-        </w:rPr>
-        <w:t>відповідної</w:t>
-      </w:r>
-      <w:proofErr w:type="spellEnd"/>
-      <w:r>
-        <w:rPr>
-          <w:rFonts w:ascii="Times New Roman" w:hAnsi="Times New Roman" w:cs="Times New Roman"/>
-          <w:sz w:val="20"/>
-          <w:szCs w:val="20"/>
-        </w:rPr>
-        <w:t xml:space="preserve"> </w:t>
-      </w:r>
-      <w:proofErr w:type="spellStart"/>
-      <w:r>
-        <w:rPr>
-          <w:rFonts w:ascii="Times New Roman" w:hAnsi="Times New Roman" w:cs="Times New Roman"/>
-          <w:sz w:val="20"/>
-          <w:szCs w:val="20"/>
-        </w:rPr>
-        <w:t>авторсько-правової</w:t>
-      </w:r>
-      <w:proofErr w:type="spellEnd"/>
-      <w:r>
-        <w:rPr>
-          <w:rFonts w:ascii="Times New Roman" w:hAnsi="Times New Roman" w:cs="Times New Roman"/>
-          <w:sz w:val="20"/>
-          <w:szCs w:val="20"/>
-        </w:rPr>
-        <w:t xml:space="preserve"> </w:t>
-      </w:r>
-      <w:proofErr w:type="spellStart"/>
-      <w:r>
-        <w:rPr>
-          <w:rFonts w:ascii="Times New Roman" w:hAnsi="Times New Roman" w:cs="Times New Roman"/>
-          <w:sz w:val="20"/>
-          <w:szCs w:val="20"/>
-        </w:rPr>
-        <w:t>організації</w:t>
-      </w:r>
-      <w:proofErr w:type="spellEnd"/>
-      <w:r>
-        <w:rPr>
-          <w:rFonts w:ascii="Times New Roman" w:hAnsi="Times New Roman" w:cs="Times New Roman"/>
-          <w:sz w:val="20"/>
-          <w:szCs w:val="20"/>
-        </w:rPr>
-        <w:t xml:space="preserve"> та/</w:t>
-      </w:r>
-      <w:proofErr w:type="spellStart"/>
-      <w:r>
-        <w:rPr>
-          <w:rFonts w:ascii="Times New Roman" w:hAnsi="Times New Roman" w:cs="Times New Roman"/>
-          <w:sz w:val="20"/>
-          <w:szCs w:val="20"/>
-        </w:rPr>
-        <w:t>або</w:t>
-      </w:r>
-      <w:proofErr w:type="spellEnd"/>
-      <w:r>
-        <w:rPr>
-          <w:rFonts w:ascii="Times New Roman" w:hAnsi="Times New Roman" w:cs="Times New Roman"/>
-          <w:sz w:val="20"/>
-          <w:szCs w:val="20"/>
-        </w:rPr>
-        <w:t xml:space="preserve"> </w:t>
-      </w:r>
-      <w:proofErr w:type="spellStart"/>
-      <w:r>
-        <w:rPr>
-          <w:rFonts w:ascii="Times New Roman" w:hAnsi="Times New Roman" w:cs="Times New Roman"/>
-          <w:sz w:val="20"/>
-          <w:szCs w:val="20"/>
-        </w:rPr>
-        <w:t>видавця</w:t>
-      </w:r>
-      <w:proofErr w:type="spellEnd"/>
-      <w:r>
-        <w:rPr>
-          <w:rFonts w:ascii="Times New Roman" w:hAnsi="Times New Roman" w:cs="Times New Roman"/>
-          <w:sz w:val="20"/>
-          <w:szCs w:val="20"/>
-        </w:rPr>
-        <w:t>;</w:t>
+        <w:t xml:space="preserve"> та/або видавця;</w:t>
       </w:r>
     </w:p>
     <w:p>
@@ -2765,54 +1614,40 @@
           <w:sz w:val="20"/>
           <w:szCs w:val="20"/>
         </w:rPr>
-        <w:t xml:space="preserve">за </w:t>
-      </w:r>
-      <w:proofErr w:type="spellStart"/>
+        <w:t>за допомогою</w:t>
+      </w:r>
       <w:r>
         <w:rPr>
           <w:rFonts w:ascii="Times New Roman" w:hAnsi="Times New Roman" w:cs="Times New Roman"/>
           <w:sz w:val="20"/>
           <w:szCs w:val="20"/>
         </w:rPr>
-        <w:t>допомогою</w:t>
-      </w:r>
-      <w:proofErr w:type="spellEnd"/>
+        <w:t xml:space="preserve"> </w:t>
+      </w:r>
       <w:r>
         <w:rPr>
           <w:rFonts w:ascii="Times New Roman" w:hAnsi="Times New Roman" w:cs="Times New Roman"/>
           <w:sz w:val="20"/>
           <w:szCs w:val="20"/>
         </w:rPr>
+        <w:t>музичних</w:t>
+      </w:r>
+      <w:r>
+        <w:rPr>
+          <w:rFonts w:ascii="Times New Roman" w:hAnsi="Times New Roman" w:cs="Times New Roman"/>
+          <w:sz w:val="20"/>
+          <w:szCs w:val="20"/>
+        </w:rPr>
         <w:t xml:space="preserve"> </w:t>
       </w:r>
-      <w:proofErr w:type="spellStart"/>
       <w:r>
         <w:rPr>
           <w:rFonts w:ascii="Times New Roman" w:hAnsi="Times New Roman" w:cs="Times New Roman"/>
           <w:sz w:val="20"/>
           <w:szCs w:val="20"/>
         </w:rPr>
-        <w:t>музичних</w:t>
-      </w:r>
-      <w:proofErr w:type="spellEnd"/>
-      <w:r>
-        <w:rPr>
-          <w:rFonts w:ascii="Times New Roman" w:hAnsi="Times New Roman" w:cs="Times New Roman"/>
-          <w:sz w:val="20"/>
-          <w:szCs w:val="20"/>
-        </w:rPr>
-        <w:t xml:space="preserve"> </w:t>
-      </w:r>
-      <w:proofErr w:type="spellStart"/>
-      <w:r>
-        <w:rPr>
-          <w:rFonts w:ascii="Times New Roman" w:hAnsi="Times New Roman" w:cs="Times New Roman"/>
-          <w:sz w:val="20"/>
-          <w:szCs w:val="20"/>
-        </w:rPr>
         <w:t>автоматів</w:t>
       </w:r>
-      <w:proofErr w:type="spellEnd"/>
       <w:r>
         <w:rPr>
           <w:rFonts w:ascii="Times New Roman" w:hAnsi="Times New Roman" w:cs="Times New Roman"/>
@@ -2868,6 +1703,7 @@
           <w:docPartGallery w:val="Tables"/>
         </w:docPartList>
       </w:sdtPr>
+      <w:sdtEndPr/>
       <w:sdtContent>
         <w:p>
           <w:pPr>
@@ -3352,27 +2188,7 @@
           <w:szCs w:val="20"/>
           <w:lang w:val="uk-UA"/>
         </w:rPr>
-        <w:t xml:space="preserve"> за допомогою музичного автомата, який працює в </w:t>
-      </w:r>
-      <w:proofErr w:type="spellStart"/>
-      <w:r>
-        <w:rPr>
-          <w:rFonts w:ascii="Times New Roman" w:hAnsi="Times New Roman" w:cs="Times New Roman"/>
-          <w:sz w:val="20"/>
-          <w:szCs w:val="20"/>
-          <w:lang w:val="uk-UA"/>
-        </w:rPr>
-        <w:t>демо</w:t>
-      </w:r>
-      <w:proofErr w:type="spellEnd"/>
-      <w:r>
-        <w:rPr>
-          <w:rFonts w:ascii="Times New Roman" w:hAnsi="Times New Roman" w:cs="Times New Roman"/>
-          <w:sz w:val="20"/>
-          <w:szCs w:val="20"/>
-          <w:lang w:val="uk-UA"/>
-        </w:rPr>
-        <w:t>-режимі, а також на публічне виконання музичних</w:t>
+        <w:t xml:space="preserve"> за допомогою музичного автомата, який працює в демо-режимі, а також на публічне виконання музичних</w:t>
       </w:r>
       <w:r>
         <w:rPr>
@@ -3741,29 +2557,8 @@
           <w:szCs w:val="20"/>
           <w:lang w:eastAsia="ru-RU"/>
         </w:rPr>
-        <w:t xml:space="preserve">, але не </w:t>
-      </w:r>
-      <w:proofErr w:type="spellStart"/>
-      <w:r>
-        <w:rPr>
-          <w:rFonts w:ascii="Times New Roman" w:eastAsia="MS Mincho" w:hAnsi="Times New Roman" w:cs="Times New Roman"/>
-          <w:sz w:val="20"/>
-          <w:szCs w:val="20"/>
-          <w:lang w:eastAsia="ru-RU"/>
-        </w:rPr>
-        <w:t>менше</w:t>
-      </w:r>
-      <w:proofErr w:type="spellEnd"/>
-      <w:r>
-        <w:rPr>
-          <w:rFonts w:ascii="Times New Roman" w:eastAsia="MS Mincho" w:hAnsi="Times New Roman" w:cs="Times New Roman"/>
-          <w:sz w:val="20"/>
-          <w:szCs w:val="20"/>
-          <w:lang w:eastAsia="ru-RU"/>
-        </w:rPr>
-        <w:t xml:space="preserve"> н</w:t>
-      </w:r>
-      <w:proofErr w:type="spellStart"/>
+        <w:t>, але не менше н</w:t>
+      </w:r>
       <w:r>
         <w:rPr>
           <w:rFonts w:ascii="Times New Roman" w:eastAsia="MS Mincho" w:hAnsi="Times New Roman" w:cs="Times New Roman"/>
@@ -3773,7 +2568,6 @@
         </w:rPr>
         <w:t>іж</w:t>
       </w:r>
-      <w:proofErr w:type="spellEnd"/>
       <w:r>
         <w:rPr>
           <w:rFonts w:ascii="Times New Roman" w:eastAsia="MS Mincho" w:hAnsi="Times New Roman" w:cs="Times New Roman"/>
@@ -4241,25 +3035,14 @@
         </w:rPr>
         <w:t>п</w:t>
       </w:r>
-      <w:proofErr w:type="spellStart"/>
-      <w:r>
-        <w:rPr>
-          <w:rFonts w:ascii="Times New Roman" w:eastAsia="MS Mincho" w:hAnsi="Times New Roman" w:cs="Times New Roman"/>
-          <w:sz w:val="20"/>
-          <w:szCs w:val="20"/>
-          <w:lang w:val="uk-UA" w:eastAsia="ru-RU"/>
-        </w:rPr>
-        <w:t>редставника</w:t>
-      </w:r>
-      <w:proofErr w:type="spellEnd"/>
-      <w:r>
-        <w:rPr>
-          <w:rFonts w:ascii="Times New Roman" w:eastAsia="MS Mincho" w:hAnsi="Times New Roman" w:cs="Times New Roman"/>
-          <w:sz w:val="20"/>
-          <w:szCs w:val="20"/>
-          <w:lang w:val="uk-UA" w:eastAsia="ru-RU"/>
-        </w:rPr>
-        <w:t xml:space="preserve"> Звіт про публічно виконані твори (далі – Звіт) за формою, наведеною у </w:t>
+      <w:r>
+        <w:rPr>
+          <w:rFonts w:ascii="Times New Roman" w:eastAsia="MS Mincho" w:hAnsi="Times New Roman" w:cs="Times New Roman"/>
+          <w:sz w:val="20"/>
+          <w:szCs w:val="20"/>
+          <w:lang w:val="uk-UA" w:eastAsia="ru-RU"/>
+        </w:rPr>
+        <w:t xml:space="preserve">редставника Звіт про публічно виконані твори (далі – Звіт) за формою, наведеною у </w:t>
       </w:r>
       <w:r>
         <w:rPr>
@@ -4290,7 +3073,6 @@
         </w:rPr>
         <w:t>адрес</w:t>
       </w:r>
-      <w:proofErr w:type="spellStart"/>
       <w:r>
         <w:rPr>
           <w:rFonts w:ascii="Times New Roman" w:eastAsia="MS Mincho" w:hAnsi="Times New Roman" w:cs="Times New Roman"/>
@@ -4299,18 +3081,7 @@
           <w:szCs w:val="20"/>
           <w:lang w:eastAsia="ru-RU"/>
         </w:rPr>
-        <w:t>ою</w:t>
-      </w:r>
-      <w:proofErr w:type="spellEnd"/>
-      <w:r>
-        <w:rPr>
-          <w:rFonts w:ascii="Times New Roman" w:eastAsia="MS Mincho" w:hAnsi="Times New Roman" w:cs="Times New Roman"/>
-          <w:color w:val="000000"/>
-          <w:sz w:val="20"/>
-          <w:szCs w:val="20"/>
-          <w:lang w:eastAsia="ru-RU"/>
-        </w:rPr>
-        <w:t xml:space="preserve">: </w:t>
+        <w:t xml:space="preserve">ою: </w:t>
       </w:r>
       <w:hyperlink r:id="rId8" w:history="1">
         <w:r>
@@ -4340,20 +3111,8 @@
           <w:szCs w:val="20"/>
           <w:lang w:val="uk-UA" w:eastAsia="ru-RU"/>
         </w:rPr>
-        <w:t xml:space="preserve">(Звіт подається в файлі формату </w:t>
-      </w:r>
-      <w:proofErr w:type="spellStart"/>
-      <w:r>
-        <w:rPr>
-          <w:rFonts w:ascii="Times New Roman" w:eastAsia="MS Mincho" w:hAnsi="Times New Roman" w:cs="Times New Roman"/>
-          <w:i/>
-          <w:sz w:val="20"/>
-          <w:szCs w:val="20"/>
-          <w:lang w:val="uk-UA" w:eastAsia="ru-RU"/>
-        </w:rPr>
-        <w:t>Exсel</w:t>
-      </w:r>
-      <w:proofErr w:type="spellEnd"/>
+        <w:t>(Звіт подається в файлі формату Exсel</w:t>
+      </w:r>
       <w:r>
         <w:rPr>
           <w:rFonts w:ascii="Times New Roman" w:eastAsia="MS Mincho" w:hAnsi="Times New Roman" w:cs="Times New Roman"/>
@@ -4960,186 +3719,95 @@
         </w:rPr>
         <w:t xml:space="preserve">2.13. </w:t>
       </w:r>
-      <w:proofErr w:type="spellStart"/>
       <w:r>
         <w:rPr>
           <w:rFonts w:ascii="Times New Roman" w:hAnsi="Times New Roman" w:cs="Times New Roman"/>
           <w:sz w:val="20"/>
           <w:szCs w:val="20"/>
         </w:rPr>
-        <w:t>Одночасно</w:t>
-      </w:r>
-      <w:proofErr w:type="spellEnd"/>
+        <w:t>Одночасно з укладенням</w:t>
+      </w:r>
       <w:r>
         <w:rPr>
           <w:rFonts w:ascii="Times New Roman" w:hAnsi="Times New Roman" w:cs="Times New Roman"/>
           <w:sz w:val="20"/>
           <w:szCs w:val="20"/>
         </w:rPr>
-        <w:t xml:space="preserve"> з </w:t>
-      </w:r>
-      <w:proofErr w:type="spellStart"/>
+        <w:t xml:space="preserve"> </w:t>
+      </w:r>
       <w:r>
         <w:rPr>
           <w:rFonts w:ascii="Times New Roman" w:hAnsi="Times New Roman" w:cs="Times New Roman"/>
           <w:sz w:val="20"/>
           <w:szCs w:val="20"/>
         </w:rPr>
-        <w:t>укладенням</w:t>
-      </w:r>
-      <w:proofErr w:type="spellEnd"/>
+        <w:t>даного Догов</w:t>
+      </w:r>
       <w:r>
         <w:rPr>
           <w:rFonts w:ascii="Times New Roman" w:hAnsi="Times New Roman" w:cs="Times New Roman"/>
           <w:sz w:val="20"/>
           <w:szCs w:val="20"/>
+          <w:lang w:val="uk-UA"/>
+        </w:rPr>
+        <w:t>о</w:t>
+      </w:r>
+      <w:r>
+        <w:rPr>
+          <w:rFonts w:ascii="Times New Roman" w:hAnsi="Times New Roman" w:cs="Times New Roman"/>
+          <w:sz w:val="20"/>
+          <w:szCs w:val="20"/>
+        </w:rPr>
+        <w:t>ру ГО УААСП видає</w:t>
+      </w:r>
+      <w:r>
+        <w:rPr>
+          <w:rFonts w:ascii="Times New Roman" w:hAnsi="Times New Roman" w:cs="Times New Roman"/>
+          <w:sz w:val="20"/>
+          <w:szCs w:val="20"/>
         </w:rPr>
         <w:t xml:space="preserve"> </w:t>
       </w:r>
-      <w:proofErr w:type="spellStart"/>
       <w:r>
         <w:rPr>
           <w:rFonts w:ascii="Times New Roman" w:hAnsi="Times New Roman" w:cs="Times New Roman"/>
           <w:sz w:val="20"/>
           <w:szCs w:val="20"/>
         </w:rPr>
-        <w:t>даного</w:t>
-      </w:r>
-      <w:proofErr w:type="spellEnd"/>
+        <w:t>Користувачу</w:t>
+      </w:r>
       <w:r>
         <w:rPr>
           <w:rFonts w:ascii="Times New Roman" w:hAnsi="Times New Roman" w:cs="Times New Roman"/>
           <w:sz w:val="20"/>
           <w:szCs w:val="20"/>
         </w:rPr>
-        <w:t xml:space="preserve"> Догов</w:t>
+        <w:t xml:space="preserve"> </w:t>
       </w:r>
       <w:r>
         <w:rPr>
           <w:rFonts w:ascii="Times New Roman" w:hAnsi="Times New Roman" w:cs="Times New Roman"/>
           <w:sz w:val="20"/>
           <w:szCs w:val="20"/>
-          <w:lang w:val="uk-UA"/>
-        </w:rPr>
-        <w:t>о</w:t>
-      </w:r>
-      <w:proofErr w:type="spellStart"/>
+        </w:rPr>
+        <w:t>Ліцензію за</w:t>
+      </w:r>
       <w:r>
         <w:rPr>
           <w:rFonts w:ascii="Times New Roman" w:hAnsi="Times New Roman" w:cs="Times New Roman"/>
           <w:sz w:val="20"/>
           <w:szCs w:val="20"/>
         </w:rPr>
-        <w:t>ру</w:t>
-      </w:r>
-      <w:proofErr w:type="spellEnd"/>
+        <w:t xml:space="preserve"> формою, наведеною у </w:t>
+      </w:r>
       <w:r>
         <w:rPr>
           <w:rFonts w:ascii="Times New Roman" w:hAnsi="Times New Roman" w:cs="Times New Roman"/>
-          <w:sz w:val="20"/>
-          <w:szCs w:val="20"/>
-        </w:rPr>
-        <w:t xml:space="preserve"> ГО УААСП </w:t>
-      </w:r>
-      <w:proofErr w:type="spellStart"/>
-      <w:r>
-        <w:rPr>
-          <w:rFonts w:ascii="Times New Roman" w:hAnsi="Times New Roman" w:cs="Times New Roman"/>
-          <w:sz w:val="20"/>
-          <w:szCs w:val="20"/>
-        </w:rPr>
-        <w:t>видає</w:t>
-      </w:r>
-      <w:proofErr w:type="spellEnd"/>
-      <w:r>
-        <w:rPr>
-          <w:rFonts w:ascii="Times New Roman" w:hAnsi="Times New Roman" w:cs="Times New Roman"/>
-          <w:sz w:val="20"/>
-          <w:szCs w:val="20"/>
-        </w:rPr>
-        <w:t xml:space="preserve"> </w:t>
-      </w:r>
-      <w:proofErr w:type="spellStart"/>
-      <w:r>
-        <w:rPr>
-          <w:rFonts w:ascii="Times New Roman" w:hAnsi="Times New Roman" w:cs="Times New Roman"/>
-          <w:sz w:val="20"/>
-          <w:szCs w:val="20"/>
-        </w:rPr>
-        <w:t>Користувачу</w:t>
-      </w:r>
-      <w:proofErr w:type="spellEnd"/>
-      <w:r>
-        <w:rPr>
-          <w:rFonts w:ascii="Times New Roman" w:hAnsi="Times New Roman" w:cs="Times New Roman"/>
-          <w:sz w:val="20"/>
-          <w:szCs w:val="20"/>
-        </w:rPr>
-        <w:t xml:space="preserve"> </w:t>
-      </w:r>
-      <w:proofErr w:type="spellStart"/>
-      <w:r>
-        <w:rPr>
-          <w:rFonts w:ascii="Times New Roman" w:hAnsi="Times New Roman" w:cs="Times New Roman"/>
-          <w:sz w:val="20"/>
-          <w:szCs w:val="20"/>
-        </w:rPr>
-        <w:t>Ліцензію</w:t>
-      </w:r>
-      <w:proofErr w:type="spellEnd"/>
-      <w:r>
-        <w:rPr>
-          <w:rFonts w:ascii="Times New Roman" w:hAnsi="Times New Roman" w:cs="Times New Roman"/>
-          <w:sz w:val="20"/>
-          <w:szCs w:val="20"/>
-        </w:rPr>
-        <w:t xml:space="preserve"> за</w:t>
-      </w:r>
-      <w:r>
-        <w:rPr>
-          <w:rFonts w:ascii="Times New Roman" w:hAnsi="Times New Roman" w:cs="Times New Roman"/>
-          <w:sz w:val="20"/>
-          <w:szCs w:val="20"/>
-        </w:rPr>
-        <w:t xml:space="preserve"> формою, </w:t>
-      </w:r>
-      <w:proofErr w:type="spellStart"/>
-      <w:r>
-        <w:rPr>
-          <w:rFonts w:ascii="Times New Roman" w:hAnsi="Times New Roman" w:cs="Times New Roman"/>
-          <w:sz w:val="20"/>
-          <w:szCs w:val="20"/>
-        </w:rPr>
-        <w:t>наведеною</w:t>
-      </w:r>
-      <w:proofErr w:type="spellEnd"/>
-      <w:r>
-        <w:rPr>
-          <w:rFonts w:ascii="Times New Roman" w:hAnsi="Times New Roman" w:cs="Times New Roman"/>
-          <w:sz w:val="20"/>
-          <w:szCs w:val="20"/>
-        </w:rPr>
-        <w:t xml:space="preserve"> у </w:t>
-      </w:r>
-      <w:proofErr w:type="spellStart"/>
-      <w:r>
-        <w:rPr>
-          <w:rFonts w:ascii="Times New Roman" w:hAnsi="Times New Roman" w:cs="Times New Roman"/>
-          <w:b/>
-          <w:sz w:val="20"/>
-          <w:szCs w:val="20"/>
-        </w:rPr>
-        <w:t>Додатку</w:t>
-      </w:r>
-      <w:proofErr w:type="spellEnd"/>
-      <w:r>
-        <w:rPr>
-          <w:rFonts w:ascii="Times New Roman" w:hAnsi="Times New Roman" w:cs="Times New Roman"/>
-          <w:b/>
-          <w:sz w:val="20"/>
-          <w:szCs w:val="20"/>
-        </w:rPr>
-        <w:t xml:space="preserve"> № 3</w:t>
+          <w:b/>
+          <w:sz w:val="20"/>
+          <w:szCs w:val="20"/>
+        </w:rPr>
+        <w:t>Додатку № 3</w:t>
       </w:r>
       <w:r>
         <w:rPr>
@@ -5235,27 +3903,7 @@
           <w:lang w:val="uk-UA" w:eastAsia="ru-RU"/>
         </w:rPr>
         <w:lastRenderedPageBreak/>
-        <w:t>3.1. Користувач зобов’язаний використовувати оригінальні твори, що ідентифіковані по назвам, прізвищам і ініціалам авторів, без заподіяння їм шкоди, в тому числі не вносити змін або доповнень без письмового дозволу автора (-</w:t>
-      </w:r>
-      <w:proofErr w:type="spellStart"/>
-      <w:r>
-        <w:rPr>
-          <w:rFonts w:ascii="Times New Roman" w:eastAsia="MS Mincho" w:hAnsi="Times New Roman" w:cs="Times New Roman"/>
-          <w:sz w:val="20"/>
-          <w:szCs w:val="20"/>
-          <w:lang w:val="uk-UA" w:eastAsia="ru-RU"/>
-        </w:rPr>
-        <w:t>ів</w:t>
-      </w:r>
-      <w:proofErr w:type="spellEnd"/>
-      <w:r>
-        <w:rPr>
-          <w:rFonts w:ascii="Times New Roman" w:eastAsia="MS Mincho" w:hAnsi="Times New Roman" w:cs="Times New Roman"/>
-          <w:sz w:val="20"/>
-          <w:szCs w:val="20"/>
-          <w:lang w:val="uk-UA" w:eastAsia="ru-RU"/>
-        </w:rPr>
-        <w:t>) творів.</w:t>
+        <w:t>3.1. Користувач зобов’язаний використовувати оригінальні твори, що ідентифіковані по назвам, прізвищам і ініціалам авторів, без заподіяння їм шкоди, в тому числі не вносити змін або доповнень без письмового дозволу автора (-ів) творів.</w:t>
       </w:r>
     </w:p>
     <w:p>
@@ -6045,29 +4693,7 @@
           <w:szCs w:val="20"/>
           <w:lang w:eastAsia="ru-RU"/>
         </w:rPr>
-        <w:t xml:space="preserve">і </w:t>
-      </w:r>
-      <w:proofErr w:type="spellStart"/>
-      <w:r>
-        <w:rPr>
-          <w:rFonts w:ascii="Times New Roman" w:eastAsia="MS Mincho" w:hAnsi="Times New Roman" w:cs="Times New Roman"/>
-          <w:bCs/>
-          <w:sz w:val="20"/>
-          <w:szCs w:val="20"/>
-          <w:lang w:eastAsia="ru-RU"/>
-        </w:rPr>
-        <w:t>діє</w:t>
-      </w:r>
-      <w:proofErr w:type="spellEnd"/>
-      <w:r>
-        <w:rPr>
-          <w:rFonts w:ascii="Times New Roman" w:eastAsia="MS Mincho" w:hAnsi="Times New Roman" w:cs="Times New Roman"/>
-          <w:bCs/>
-          <w:sz w:val="20"/>
-          <w:szCs w:val="20"/>
-          <w:lang w:eastAsia="ru-RU"/>
-        </w:rPr>
-        <w:t xml:space="preserve"> до</w:t>
+        <w:t>і діє до</w:t>
       </w:r>
       <w:r>
         <w:rPr>
@@ -6204,6 +4830,7 @@
           <w15:appearance w15:val="tags"/>
           <w:text/>
         </w:sdtPr>
+        <w:sdtEndPr/>
         <w:sdtContent>
           <w:r>
             <w:rPr>
@@ -6237,6 +4864,7 @@
           <w15:appearance w15:val="tags"/>
           <w:text/>
         </w:sdtPr>
+        <w:sdtEndPr/>
         <w:sdtContent>
           <w:r>
             <w:rPr>
@@ -6263,7 +4891,6 @@
         </w:rPr>
         <w:t xml:space="preserve"> </w:t>
       </w:r>
-      <w:bookmarkStart w:id="10" w:name="_GoBack"/>
       <w:r>
         <w:rPr>
           <w:rFonts w:ascii="Times New Roman" w:eastAsia="MS Mincho" w:hAnsi="Times New Roman" w:cs="Times New Roman"/>
@@ -6274,7 +4901,6 @@
         </w:rPr>
         <w:t>%</w:t>
       </w:r>
-      <w:bookmarkEnd w:id="10"/>
       <w:r>
         <w:rPr>
           <w:rFonts w:ascii="Times New Roman" w:eastAsia="MS Mincho" w:hAnsi="Times New Roman" w:cs="Times New Roman"/>
@@ -6857,29 +5483,7 @@
           <w:szCs w:val="18"/>
           <w:lang w:val="uk-UA" w:eastAsia="ru-RU"/>
         </w:rPr>
-        <w:t xml:space="preserve">7.2. Обробці відповідно до законодавства України про захист персональних даних у базі персональних даних «Користувачі авторського права» підлягають наступні категорії персональних даних: адреса проживання (реєстрації), </w:t>
-      </w:r>
-      <w:proofErr w:type="spellStart"/>
-      <w:r>
-        <w:rPr>
-          <w:rFonts w:ascii="Times New Roman" w:eastAsia="MS Mincho" w:hAnsi="Times New Roman" w:cs="Times New Roman"/>
-          <w:spacing w:val="-6"/>
-          <w:sz w:val="18"/>
-          <w:szCs w:val="18"/>
-          <w:lang w:val="uk-UA" w:eastAsia="ru-RU"/>
-        </w:rPr>
-        <w:t>резидентство</w:t>
-      </w:r>
-      <w:proofErr w:type="spellEnd"/>
-      <w:r>
-        <w:rPr>
-          <w:rFonts w:ascii="Times New Roman" w:eastAsia="MS Mincho" w:hAnsi="Times New Roman" w:cs="Times New Roman"/>
-          <w:spacing w:val="-6"/>
-          <w:sz w:val="18"/>
-          <w:szCs w:val="18"/>
-          <w:lang w:val="uk-UA" w:eastAsia="ru-RU"/>
-        </w:rPr>
-        <w:t xml:space="preserve">, ідентифікаційний податковий номер, паспортні дані, банківські реквізити, контактні номери телефонів, </w:t>
+        <w:t xml:space="preserve">7.2. Обробці відповідно до законодавства України про захист персональних даних у базі персональних даних «Користувачі авторського права» підлягають наступні категорії персональних даних: адреса проживання (реєстрації), резидентство, ідентифікаційний податковий номер, паспортні дані, банківські реквізити, контактні номери телефонів, </w:t>
       </w:r>
       <w:r>
         <w:rPr>
@@ -7872,6 +6476,278 @@
           </w:p>
           <w:p>
             <w:pPr>
+              <w:spacing w:after="0" w:line="240" w:lineRule="auto"/>
+              <w:ind w:left="210"/>
+              <w:rPr>
+                <w:rFonts w:ascii="Times New Roman" w:eastAsia="Times New Roman" w:hAnsi="Times New Roman" w:cs="Times New Roman"/>
+                <w:sz w:val="18"/>
+                <w:szCs w:val="18"/>
+                <w:lang w:val="uk-UA" w:eastAsia="ar-SA"/>
+              </w:rPr>
+            </w:pPr>
+            <w:r>
+              <w:rPr>
+                <w:rFonts w:ascii="Times New Roman" w:eastAsia="Times New Roman" w:hAnsi="Times New Roman" w:cs="Times New Roman"/>
+                <w:sz w:val="18"/>
+                <w:szCs w:val="18"/>
+                <w:lang w:val="uk-UA" w:eastAsia="ar-SA"/>
+              </w:rPr>
+              <w:t>Юридична адреса: 01030, м. Київ, вул. Б. Хмельницького,</w:t>
+            </w:r>
+          </w:p>
+          <w:p>
+            <w:pPr>
+              <w:suppressAutoHyphens/>
+              <w:autoSpaceDN w:val="0"/>
+              <w:spacing w:after="0" w:line="240" w:lineRule="auto"/>
+              <w:ind w:left="207"/>
+              <w:rPr>
+                <w:rFonts w:ascii="Times New Roman" w:eastAsia="Times New Roman" w:hAnsi="Times New Roman" w:cs="Times New Roman"/>
+                <w:sz w:val="18"/>
+                <w:szCs w:val="18"/>
+                <w:lang w:val="uk-UA" w:eastAsia="ar-SA"/>
+              </w:rPr>
+            </w:pPr>
+            <w:r>
+              <w:rPr>
+                <w:rFonts w:ascii="Times New Roman" w:eastAsia="Times New Roman" w:hAnsi="Times New Roman" w:cs="Times New Roman"/>
+                <w:sz w:val="18"/>
+                <w:szCs w:val="18"/>
+                <w:lang w:val="uk-UA" w:eastAsia="ar-SA"/>
+              </w:rPr>
+              <w:t>буд. 41 літера А, прим. 1-3,</w:t>
+            </w:r>
+          </w:p>
+          <w:p>
+            <w:pPr>
+              <w:suppressAutoHyphens/>
+              <w:autoSpaceDN w:val="0"/>
+              <w:spacing w:after="0" w:line="240" w:lineRule="auto"/>
+              <w:ind w:left="207"/>
+              <w:rPr>
+                <w:rFonts w:ascii="Times New Roman" w:eastAsia="Times New Roman" w:hAnsi="Times New Roman" w:cs="Times New Roman"/>
+                <w:sz w:val="18"/>
+                <w:szCs w:val="18"/>
+                <w:lang w:val="uk-UA" w:eastAsia="ar-SA"/>
+              </w:rPr>
+            </w:pPr>
+            <w:r>
+              <w:rPr>
+                <w:rFonts w:ascii="Times New Roman" w:eastAsia="Times New Roman" w:hAnsi="Times New Roman" w:cs="Times New Roman"/>
+                <w:sz w:val="18"/>
+                <w:szCs w:val="18"/>
+                <w:lang w:val="uk-UA" w:eastAsia="ar-SA"/>
+              </w:rPr>
+              <w:t>Фактична адреса: 04053, м. Київ, провулок Киянівський, будинок 3-7, офіс № 223</w:t>
+            </w:r>
+          </w:p>
+          <w:p>
+            <w:pPr>
+              <w:suppressAutoHyphens/>
+              <w:autoSpaceDN w:val="0"/>
+              <w:spacing w:after="0" w:line="240" w:lineRule="auto"/>
+              <w:ind w:left="207"/>
+              <w:rPr>
+                <w:rFonts w:ascii="Times New Roman" w:eastAsia="Times New Roman" w:hAnsi="Times New Roman" w:cs="Times New Roman"/>
+                <w:sz w:val="24"/>
+                <w:szCs w:val="24"/>
+                <w:lang w:eastAsia="ar-SA"/>
+              </w:rPr>
+            </w:pPr>
+            <w:r>
+              <w:rPr>
+                <w:rFonts w:ascii="Times New Roman" w:eastAsia="Times New Roman" w:hAnsi="Times New Roman" w:cs="Times New Roman"/>
+                <w:sz w:val="18"/>
+                <w:szCs w:val="18"/>
+                <w:shd w:val="clear" w:color="auto" w:fill="FFFFFF"/>
+                <w:lang w:val="uk-UA" w:eastAsia="ar-SA"/>
+              </w:rPr>
+              <w:t>тел.: 044-223-60-40;</w:t>
+            </w:r>
+          </w:p>
+          <w:p>
+            <w:pPr>
+              <w:suppressAutoHyphens/>
+              <w:autoSpaceDN w:val="0"/>
+              <w:spacing w:after="0" w:line="240" w:lineRule="auto"/>
+              <w:ind w:left="207"/>
+              <w:rPr>
+                <w:rFonts w:ascii="Times New Roman" w:eastAsia="Times New Roman" w:hAnsi="Times New Roman" w:cs="Times New Roman"/>
+                <w:sz w:val="24"/>
+                <w:szCs w:val="24"/>
+                <w:lang w:eastAsia="ar-SA"/>
+              </w:rPr>
+            </w:pPr>
+            <w:r>
+              <w:rPr>
+                <w:rFonts w:ascii="Times New Roman" w:eastAsia="Times New Roman" w:hAnsi="Times New Roman" w:cs="Times New Roman"/>
+                <w:b/>
+                <w:bCs/>
+                <w:sz w:val="18"/>
+                <w:szCs w:val="18"/>
+                <w:lang w:val="uk-UA" w:eastAsia="ar-SA"/>
+              </w:rPr>
+              <w:t>Адреса для листування:</w:t>
+            </w:r>
+            <w:r>
+              <w:rPr>
+                <w:rFonts w:ascii="Times New Roman" w:eastAsia="Times New Roman" w:hAnsi="Times New Roman" w:cs="Times New Roman"/>
+                <w:sz w:val="24"/>
+                <w:szCs w:val="24"/>
+                <w:lang w:eastAsia="ar-SA"/>
+              </w:rPr>
+              <w:t xml:space="preserve"> </w:t>
+            </w:r>
+            <w:r>
+              <w:rPr>
+                <w:rFonts w:ascii="Times New Roman" w:eastAsia="Times New Roman" w:hAnsi="Times New Roman" w:cs="Times New Roman"/>
+                <w:b/>
+                <w:bCs/>
+                <w:sz w:val="18"/>
+                <w:szCs w:val="18"/>
+                <w:lang w:val="uk-UA" w:eastAsia="ar-SA"/>
+              </w:rPr>
+              <w:t>01030, м. Київ, вул. Б. Хмельницького 44, а/с 146</w:t>
+            </w:r>
+          </w:p>
+          <w:p>
+            <w:pPr>
+              <w:suppressAutoHyphens/>
+              <w:autoSpaceDN w:val="0"/>
+              <w:spacing w:after="0" w:line="240" w:lineRule="auto"/>
+              <w:ind w:left="207"/>
+              <w:rPr>
+                <w:rFonts w:ascii="Times New Roman" w:eastAsia="Times New Roman" w:hAnsi="Times New Roman" w:cs="Times New Roman"/>
+                <w:sz w:val="24"/>
+                <w:szCs w:val="24"/>
+                <w:lang w:eastAsia="ar-SA"/>
+              </w:rPr>
+            </w:pPr>
+            <w:r>
+              <w:rPr>
+                <w:rFonts w:ascii="Times New Roman" w:eastAsia="Times New Roman" w:hAnsi="Times New Roman" w:cs="Times New Roman"/>
+                <w:sz w:val="18"/>
+                <w:szCs w:val="18"/>
+                <w:lang w:val="uk-UA" w:eastAsia="ar-SA"/>
+              </w:rPr>
+              <w:t>код ЄДРПОУ: 39939650;</w:t>
+            </w:r>
+          </w:p>
+          <w:p>
+            <w:pPr>
+              <w:suppressAutoHyphens/>
+              <w:autoSpaceDN w:val="0"/>
+              <w:spacing w:after="0" w:line="240" w:lineRule="auto"/>
+              <w:ind w:left="207"/>
+              <w:rPr>
+                <w:rFonts w:ascii="Times New Roman" w:eastAsia="Times New Roman" w:hAnsi="Times New Roman" w:cs="Times New Roman"/>
+                <w:sz w:val="24"/>
+                <w:szCs w:val="24"/>
+                <w:lang w:eastAsia="ar-SA"/>
+              </w:rPr>
+            </w:pPr>
+            <w:r>
+              <w:rPr>
+                <w:rFonts w:ascii="Times New Roman" w:eastAsia="Times New Roman" w:hAnsi="Times New Roman" w:cs="Times New Roman"/>
+                <w:sz w:val="18"/>
+                <w:szCs w:val="18"/>
+                <w:lang w:val="uk-UA" w:eastAsia="ar-SA"/>
+              </w:rPr>
+              <w:t>IBAN UA763218420000026002053021074</w:t>
+            </w:r>
+          </w:p>
+          <w:p>
+            <w:pPr>
+              <w:suppressAutoHyphens/>
+              <w:autoSpaceDN w:val="0"/>
+              <w:spacing w:after="0" w:line="240" w:lineRule="auto"/>
+              <w:ind w:left="207"/>
+              <w:rPr>
+                <w:rFonts w:ascii="Times New Roman" w:eastAsia="Times New Roman" w:hAnsi="Times New Roman" w:cs="Times New Roman"/>
+                <w:sz w:val="24"/>
+                <w:szCs w:val="24"/>
+                <w:lang w:eastAsia="ar-SA"/>
+              </w:rPr>
+            </w:pPr>
+            <w:r>
+              <w:rPr>
+                <w:rFonts w:ascii="Times New Roman" w:eastAsia="Times New Roman" w:hAnsi="Times New Roman" w:cs="Times New Roman"/>
+                <w:sz w:val="18"/>
+                <w:szCs w:val="18"/>
+                <w:lang w:val="uk-UA" w:eastAsia="ar-SA"/>
+              </w:rPr>
+              <w:t>в АТ КБ «Приватбанк»;</w:t>
+            </w:r>
+          </w:p>
+          <w:p>
+            <w:pPr>
+              <w:suppressAutoHyphens/>
+              <w:autoSpaceDN w:val="0"/>
+              <w:spacing w:after="0" w:line="240" w:lineRule="auto"/>
+              <w:ind w:left="207"/>
+              <w:rPr>
+                <w:rFonts w:ascii="Times New Roman" w:eastAsia="Times New Roman" w:hAnsi="Times New Roman" w:cs="Times New Roman"/>
+                <w:sz w:val="24"/>
+                <w:szCs w:val="24"/>
+                <w:lang w:eastAsia="ar-SA"/>
+              </w:rPr>
+            </w:pPr>
+            <w:r>
+              <w:rPr>
+                <w:rFonts w:ascii="Times New Roman" w:eastAsia="Times New Roman" w:hAnsi="Times New Roman" w:cs="Times New Roman"/>
+                <w:sz w:val="18"/>
+                <w:szCs w:val="18"/>
+                <w:lang w:val="uk-UA" w:eastAsia="ar-SA"/>
+              </w:rPr>
+              <w:t>МФО 321842</w:t>
+            </w:r>
+          </w:p>
+          <w:p>
+            <w:pPr>
+              <w:suppressAutoHyphens/>
+              <w:autoSpaceDN w:val="0"/>
+              <w:spacing w:after="0" w:line="240" w:lineRule="auto"/>
+              <w:rPr>
+                <w:rFonts w:ascii="Times New Roman" w:eastAsia="Times New Roman" w:hAnsi="Times New Roman" w:cs="Times New Roman"/>
+                <w:sz w:val="24"/>
+                <w:szCs w:val="24"/>
+                <w:lang w:eastAsia="ar-SA"/>
+              </w:rPr>
+            </w:pPr>
+            <w:r>
+              <w:rPr>
+                <w:rFonts w:ascii="Times New Roman" w:eastAsia="Times New Roman" w:hAnsi="Times New Roman" w:cs="Times New Roman"/>
+                <w:sz w:val="18"/>
+                <w:szCs w:val="18"/>
+                <w:lang w:val="uk-UA" w:eastAsia="ar-SA"/>
+              </w:rPr>
+              <w:t>     Організація має статус неприбуткової за ознакою</w:t>
+            </w:r>
+          </w:p>
+          <w:p>
+            <w:pPr>
+              <w:suppressAutoHyphens/>
+              <w:autoSpaceDN w:val="0"/>
+              <w:spacing w:after="0" w:line="240" w:lineRule="auto"/>
+              <w:rPr>
+                <w:rFonts w:ascii="Times New Roman" w:eastAsia="Times New Roman" w:hAnsi="Times New Roman" w:cs="Times New Roman"/>
+                <w:sz w:val="24"/>
+                <w:szCs w:val="24"/>
+                <w:lang w:eastAsia="ar-SA"/>
+              </w:rPr>
+            </w:pPr>
+            <w:r>
+              <w:rPr>
+                <w:rFonts w:ascii="Times New Roman" w:eastAsia="Times New Roman" w:hAnsi="Times New Roman" w:cs="Times New Roman"/>
+                <w:sz w:val="18"/>
+                <w:szCs w:val="18"/>
+                <w:lang w:val="uk-UA" w:eastAsia="ar-SA"/>
+              </w:rPr>
+              <w:t>     неприбутковості 0032</w:t>
+            </w:r>
+          </w:p>
+          <w:p>
+            <w:pPr>
               <w:spacing w:after="0"/>
               <w:rPr>
                 <w:rFonts w:ascii="Times New Roman" w:hAnsi="Times New Roman" w:cs="Times New Roman"/>
@@ -7882,312 +6758,61 @@
             </w:pPr>
             <w:r>
               <w:rPr>
-                <w:rFonts w:ascii="Times New Roman" w:hAnsi="Times New Roman" w:cs="Times New Roman"/>
-                <w:sz w:val="16"/>
-                <w:szCs w:val="16"/>
-                <w:lang w:val="uk-UA"/>
-              </w:rPr>
-              <w:t xml:space="preserve">    01030, м. Київ, </w:t>
+                <w:rFonts w:ascii="Times New Roman" w:eastAsia="Times New Roman" w:hAnsi="Times New Roman" w:cs="Times New Roman"/>
+                <w:sz w:val="24"/>
+                <w:szCs w:val="24"/>
+                <w:lang w:val="en-US" w:eastAsia="ar-SA"/>
+              </w:rPr>
+              <w:t xml:space="preserve">    </w:t>
             </w:r>
-          </w:p>
-          <w:p>
-            <w:pPr>
-              <w:spacing w:after="0"/>
-              <w:ind w:left="180"/>
-              <w:rPr>
-                <w:rFonts w:ascii="Times New Roman" w:hAnsi="Times New Roman" w:cs="Times New Roman"/>
-                <w:sz w:val="16"/>
-                <w:szCs w:val="16"/>
-                <w:lang w:val="uk-UA"/>
-              </w:rPr>
-            </w:pPr>
+            <w:bookmarkStart w:id="10" w:name="_GoBack"/>
+            <w:bookmarkEnd w:id="10"/>
             <w:r>
               <w:rPr>
-                <w:rFonts w:ascii="Times New Roman" w:hAnsi="Times New Roman" w:cs="Times New Roman"/>
-                <w:sz w:val="16"/>
-                <w:szCs w:val="16"/>
-                <w:lang w:val="uk-UA"/>
-              </w:rPr>
-              <w:t xml:space="preserve">вул. Б. Хмельницького, </w:t>
+                <w:rFonts w:ascii="Times New Roman" w:eastAsia="Times New Roman" w:hAnsi="Times New Roman" w:cs="Times New Roman"/>
+                <w:sz w:val="24"/>
+                <w:szCs w:val="24"/>
+                <w:lang w:eastAsia="ar-SA"/>
+              </w:rPr>
+              <w:fldChar w:fldCharType="begin"/>
             </w:r>
             <w:r>
               <w:rPr>
-                <w:rFonts w:ascii="Times New Roman" w:hAnsi="Times New Roman" w:cs="Times New Roman"/>
-                <w:sz w:val="16"/>
-                <w:szCs w:val="16"/>
-              </w:rPr>
-              <w:t xml:space="preserve">буд. </w:t>
+                <w:rFonts w:ascii="Times New Roman" w:eastAsia="Times New Roman" w:hAnsi="Times New Roman" w:cs="Times New Roman"/>
+                <w:sz w:val="24"/>
+                <w:szCs w:val="24"/>
+                <w:lang w:eastAsia="ar-SA"/>
+              </w:rPr>
+              <w:instrText xml:space="preserve"> HYPERLINK "http://uacrr.org.ua" </w:instrText>
             </w:r>
             <w:r>
               <w:rPr>
-                <w:rFonts w:ascii="Times New Roman" w:hAnsi="Times New Roman" w:cs="Times New Roman"/>
-                <w:sz w:val="16"/>
-                <w:szCs w:val="16"/>
-                <w:lang w:val="uk-UA"/>
-              </w:rPr>
-              <w:t>41 літера А, прим. 1-3,</w:t>
-            </w:r>
-          </w:p>
-          <w:p>
-            <w:pPr>
-              <w:spacing w:after="0"/>
-              <w:ind w:left="180"/>
-              <w:rPr>
-                <w:rFonts w:ascii="Times New Roman" w:hAnsi="Times New Roman" w:cs="Times New Roman"/>
-                <w:b/>
-                <w:sz w:val="16"/>
-                <w:szCs w:val="16"/>
-              </w:rPr>
-            </w:pPr>
-            <w:proofErr w:type="spellStart"/>
-            <w:r>
-              <w:rPr>
-                <w:rFonts w:ascii="Times New Roman" w:hAnsi="Times New Roman" w:cs="Times New Roman"/>
-                <w:sz w:val="16"/>
-                <w:szCs w:val="16"/>
-                <w:lang w:val="uk-UA"/>
-              </w:rPr>
-              <w:t>тел</w:t>
-            </w:r>
-            <w:proofErr w:type="spellEnd"/>
-            <w:r>
-              <w:rPr>
-                <w:rFonts w:ascii="Times New Roman" w:hAnsi="Times New Roman" w:cs="Times New Roman"/>
-                <w:sz w:val="16"/>
-                <w:szCs w:val="16"/>
-                <w:lang w:val="uk-UA"/>
-              </w:rPr>
-              <w:t>.: (044) 223-60-40;</w:t>
-            </w:r>
-          </w:p>
-          <w:p>
-            <w:pPr>
-              <w:spacing w:after="0"/>
-              <w:ind w:left="180"/>
-              <w:rPr>
-                <w:rFonts w:ascii="Times New Roman" w:hAnsi="Times New Roman" w:cs="Times New Roman"/>
-                <w:sz w:val="16"/>
-                <w:szCs w:val="16"/>
-              </w:rPr>
-            </w:pPr>
-            <w:r>
-              <w:rPr>
-                <w:rFonts w:ascii="Times New Roman" w:hAnsi="Times New Roman" w:cs="Times New Roman"/>
-                <w:sz w:val="16"/>
-                <w:szCs w:val="16"/>
-                <w:lang w:val="uk-UA"/>
-              </w:rPr>
-              <w:t>код ЄДРПОУ: 39939650;</w:t>
-            </w:r>
-          </w:p>
-          <w:p>
-            <w:pPr>
-              <w:spacing w:after="0"/>
-              <w:ind w:left="180"/>
-              <w:rPr>
-                <w:rFonts w:ascii="Times New Roman" w:hAnsi="Times New Roman" w:cs="Times New Roman"/>
-                <w:sz w:val="16"/>
-                <w:szCs w:val="16"/>
-                <w:lang w:val="uk-UA"/>
-              </w:rPr>
-            </w:pPr>
-            <w:r>
-              <w:rPr>
-                <w:rFonts w:ascii="Times New Roman" w:hAnsi="Times New Roman" w:cs="Times New Roman"/>
-                <w:sz w:val="16"/>
-                <w:szCs w:val="16"/>
-                <w:lang w:val="uk-UA"/>
-              </w:rPr>
-              <w:t>поточний рахунок: 26002053021074</w:t>
-            </w:r>
-          </w:p>
-          <w:p>
-            <w:pPr>
-              <w:spacing w:after="0"/>
-              <w:ind w:left="180"/>
-              <w:rPr>
-                <w:rFonts w:ascii="Times New Roman" w:hAnsi="Times New Roman" w:cs="Times New Roman"/>
-                <w:sz w:val="16"/>
-                <w:szCs w:val="16"/>
-                <w:lang w:val="uk-UA"/>
-              </w:rPr>
-            </w:pPr>
-            <w:r>
-              <w:rPr>
-                <w:rFonts w:ascii="Times New Roman" w:hAnsi="Times New Roman" w:cs="Times New Roman"/>
-                <w:sz w:val="16"/>
-                <w:szCs w:val="16"/>
-                <w:lang w:val="uk-UA"/>
-              </w:rPr>
-              <w:t xml:space="preserve">в АТ </w:t>
+                <w:rFonts w:ascii="Times New Roman" w:eastAsia="Times New Roman" w:hAnsi="Times New Roman" w:cs="Times New Roman"/>
+                <w:sz w:val="24"/>
+                <w:szCs w:val="24"/>
+                <w:lang w:eastAsia="ar-SA"/>
+              </w:rPr>
+              <w:fldChar w:fldCharType="separate"/>
             </w:r>
             <w:r>
               <w:rPr>
-                <w:rFonts w:ascii="Times New Roman" w:hAnsi="Times New Roman" w:cs="Times New Roman"/>
-                <w:sz w:val="16"/>
-                <w:szCs w:val="16"/>
-              </w:rPr>
-              <w:t xml:space="preserve">КБ </w:t>
+                <w:rFonts w:ascii="Times New Roman" w:eastAsia="Times New Roman" w:hAnsi="Times New Roman" w:cs="Times New Roman"/>
+                <w:color w:val="0000FF"/>
+                <w:sz w:val="18"/>
+                <w:szCs w:val="18"/>
+                <w:u w:val="single"/>
+                <w:lang w:val="uk-UA" w:eastAsia="ar-SA"/>
+              </w:rPr>
+              <w:t>http://uacrr.org.ua</w:t>
             </w:r>
             <w:r>
               <w:rPr>
-                <w:rFonts w:ascii="Times New Roman" w:hAnsi="Times New Roman" w:cs="Times New Roman"/>
-                <w:sz w:val="16"/>
-                <w:szCs w:val="16"/>
-                <w:lang w:val="uk-UA"/>
-              </w:rPr>
-              <w:t>«Приватбанк»;</w:t>
-            </w:r>
-          </w:p>
-          <w:p>
-            <w:pPr>
-              <w:spacing w:after="0"/>
-              <w:ind w:left="180"/>
-              <w:rPr>
-                <w:rFonts w:ascii="Times New Roman" w:hAnsi="Times New Roman" w:cs="Times New Roman"/>
-                <w:sz w:val="16"/>
-                <w:szCs w:val="16"/>
-                <w:lang w:val="uk-UA"/>
-              </w:rPr>
-            </w:pPr>
-            <w:r>
-              <w:rPr>
-                <w:rFonts w:ascii="Times New Roman" w:hAnsi="Times New Roman" w:cs="Times New Roman"/>
-                <w:sz w:val="16"/>
-                <w:szCs w:val="16"/>
-                <w:lang w:val="uk-UA"/>
-              </w:rPr>
-              <w:t>МФО 321842</w:t>
-            </w:r>
-          </w:p>
-          <w:p>
-            <w:pPr>
-              <w:spacing w:after="0"/>
-              <w:rPr>
-                <w:rFonts w:ascii="Times New Roman" w:hAnsi="Times New Roman" w:cs="Times New Roman"/>
-                <w:sz w:val="16"/>
-                <w:szCs w:val="16"/>
-              </w:rPr>
-            </w:pPr>
-            <w:r>
-              <w:rPr>
-                <w:rFonts w:ascii="Times New Roman" w:hAnsi="Times New Roman" w:cs="Times New Roman"/>
-                <w:sz w:val="16"/>
-                <w:szCs w:val="16"/>
-                <w:lang w:val="uk-UA"/>
-              </w:rPr>
-              <w:t xml:space="preserve">    </w:t>
-            </w:r>
-            <w:proofErr w:type="spellStart"/>
-            <w:r>
-              <w:rPr>
-                <w:rFonts w:ascii="Times New Roman" w:hAnsi="Times New Roman" w:cs="Times New Roman"/>
-                <w:sz w:val="16"/>
-                <w:szCs w:val="16"/>
-              </w:rPr>
-              <w:t>Організація</w:t>
-            </w:r>
-            <w:proofErr w:type="spellEnd"/>
-            <w:r>
-              <w:rPr>
-                <w:rFonts w:ascii="Times New Roman" w:hAnsi="Times New Roman" w:cs="Times New Roman"/>
-                <w:sz w:val="16"/>
-                <w:szCs w:val="16"/>
-              </w:rPr>
-              <w:t xml:space="preserve"> </w:t>
-            </w:r>
-            <w:proofErr w:type="spellStart"/>
-            <w:r>
-              <w:rPr>
-                <w:rFonts w:ascii="Times New Roman" w:hAnsi="Times New Roman" w:cs="Times New Roman"/>
-                <w:sz w:val="16"/>
-                <w:szCs w:val="16"/>
-              </w:rPr>
-              <w:t>має</w:t>
-            </w:r>
-            <w:proofErr w:type="spellEnd"/>
-            <w:r>
-              <w:rPr>
-                <w:rFonts w:ascii="Times New Roman" w:hAnsi="Times New Roman" w:cs="Times New Roman"/>
-                <w:sz w:val="16"/>
-                <w:szCs w:val="16"/>
-              </w:rPr>
-              <w:t xml:space="preserve"> статус </w:t>
-            </w:r>
-            <w:proofErr w:type="spellStart"/>
-            <w:r>
-              <w:rPr>
-                <w:rFonts w:ascii="Times New Roman" w:hAnsi="Times New Roman" w:cs="Times New Roman"/>
-                <w:sz w:val="16"/>
-                <w:szCs w:val="16"/>
-              </w:rPr>
-              <w:t>неприбуткової</w:t>
-            </w:r>
-            <w:proofErr w:type="spellEnd"/>
-            <w:r>
-              <w:rPr>
-                <w:rFonts w:ascii="Times New Roman" w:hAnsi="Times New Roman" w:cs="Times New Roman"/>
-                <w:sz w:val="16"/>
-                <w:szCs w:val="16"/>
-              </w:rPr>
-              <w:t xml:space="preserve"> за </w:t>
-            </w:r>
-            <w:proofErr w:type="spellStart"/>
-            <w:r>
-              <w:rPr>
-                <w:rFonts w:ascii="Times New Roman" w:hAnsi="Times New Roman" w:cs="Times New Roman"/>
-                <w:sz w:val="16"/>
-                <w:szCs w:val="16"/>
-              </w:rPr>
-              <w:t>ознакою</w:t>
-            </w:r>
-            <w:proofErr w:type="spellEnd"/>
-          </w:p>
-          <w:p>
-            <w:pPr>
-              <w:spacing w:after="0"/>
-              <w:rPr>
-                <w:rFonts w:ascii="Times New Roman" w:hAnsi="Times New Roman" w:cs="Times New Roman"/>
-                <w:sz w:val="16"/>
-                <w:szCs w:val="16"/>
-                <w:lang w:val="uk-UA"/>
-              </w:rPr>
-            </w:pPr>
-            <w:r>
-              <w:rPr>
-                <w:rFonts w:ascii="Times New Roman" w:hAnsi="Times New Roman" w:cs="Times New Roman"/>
-                <w:sz w:val="16"/>
-                <w:szCs w:val="16"/>
-                <w:lang w:val="uk-UA"/>
-              </w:rPr>
-              <w:t xml:space="preserve">    </w:t>
-            </w:r>
-            <w:proofErr w:type="spellStart"/>
-            <w:r>
-              <w:rPr>
-                <w:rFonts w:ascii="Times New Roman" w:hAnsi="Times New Roman" w:cs="Times New Roman"/>
-                <w:sz w:val="16"/>
-                <w:szCs w:val="16"/>
-              </w:rPr>
-              <w:t>неприбутковості</w:t>
-            </w:r>
-            <w:proofErr w:type="spellEnd"/>
-            <w:r>
-              <w:rPr>
-                <w:rFonts w:ascii="Times New Roman" w:hAnsi="Times New Roman" w:cs="Times New Roman"/>
-                <w:sz w:val="16"/>
-                <w:szCs w:val="16"/>
-              </w:rPr>
-              <w:t xml:space="preserve"> </w:t>
-            </w:r>
-            <w:r>
-              <w:rPr>
-                <w:rFonts w:ascii="Times New Roman" w:hAnsi="Times New Roman" w:cs="Times New Roman"/>
-                <w:sz w:val="16"/>
-                <w:szCs w:val="16"/>
-                <w:lang w:val="uk-UA"/>
-              </w:rPr>
-              <w:t>0032</w:t>
+                <w:rFonts w:ascii="Times New Roman" w:eastAsia="Times New Roman" w:hAnsi="Times New Roman" w:cs="Times New Roman"/>
+                <w:sz w:val="24"/>
+                <w:szCs w:val="24"/>
+                <w:lang w:eastAsia="ar-SA"/>
+              </w:rPr>
+              <w:fldChar w:fldCharType="end"/>
             </w:r>
           </w:p>
           <w:p>
@@ -8648,7 +7273,6 @@
                 <w:lang w:val="uk-UA" w:eastAsia="ru-RU"/>
               </w:rPr>
             </w:pPr>
-            <w:proofErr w:type="spellStart"/>
             <w:r>
               <w:rPr>
                 <w:rFonts w:ascii="Times New Roman" w:eastAsia="MS Mincho" w:hAnsi="Times New Roman" w:cs="Times New Roman"/>
@@ -8658,19 +7282,7 @@
                 <w:szCs w:val="16"/>
                 <w:lang w:val="uk-UA" w:eastAsia="ru-RU"/>
               </w:rPr>
-              <w:t>Тел</w:t>
-            </w:r>
-            <w:proofErr w:type="spellEnd"/>
-            <w:r>
-              <w:rPr>
-                <w:rFonts w:ascii="Times New Roman" w:eastAsia="MS Mincho" w:hAnsi="Times New Roman" w:cs="Times New Roman"/>
-                <w:b/>
-                <w:bCs/>
-                <w:sz w:val="16"/>
-                <w:szCs w:val="16"/>
-                <w:lang w:val="uk-UA" w:eastAsia="ru-RU"/>
-              </w:rPr>
-              <w:t xml:space="preserve">.: </w:t>
+              <w:t xml:space="preserve">Тел.: </w:t>
             </w:r>
             <w:sdt>
               <w:sdtPr>
@@ -9363,31 +7975,7 @@
                 <w:szCs w:val="16"/>
                 <w:lang w:val="uk-UA" w:eastAsia="ru-RU"/>
               </w:rPr>
-              <w:t>E-</w:t>
-            </w:r>
-            <w:proofErr w:type="spellStart"/>
-            <w:r>
-              <w:rPr>
-                <w:rFonts w:ascii="Times New Roman" w:eastAsia="MS Mincho" w:hAnsi="Times New Roman" w:cs="Times New Roman"/>
-                <w:b/>
-                <w:bCs/>
-                <w:sz w:val="16"/>
-                <w:szCs w:val="16"/>
-                <w:lang w:val="uk-UA" w:eastAsia="ru-RU"/>
-              </w:rPr>
-              <w:t>mail</w:t>
-            </w:r>
-            <w:proofErr w:type="spellEnd"/>
-            <w:r>
-              <w:rPr>
-                <w:rFonts w:ascii="Times New Roman" w:eastAsia="MS Mincho" w:hAnsi="Times New Roman" w:cs="Times New Roman"/>
-                <w:b/>
-                <w:bCs/>
-                <w:sz w:val="16"/>
-                <w:szCs w:val="16"/>
-                <w:lang w:val="uk-UA" w:eastAsia="ru-RU"/>
-              </w:rPr>
-              <w:t xml:space="preserve">: </w:t>
+              <w:t xml:space="preserve">E-mail: </w:t>
             </w:r>
             <w:r>
               <w:rPr>
@@ -9488,7 +8076,6 @@
                     </w:rPr>
                     <w:t xml:space="preserve">    </w:t>
                   </w:r>
-                  <w:proofErr w:type="spellStart"/>
                   <w:r>
                     <w:rPr>
                       <w:sz w:val="16"/>
@@ -9496,17 +8083,7 @@
                       <w:vertAlign w:val="superscript"/>
                       <w:lang w:val="uk-UA"/>
                     </w:rPr>
-                    <w:t>м.п</w:t>
-                  </w:r>
-                  <w:proofErr w:type="spellEnd"/>
-                  <w:r>
-                    <w:rPr>
-                      <w:sz w:val="16"/>
-                      <w:szCs w:val="16"/>
-                      <w:vertAlign w:val="superscript"/>
-                      <w:lang w:val="uk-UA"/>
-                    </w:rPr>
-                    <w:t xml:space="preserve">.           (підпис)                   </w:t>
+                    <w:t xml:space="preserve">м.п.           (підпис)                   </w:t>
                   </w:r>
                 </w:p>
               </w:tc>
@@ -10145,7 +8722,6 @@
                 <w:lang w:eastAsia="ru-RU"/>
               </w:rPr>
             </w:pPr>
-            <w:proofErr w:type="spellStart"/>
             <w:r>
               <w:rPr>
                 <w:rFonts w:ascii="Times New Roman" w:eastAsia="Times New Roman" w:hAnsi="Times New Roman" w:cs="Times New Roman"/>
@@ -10157,7 +8733,6 @@
               </w:rPr>
               <w:t>Назва</w:t>
             </w:r>
-            <w:proofErr w:type="spellEnd"/>
             <w:r>
               <w:rPr>
                 <w:rFonts w:ascii="Times New Roman" w:eastAsia="Times New Roman" w:hAnsi="Times New Roman" w:cs="Times New Roman"/>
@@ -10169,7 +8744,6 @@
               </w:rPr>
               <w:t xml:space="preserve"> </w:t>
             </w:r>
-            <w:proofErr w:type="spellStart"/>
             <w:r>
               <w:rPr>
                 <w:rFonts w:ascii="Times New Roman" w:eastAsia="Times New Roman" w:hAnsi="Times New Roman" w:cs="Times New Roman"/>
@@ -10181,7 +8755,6 @@
               </w:rPr>
               <w:t>публічно</w:t>
             </w:r>
-            <w:proofErr w:type="spellEnd"/>
             <w:r>
               <w:rPr>
                 <w:rFonts w:ascii="Times New Roman" w:eastAsia="Times New Roman" w:hAnsi="Times New Roman" w:cs="Times New Roman"/>
@@ -10193,7 +8766,6 @@
               </w:rPr>
               <w:t xml:space="preserve"> </w:t>
             </w:r>
-            <w:proofErr w:type="spellStart"/>
             <w:r>
               <w:rPr>
                 <w:rFonts w:ascii="Times New Roman" w:eastAsia="Times New Roman" w:hAnsi="Times New Roman" w:cs="Times New Roman"/>
@@ -10205,7 +8777,6 @@
               </w:rPr>
               <w:t>виконаного</w:t>
             </w:r>
-            <w:proofErr w:type="spellEnd"/>
             <w:r>
               <w:rPr>
                 <w:rFonts w:ascii="Times New Roman" w:eastAsia="Times New Roman" w:hAnsi="Times New Roman" w:cs="Times New Roman"/>
@@ -10217,7 +8788,6 @@
               </w:rPr>
               <w:t xml:space="preserve"> </w:t>
             </w:r>
-            <w:proofErr w:type="spellStart"/>
             <w:r>
               <w:rPr>
                 <w:rFonts w:ascii="Times New Roman" w:eastAsia="Times New Roman" w:hAnsi="Times New Roman" w:cs="Times New Roman"/>
@@ -10229,7 +8799,6 @@
               </w:rPr>
               <w:t>твору</w:t>
             </w:r>
-            <w:proofErr w:type="spellEnd"/>
           </w:p>
         </w:tc>
         <w:tc>
@@ -10260,8 +8829,6 @@
                 <w:lang w:eastAsia="ru-RU"/>
               </w:rPr>
             </w:pPr>
-            <w:proofErr w:type="spellStart"/>
-            <w:proofErr w:type="gramStart"/>
             <w:r>
               <w:rPr>
                 <w:rFonts w:ascii="Times New Roman" w:eastAsia="Times New Roman" w:hAnsi="Times New Roman" w:cs="Times New Roman"/>
@@ -10271,9 +8838,19 @@
                 <w:szCs w:val="23"/>
                 <w:lang w:eastAsia="ru-RU"/>
               </w:rPr>
-              <w:t>Виконавець</w:t>
+              <w:t>Виконавець  - П.І.Б. виконавця (співвиконавців) або</w:t>
             </w:r>
-            <w:proofErr w:type="spellEnd"/>
+            <w:r>
+              <w:rPr>
+                <w:rFonts w:ascii="Times New Roman" w:eastAsia="Times New Roman" w:hAnsi="Times New Roman" w:cs="Times New Roman"/>
+                <w:b/>
+                <w:bCs/>
+                <w:sz w:val="23"/>
+                <w:szCs w:val="23"/>
+                <w:lang w:val="uk-UA" w:eastAsia="ru-RU"/>
+              </w:rPr>
+              <w:t xml:space="preserve"> </w:t>
+            </w:r>
             <w:r>
               <w:rPr>
                 <w:rFonts w:ascii="Times New Roman" w:eastAsia="Times New Roman" w:hAnsi="Times New Roman" w:cs="Times New Roman"/>
@@ -10283,9 +8860,19 @@
                 <w:szCs w:val="23"/>
                 <w:lang w:eastAsia="ru-RU"/>
               </w:rPr>
-              <w:t xml:space="preserve">  -</w:t>
+              <w:t>назва</w:t>
             </w:r>
-            <w:proofErr w:type="gramEnd"/>
+            <w:r>
+              <w:rPr>
+                <w:rFonts w:ascii="Times New Roman" w:eastAsia="Times New Roman" w:hAnsi="Times New Roman" w:cs="Times New Roman"/>
+                <w:b/>
+                <w:bCs/>
+                <w:sz w:val="23"/>
+                <w:szCs w:val="23"/>
+                <w:lang w:val="uk-UA" w:eastAsia="ru-RU"/>
+              </w:rPr>
+              <w:t xml:space="preserve"> </w:t>
+            </w:r>
             <w:r>
               <w:rPr>
                 <w:rFonts w:ascii="Times New Roman" w:eastAsia="Times New Roman" w:hAnsi="Times New Roman" w:cs="Times New Roman"/>
@@ -10295,9 +8882,19 @@
                 <w:szCs w:val="23"/>
                 <w:lang w:eastAsia="ru-RU"/>
               </w:rPr>
-              <w:t xml:space="preserve"> П.І.Б. </w:t>
+              <w:t>колективу</w:t>
             </w:r>
-            <w:proofErr w:type="spellStart"/>
+            <w:r>
+              <w:rPr>
+                <w:rFonts w:ascii="Times New Roman" w:eastAsia="Times New Roman" w:hAnsi="Times New Roman" w:cs="Times New Roman"/>
+                <w:b/>
+                <w:bCs/>
+                <w:sz w:val="23"/>
+                <w:szCs w:val="23"/>
+                <w:lang w:val="uk-UA" w:eastAsia="ru-RU"/>
+              </w:rPr>
+              <w:t xml:space="preserve"> </w:t>
+            </w:r>
             <w:r>
               <w:rPr>
                 <w:rFonts w:ascii="Times New Roman" w:eastAsia="Times New Roman" w:hAnsi="Times New Roman" w:cs="Times New Roman"/>
@@ -10307,129 +8904,8 @@
                 <w:szCs w:val="23"/>
                 <w:lang w:eastAsia="ru-RU"/>
               </w:rPr>
-              <w:t>виконавця</w:t>
-            </w:r>
-            <w:proofErr w:type="spellEnd"/>
-            <w:r>
-              <w:rPr>
-                <w:rFonts w:ascii="Times New Roman" w:eastAsia="Times New Roman" w:hAnsi="Times New Roman" w:cs="Times New Roman"/>
-                <w:b/>
-                <w:bCs/>
-                <w:sz w:val="23"/>
-                <w:szCs w:val="23"/>
-                <w:lang w:eastAsia="ru-RU"/>
-              </w:rPr>
-              <w:t xml:space="preserve"> (</w:t>
-            </w:r>
-            <w:proofErr w:type="spellStart"/>
-            <w:r>
-              <w:rPr>
-                <w:rFonts w:ascii="Times New Roman" w:eastAsia="Times New Roman" w:hAnsi="Times New Roman" w:cs="Times New Roman"/>
-                <w:b/>
-                <w:bCs/>
-                <w:sz w:val="23"/>
-                <w:szCs w:val="23"/>
-                <w:lang w:eastAsia="ru-RU"/>
-              </w:rPr>
-              <w:t>співвиконавців</w:t>
-            </w:r>
-            <w:proofErr w:type="spellEnd"/>
-            <w:r>
-              <w:rPr>
-                <w:rFonts w:ascii="Times New Roman" w:eastAsia="Times New Roman" w:hAnsi="Times New Roman" w:cs="Times New Roman"/>
-                <w:b/>
-                <w:bCs/>
-                <w:sz w:val="23"/>
-                <w:szCs w:val="23"/>
-                <w:lang w:eastAsia="ru-RU"/>
-              </w:rPr>
-              <w:t xml:space="preserve">) </w:t>
-            </w:r>
-            <w:proofErr w:type="spellStart"/>
-            <w:r>
-              <w:rPr>
-                <w:rFonts w:ascii="Times New Roman" w:eastAsia="Times New Roman" w:hAnsi="Times New Roman" w:cs="Times New Roman"/>
-                <w:b/>
-                <w:bCs/>
-                <w:sz w:val="23"/>
-                <w:szCs w:val="23"/>
-                <w:lang w:eastAsia="ru-RU"/>
-              </w:rPr>
-              <w:t>або</w:t>
-            </w:r>
-            <w:proofErr w:type="spellEnd"/>
-            <w:r>
-              <w:rPr>
-                <w:rFonts w:ascii="Times New Roman" w:eastAsia="Times New Roman" w:hAnsi="Times New Roman" w:cs="Times New Roman"/>
-                <w:b/>
-                <w:bCs/>
-                <w:sz w:val="23"/>
-                <w:szCs w:val="23"/>
-                <w:lang w:val="uk-UA" w:eastAsia="ru-RU"/>
-              </w:rPr>
-              <w:t xml:space="preserve"> </w:t>
-            </w:r>
-            <w:proofErr w:type="spellStart"/>
-            <w:r>
-              <w:rPr>
-                <w:rFonts w:ascii="Times New Roman" w:eastAsia="Times New Roman" w:hAnsi="Times New Roman" w:cs="Times New Roman"/>
-                <w:b/>
-                <w:bCs/>
-                <w:sz w:val="23"/>
-                <w:szCs w:val="23"/>
-                <w:lang w:eastAsia="ru-RU"/>
-              </w:rPr>
-              <w:t>назва</w:t>
-            </w:r>
-            <w:proofErr w:type="spellEnd"/>
-            <w:r>
-              <w:rPr>
-                <w:rFonts w:ascii="Times New Roman" w:eastAsia="Times New Roman" w:hAnsi="Times New Roman" w:cs="Times New Roman"/>
-                <w:b/>
-                <w:bCs/>
-                <w:sz w:val="23"/>
-                <w:szCs w:val="23"/>
-                <w:lang w:val="uk-UA" w:eastAsia="ru-RU"/>
-              </w:rPr>
-              <w:t xml:space="preserve"> </w:t>
-            </w:r>
-            <w:proofErr w:type="spellStart"/>
-            <w:r>
-              <w:rPr>
-                <w:rFonts w:ascii="Times New Roman" w:eastAsia="Times New Roman" w:hAnsi="Times New Roman" w:cs="Times New Roman"/>
-                <w:b/>
-                <w:bCs/>
-                <w:sz w:val="23"/>
-                <w:szCs w:val="23"/>
-                <w:lang w:eastAsia="ru-RU"/>
-              </w:rPr>
-              <w:t>колективу</w:t>
-            </w:r>
-            <w:proofErr w:type="spellEnd"/>
-            <w:r>
-              <w:rPr>
-                <w:rFonts w:ascii="Times New Roman" w:eastAsia="Times New Roman" w:hAnsi="Times New Roman" w:cs="Times New Roman"/>
-                <w:b/>
-                <w:bCs/>
-                <w:sz w:val="23"/>
-                <w:szCs w:val="23"/>
-                <w:lang w:val="uk-UA" w:eastAsia="ru-RU"/>
-              </w:rPr>
-              <w:t xml:space="preserve"> </w:t>
-            </w:r>
-            <w:proofErr w:type="spellStart"/>
-            <w:r>
-              <w:rPr>
-                <w:rFonts w:ascii="Times New Roman" w:eastAsia="Times New Roman" w:hAnsi="Times New Roman" w:cs="Times New Roman"/>
-                <w:b/>
-                <w:bCs/>
-                <w:sz w:val="23"/>
-                <w:szCs w:val="23"/>
-                <w:lang w:eastAsia="ru-RU"/>
-              </w:rPr>
               <w:t>виконавців</w:t>
             </w:r>
-            <w:proofErr w:type="spellEnd"/>
           </w:p>
         </w:tc>
         <w:tc>
@@ -10469,31 +8945,7 @@
                 <w:szCs w:val="23"/>
                 <w:lang w:eastAsia="ru-RU"/>
               </w:rPr>
-              <w:t xml:space="preserve">Автор </w:t>
-            </w:r>
-            <w:proofErr w:type="spellStart"/>
-            <w:r>
-              <w:rPr>
-                <w:rFonts w:ascii="Times New Roman" w:eastAsia="Times New Roman" w:hAnsi="Times New Roman" w:cs="Times New Roman"/>
-                <w:b/>
-                <w:bCs/>
-                <w:sz w:val="23"/>
-                <w:szCs w:val="23"/>
-                <w:lang w:eastAsia="ru-RU"/>
-              </w:rPr>
-              <w:t>музики</w:t>
-            </w:r>
-            <w:proofErr w:type="spellEnd"/>
-            <w:r>
-              <w:rPr>
-                <w:rFonts w:ascii="Times New Roman" w:eastAsia="Times New Roman" w:hAnsi="Times New Roman" w:cs="Times New Roman"/>
-                <w:b/>
-                <w:bCs/>
-                <w:sz w:val="23"/>
-                <w:szCs w:val="23"/>
-                <w:lang w:eastAsia="ru-RU"/>
-              </w:rPr>
-              <w:t xml:space="preserve"> (П.І.Б.)</w:t>
+              <w:t>Автор музики (П.І.Б.)</w:t>
             </w:r>
           </w:p>
         </w:tc>
@@ -10565,7 +9017,6 @@
                 <w:lang w:val="uk-UA" w:eastAsia="ru-RU"/>
               </w:rPr>
             </w:pPr>
-            <w:proofErr w:type="spellStart"/>
             <w:r>
               <w:rPr>
                 <w:rFonts w:ascii="Times New Roman" w:eastAsia="Times New Roman" w:hAnsi="Times New Roman" w:cs="Times New Roman"/>
@@ -10577,7 +9028,6 @@
               </w:rPr>
               <w:t>Тривалість</w:t>
             </w:r>
-            <w:proofErr w:type="spellEnd"/>
             <w:r>
               <w:rPr>
                 <w:rFonts w:ascii="Times New Roman" w:eastAsia="Times New Roman" w:hAnsi="Times New Roman" w:cs="Times New Roman"/>
@@ -10589,7 +9039,6 @@
               </w:rPr>
               <w:t xml:space="preserve"> </w:t>
             </w:r>
-            <w:proofErr w:type="spellStart"/>
             <w:r>
               <w:rPr>
                 <w:rFonts w:ascii="Times New Roman" w:eastAsia="Times New Roman" w:hAnsi="Times New Roman" w:cs="Times New Roman"/>
@@ -10601,7 +9050,6 @@
               </w:rPr>
               <w:t>звучання</w:t>
             </w:r>
-            <w:proofErr w:type="spellEnd"/>
             <w:r>
               <w:rPr>
                 <w:rFonts w:ascii="Times New Roman" w:eastAsia="Times New Roman" w:hAnsi="Times New Roman" w:cs="Times New Roman"/>
@@ -10613,8 +9061,6 @@
               </w:rPr>
               <w:t xml:space="preserve"> </w:t>
             </w:r>
-            <w:proofErr w:type="spellStart"/>
-            <w:proofErr w:type="gramStart"/>
             <w:r>
               <w:rPr>
                 <w:rFonts w:ascii="Times New Roman" w:eastAsia="Times New Roman" w:hAnsi="Times New Roman" w:cs="Times New Roman"/>
@@ -10626,7 +9072,6 @@
               </w:rPr>
               <w:t>твору</w:t>
             </w:r>
-            <w:proofErr w:type="spellEnd"/>
             <w:r>
               <w:rPr>
                 <w:rFonts w:ascii="Arial Narrow" w:eastAsia="Times New Roman" w:hAnsi="Arial Narrow" w:cs="Times New Roman"/>
@@ -10637,7 +9082,6 @@
               </w:rPr>
               <w:t>(</w:t>
             </w:r>
-            <w:proofErr w:type="gramEnd"/>
             <w:r>
               <w:rPr>
                 <w:rFonts w:ascii="Arial Narrow" w:eastAsia="Times New Roman" w:hAnsi="Arial Narrow" w:cs="Times New Roman"/>
@@ -10648,7 +9092,6 @@
               </w:rPr>
               <w:t>год.:</w:t>
             </w:r>
-            <w:proofErr w:type="spellStart"/>
             <w:r>
               <w:rPr>
                 <w:rFonts w:ascii="Arial Narrow" w:eastAsia="Times New Roman" w:hAnsi="Arial Narrow" w:cs="Times New Roman"/>
@@ -10657,18 +9100,7 @@
                 <w:szCs w:val="18"/>
                 <w:lang w:eastAsia="ru-RU"/>
               </w:rPr>
-              <w:t>хвил</w:t>
-            </w:r>
-            <w:proofErr w:type="spellEnd"/>
-            <w:r>
-              <w:rPr>
-                <w:rFonts w:ascii="Arial Narrow" w:eastAsia="Times New Roman" w:hAnsi="Arial Narrow" w:cs="Times New Roman"/>
-                <w:bCs/>
-                <w:sz w:val="18"/>
-                <w:szCs w:val="18"/>
-                <w:lang w:eastAsia="ru-RU"/>
-              </w:rPr>
-              <w:t>.</w:t>
+              <w:t>хвил.</w:t>
             </w:r>
             <w:r>
               <w:rPr>
@@ -10747,7 +9179,6 @@
                 <w:lang w:eastAsia="ru-RU"/>
               </w:rPr>
             </w:pPr>
-            <w:proofErr w:type="spellStart"/>
             <w:r>
               <w:rPr>
                 <w:rFonts w:ascii="Times New Roman" w:eastAsia="Times New Roman" w:hAnsi="Times New Roman" w:cs="Times New Roman"/>
@@ -10759,7 +9190,6 @@
               </w:rPr>
               <w:t>Кількість</w:t>
             </w:r>
-            <w:proofErr w:type="spellEnd"/>
             <w:r>
               <w:rPr>
                 <w:rFonts w:ascii="Times New Roman" w:eastAsia="Times New Roman" w:hAnsi="Times New Roman" w:cs="Times New Roman"/>
@@ -10771,7 +9201,6 @@
               </w:rPr>
               <w:t xml:space="preserve"> </w:t>
             </w:r>
-            <w:proofErr w:type="spellStart"/>
             <w:r>
               <w:rPr>
                 <w:rFonts w:ascii="Times New Roman" w:eastAsia="Times New Roman" w:hAnsi="Times New Roman" w:cs="Times New Roman"/>
@@ -10783,7 +9212,6 @@
               </w:rPr>
               <w:t>публічних</w:t>
             </w:r>
-            <w:proofErr w:type="spellEnd"/>
             <w:r>
               <w:rPr>
                 <w:rFonts w:ascii="Times New Roman" w:eastAsia="Times New Roman" w:hAnsi="Times New Roman" w:cs="Times New Roman"/>
@@ -10795,7 +9223,6 @@
               </w:rPr>
               <w:t xml:space="preserve"> </w:t>
             </w:r>
-            <w:proofErr w:type="spellStart"/>
             <w:r>
               <w:rPr>
                 <w:rFonts w:ascii="Times New Roman" w:eastAsia="Times New Roman" w:hAnsi="Times New Roman" w:cs="Times New Roman"/>
@@ -10807,7 +9234,6 @@
               </w:rPr>
               <w:t>виконань</w:t>
             </w:r>
-            <w:proofErr w:type="spellEnd"/>
             <w:r>
               <w:rPr>
                 <w:rFonts w:ascii="Times New Roman" w:eastAsia="Times New Roman" w:hAnsi="Times New Roman" w:cs="Times New Roman"/>
@@ -10819,7 +9245,6 @@
               </w:rPr>
               <w:t xml:space="preserve"> </w:t>
             </w:r>
-            <w:proofErr w:type="spellStart"/>
             <w:r>
               <w:rPr>
                 <w:rFonts w:ascii="Times New Roman" w:eastAsia="Times New Roman" w:hAnsi="Times New Roman" w:cs="Times New Roman"/>
@@ -10831,7 +9256,6 @@
               </w:rPr>
               <w:t>твору</w:t>
             </w:r>
-            <w:proofErr w:type="spellEnd"/>
           </w:p>
         </w:tc>
         <w:tc>
@@ -10861,7 +9285,6 @@
                 <w:lang w:val="uk-UA" w:eastAsia="ru-RU"/>
               </w:rPr>
             </w:pPr>
-            <w:proofErr w:type="spellStart"/>
             <w:r>
               <w:rPr>
                 <w:rFonts w:ascii="Times New Roman" w:eastAsia="Times New Roman" w:hAnsi="Times New Roman" w:cs="Times New Roman"/>
@@ -10875,7 +9298,6 @@
               </w:rPr>
               <w:t>Загальна</w:t>
             </w:r>
-            <w:proofErr w:type="spellEnd"/>
             <w:r>
               <w:rPr>
                 <w:rFonts w:ascii="Times New Roman" w:eastAsia="Times New Roman" w:hAnsi="Times New Roman" w:cs="Times New Roman"/>
@@ -10889,7 +9311,6 @@
               </w:rPr>
               <w:t xml:space="preserve"> </w:t>
             </w:r>
-            <w:proofErr w:type="spellStart"/>
             <w:r>
               <w:rPr>
                 <w:rFonts w:ascii="Times New Roman" w:eastAsia="Times New Roman" w:hAnsi="Times New Roman" w:cs="Times New Roman"/>
@@ -10903,7 +9324,6 @@
               </w:rPr>
               <w:t>Тривалість</w:t>
             </w:r>
-            <w:proofErr w:type="spellEnd"/>
             <w:r>
               <w:rPr>
                 <w:rFonts w:ascii="Times New Roman" w:eastAsia="Times New Roman" w:hAnsi="Times New Roman" w:cs="Times New Roman"/>
@@ -10917,7 +9337,6 @@
               </w:rPr>
               <w:t xml:space="preserve"> </w:t>
             </w:r>
-            <w:proofErr w:type="spellStart"/>
             <w:r>
               <w:rPr>
                 <w:rFonts w:ascii="Times New Roman" w:eastAsia="Times New Roman" w:hAnsi="Times New Roman" w:cs="Times New Roman"/>
@@ -10929,7 +9348,6 @@
               </w:rPr>
               <w:t>звучання</w:t>
             </w:r>
-            <w:proofErr w:type="spellEnd"/>
             <w:r>
               <w:rPr>
                 <w:rFonts w:ascii="Times New Roman" w:eastAsia="Times New Roman" w:hAnsi="Times New Roman" w:cs="Times New Roman"/>
@@ -10941,8 +9359,6 @@
               </w:rPr>
               <w:t xml:space="preserve"> </w:t>
             </w:r>
-            <w:proofErr w:type="spellStart"/>
-            <w:proofErr w:type="gramStart"/>
             <w:r>
               <w:rPr>
                 <w:rFonts w:ascii="Times New Roman" w:eastAsia="Times New Roman" w:hAnsi="Times New Roman" w:cs="Times New Roman"/>
@@ -10954,7 +9370,6 @@
               </w:rPr>
               <w:t>твору</w:t>
             </w:r>
-            <w:proofErr w:type="spellEnd"/>
             <w:r>
               <w:rPr>
                 <w:rFonts w:ascii="Arial Narrow" w:eastAsia="Times New Roman" w:hAnsi="Arial Narrow" w:cs="Times New Roman"/>
@@ -10965,7 +9380,6 @@
               </w:rPr>
               <w:t>(</w:t>
             </w:r>
-            <w:proofErr w:type="gramEnd"/>
             <w:r>
               <w:rPr>
                 <w:rFonts w:ascii="Arial Narrow" w:eastAsia="Times New Roman" w:hAnsi="Arial Narrow" w:cs="Times New Roman"/>
@@ -10976,7 +9390,6 @@
               </w:rPr>
               <w:t>год.:</w:t>
             </w:r>
-            <w:proofErr w:type="spellStart"/>
             <w:r>
               <w:rPr>
                 <w:rFonts w:ascii="Arial Narrow" w:eastAsia="Times New Roman" w:hAnsi="Arial Narrow" w:cs="Times New Roman"/>
@@ -10985,18 +9398,7 @@
                 <w:szCs w:val="18"/>
                 <w:lang w:eastAsia="ru-RU"/>
               </w:rPr>
-              <w:t>хвил</w:t>
-            </w:r>
-            <w:proofErr w:type="spellEnd"/>
-            <w:r>
-              <w:rPr>
-                <w:rFonts w:ascii="Arial Narrow" w:eastAsia="Times New Roman" w:hAnsi="Arial Narrow" w:cs="Times New Roman"/>
-                <w:bCs/>
-                <w:sz w:val="18"/>
-                <w:szCs w:val="18"/>
-                <w:lang w:eastAsia="ru-RU"/>
-              </w:rPr>
-              <w:t>.</w:t>
+              <w:t>хвил.</w:t>
             </w:r>
             <w:r>
               <w:rPr>
@@ -11266,7 +9668,7 @@
                                     <w:rPr>
                                       <w:sz w:val="24"/>
                                       <w:szCs w:val="24"/>
-                                      <w:lang w:val="ru-UA"/>
+                                      <w:lang w:val="aa-ET"/>
                                     </w:rPr>
                                   </w:pPr>
                                   <w:r>
@@ -11315,7 +9717,7 @@
                     </wp:anchor>
                   </w:drawing>
                 </mc:Choice>
-                <mc:Fallback>
+                <mc:Fallback xmlns:w16se="http://schemas.microsoft.com/office/word/2015/wordml/symex" xmlns:w16cid="http://schemas.microsoft.com/office/word/2016/wordml/cid" xmlns:am3d="http://schemas.microsoft.com/office/drawing/2017/model3d" xmlns:aink="http://schemas.microsoft.com/office/drawing/2016/ink" xmlns:cx8="http://schemas.microsoft.com/office/drawing/2016/5/14/chartex" xmlns:cx7="http://schemas.microsoft.com/office/drawing/2016/5/13/chartex" xmlns:cx6="http://schemas.microsoft.com/office/drawing/2016/5/12/chartex" xmlns:cx5="http://schemas.microsoft.com/office/drawing/2016/5/11/chartex" xmlns:cx4="http://schemas.microsoft.com/office/drawing/2016/5/10/chartex" xmlns:cx3="http://schemas.microsoft.com/office/drawing/2016/5/9/chartex" xmlns:cx2="http://schemas.microsoft.com/office/drawing/2015/10/21/chartex" xmlns:cx1="http://schemas.microsoft.com/office/drawing/2015/9/8/chartex" xmlns:cx="http://schemas.microsoft.com/office/drawing/2014/chartex">
                   <w:pict>
                     <v:shapetype id="_x0000_t202" coordsize="21600,21600" o:spt="202" path="m,l,21600r21600,l21600,xe">
                       <v:stroke joinstyle="miter"/>
@@ -13460,21 +11862,8 @@
           <w:lang w:val="uk-UA" w:eastAsia="ru-RU"/>
         </w:rPr>
         <w:lastRenderedPageBreak/>
-        <w:t xml:space="preserve">Форма </w:t>
-      </w:r>
-      <w:proofErr w:type="spellStart"/>
-      <w:r>
-        <w:rPr>
-          <w:rFonts w:ascii="Times New Roman" w:eastAsia="MS Mincho" w:hAnsi="Times New Roman" w:cs="Times New Roman"/>
-          <w:b/>
-          <w:bCs/>
-          <w:sz w:val="18"/>
-          <w:szCs w:val="18"/>
-          <w:lang w:val="uk-UA" w:eastAsia="ru-RU"/>
-        </w:rPr>
-        <w:t>акта</w:t>
-      </w:r>
-      <w:proofErr w:type="spellEnd"/>
+        <w:t>Форма акта</w:t>
+      </w:r>
       <w:r>
         <w:rPr>
           <w:rFonts w:ascii="Times New Roman" w:eastAsia="MS Mincho" w:hAnsi="Times New Roman" w:cs="Times New Roman"/>
@@ -13891,55 +12280,7 @@
           <w:szCs w:val="24"/>
           <w:lang w:eastAsia="ru-RU"/>
         </w:rPr>
-        <w:t>(</w:t>
-      </w:r>
-      <w:proofErr w:type="spellStart"/>
-      <w:r>
-        <w:rPr>
-          <w:rFonts w:ascii="Times New Roman" w:eastAsia="MS Mincho" w:hAnsi="Times New Roman" w:cs="Times New Roman"/>
-          <w:b/>
-          <w:bCs/>
-          <w:sz w:val="24"/>
-          <w:szCs w:val="24"/>
-          <w:lang w:eastAsia="ru-RU"/>
-        </w:rPr>
-        <w:t>далі</w:t>
-      </w:r>
-      <w:proofErr w:type="spellEnd"/>
-      <w:r>
-        <w:rPr>
-          <w:rFonts w:ascii="Times New Roman" w:eastAsia="MS Mincho" w:hAnsi="Times New Roman" w:cs="Times New Roman"/>
-          <w:b/>
-          <w:bCs/>
-          <w:sz w:val="24"/>
-          <w:szCs w:val="24"/>
-          <w:lang w:eastAsia="ru-RU"/>
-        </w:rPr>
-        <w:t xml:space="preserve"> - </w:t>
-      </w:r>
-      <w:proofErr w:type="spellStart"/>
-      <w:r>
-        <w:rPr>
-          <w:rFonts w:ascii="Times New Roman" w:eastAsia="MS Mincho" w:hAnsi="Times New Roman" w:cs="Times New Roman"/>
-          <w:b/>
-          <w:bCs/>
-          <w:sz w:val="24"/>
-          <w:szCs w:val="24"/>
-          <w:lang w:eastAsia="ru-RU"/>
-        </w:rPr>
-        <w:t>Договір</w:t>
-      </w:r>
-      <w:proofErr w:type="spellEnd"/>
-      <w:r>
-        <w:rPr>
-          <w:rFonts w:ascii="Times New Roman" w:eastAsia="MS Mincho" w:hAnsi="Times New Roman" w:cs="Times New Roman"/>
-          <w:b/>
-          <w:bCs/>
-          <w:sz w:val="24"/>
-          <w:szCs w:val="24"/>
-          <w:lang w:eastAsia="ru-RU"/>
-        </w:rPr>
-        <w:t xml:space="preserve">) </w:t>
+        <w:t xml:space="preserve">(далі - Договір) </w:t>
       </w:r>
       <w:r>
         <w:rPr>
@@ -14537,7 +12878,7 @@
                               <w:rPr>
                                 <w:sz w:val="24"/>
                                 <w:szCs w:val="24"/>
-                                <w:lang w:val="ru-UA"/>
+                                <w:lang w:val="aa-ET"/>
                               </w:rPr>
                             </w:pPr>
                             <w:r>
@@ -14586,7 +12927,7 @@
               </wp:anchor>
             </w:drawing>
           </mc:Choice>
-          <mc:Fallback>
+          <mc:Fallback xmlns:w16se="http://schemas.microsoft.com/office/word/2015/wordml/symex" xmlns:w16cid="http://schemas.microsoft.com/office/word/2016/wordml/cid" xmlns:am3d="http://schemas.microsoft.com/office/drawing/2017/model3d" xmlns:aink="http://schemas.microsoft.com/office/drawing/2016/ink" xmlns:cx8="http://schemas.microsoft.com/office/drawing/2016/5/14/chartex" xmlns:cx7="http://schemas.microsoft.com/office/drawing/2016/5/13/chartex" xmlns:cx6="http://schemas.microsoft.com/office/drawing/2016/5/12/chartex" xmlns:cx5="http://schemas.microsoft.com/office/drawing/2016/5/11/chartex" xmlns:cx4="http://schemas.microsoft.com/office/drawing/2016/5/10/chartex" xmlns:cx3="http://schemas.microsoft.com/office/drawing/2016/5/9/chartex" xmlns:cx2="http://schemas.microsoft.com/office/drawing/2015/10/21/chartex" xmlns:cx1="http://schemas.microsoft.com/office/drawing/2015/9/8/chartex" xmlns:cx="http://schemas.microsoft.com/office/drawing/2014/chartex">
             <w:pict>
               <v:shape id="WordArt 3" o:spid="_x0000_s1027" type="#_x0000_t202" style="position:absolute;left:0;text-align:left;margin-left:141pt;margin-top:-286.25pt;width:246pt;height:540pt;z-index:251661312;visibility:visible;mso-wrap-style:square;mso-width-percent:0;mso-height-percent:0;mso-wrap-distance-left:9pt;mso-wrap-distance-top:0;mso-wrap-distance-right:9pt;mso-wrap-distance-bottom:0;mso-position-horizontal:absolute;mso-position-horizontal-relative:text;mso-position-vertical:absolute;mso-position-vertical-relative:text;mso-width-percent:0;mso-height-percent:0;mso-width-relative:page;mso-height-relative:page;v-text-anchor:top" o:gfxdata="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" filled="f" stroked="f">
                 <o:lock v:ext="edit" shapetype="t"/>
@@ -15177,19 +13518,8 @@
                 <w:szCs w:val="20"/>
                 <w:lang w:eastAsia="ru-RU"/>
               </w:rPr>
-              <w:t>(Код ЄДРПОУ: ______________</w:t>
+              <w:t>(Код ЄДРПОУ: _______________ )</w:t>
             </w:r>
-            <w:proofErr w:type="gramStart"/>
-            <w:r>
-              <w:rPr>
-                <w:rFonts w:ascii="Times New Roman" w:eastAsia="MS Mincho" w:hAnsi="Times New Roman" w:cs="Times New Roman"/>
-                <w:sz w:val="20"/>
-                <w:szCs w:val="20"/>
-                <w:lang w:eastAsia="ru-RU"/>
-              </w:rPr>
-              <w:t>_ )</w:t>
-            </w:r>
-            <w:proofErr w:type="gramEnd"/>
           </w:p>
         </w:tc>
         <w:tc>
@@ -17951,25 +16281,14 @@
           <w:lang w:val="uk-UA" w:eastAsia="ru-RU"/>
         </w:rPr>
       </w:pPr>
-      <w:proofErr w:type="spellStart"/>
-      <w:r>
-        <w:rPr>
-          <w:rFonts w:ascii="Times New Roman" w:eastAsia="MS Mincho" w:hAnsi="Times New Roman" w:cs="Times New Roman"/>
-          <w:sz w:val="20"/>
-          <w:szCs w:val="20"/>
-          <w:lang w:val="uk-UA" w:eastAsia="ru-RU"/>
-        </w:rPr>
-        <w:t>Зворотня</w:t>
-      </w:r>
-      <w:proofErr w:type="spellEnd"/>
-      <w:r>
-        <w:rPr>
-          <w:rFonts w:ascii="Times New Roman" w:eastAsia="MS Mincho" w:hAnsi="Times New Roman" w:cs="Times New Roman"/>
-          <w:sz w:val="20"/>
-          <w:szCs w:val="20"/>
-          <w:lang w:val="uk-UA" w:eastAsia="ru-RU"/>
-        </w:rPr>
-        <w:t xml:space="preserve"> адреса користувача: </w:t>
+      <w:r>
+        <w:rPr>
+          <w:rFonts w:ascii="Times New Roman" w:eastAsia="MS Mincho" w:hAnsi="Times New Roman" w:cs="Times New Roman"/>
+          <w:sz w:val="20"/>
+          <w:szCs w:val="20"/>
+          <w:lang w:val="uk-UA" w:eastAsia="ru-RU"/>
+        </w:rPr>
+        <w:t xml:space="preserve">Зворотня адреса користувача: </w:t>
       </w:r>
     </w:p>
     <w:p>
@@ -18677,7 +16996,7 @@
                               <w:rPr>
                                 <w:sz w:val="24"/>
                                 <w:szCs w:val="24"/>
-                                <w:lang w:val="ru-UA"/>
+                                <w:lang w:val="aa-ET"/>
                               </w:rPr>
                             </w:pPr>
                             <w:r>
@@ -18726,7 +17045,7 @@
               </wp:anchor>
             </w:drawing>
           </mc:Choice>
-          <mc:Fallback>
+          <mc:Fallback xmlns:w16se="http://schemas.microsoft.com/office/word/2015/wordml/symex" xmlns:w16cid="http://schemas.microsoft.com/office/word/2016/wordml/cid" xmlns:am3d="http://schemas.microsoft.com/office/drawing/2017/model3d" xmlns:aink="http://schemas.microsoft.com/office/drawing/2016/ink" xmlns:cx8="http://schemas.microsoft.com/office/drawing/2016/5/14/chartex" xmlns:cx7="http://schemas.microsoft.com/office/drawing/2016/5/13/chartex" xmlns:cx6="http://schemas.microsoft.com/office/drawing/2016/5/12/chartex" xmlns:cx5="http://schemas.microsoft.com/office/drawing/2016/5/11/chartex" xmlns:cx4="http://schemas.microsoft.com/office/drawing/2016/5/10/chartex" xmlns:cx3="http://schemas.microsoft.com/office/drawing/2016/5/9/chartex" xmlns:cx2="http://schemas.microsoft.com/office/drawing/2015/10/21/chartex" xmlns:cx1="http://schemas.microsoft.com/office/drawing/2015/9/8/chartex" xmlns:cx="http://schemas.microsoft.com/office/drawing/2014/chartex">
             <w:pict>
               <v:shape id="WordArt 4" o:spid="_x0000_s1028" type="#_x0000_t202" style="position:absolute;left:0;text-align:left;margin-left:153pt;margin-top:-150.2pt;width:246pt;height:540pt;z-index:251662336;visibility:visible;mso-wrap-style:square;mso-width-percent:0;mso-height-percent:0;mso-wrap-distance-left:9pt;mso-wrap-distance-top:0;mso-wrap-distance-right:9pt;mso-wrap-distance-bottom:0;mso-position-horizontal:absolute;mso-position-horizontal-relative:text;mso-position-vertical:absolute;mso-position-vertical-relative:text;mso-width-percent:0;mso-height-percent:0;mso-width-relative:page;mso-height-relative:page;v-text-anchor:top" o:gfxdata="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" filled="f" stroked="f">
                 <o:lock v:ext="edit" shapetype="t"/>
@@ -19349,31 +17668,7 @@
           <w:szCs w:val="16"/>
           <w:lang w:val="uk-UA" w:eastAsia="ru-RU"/>
         </w:rPr>
-        <w:t xml:space="preserve">підпис   </w:t>
-      </w:r>
-      <w:proofErr w:type="spellStart"/>
-      <w:r>
-        <w:rPr>
-          <w:rFonts w:ascii="Times New Roman" w:eastAsia="MS Mincho" w:hAnsi="Times New Roman" w:cs="Times New Roman"/>
-          <w:b/>
-          <w:bCs/>
-          <w:sz w:val="16"/>
-          <w:szCs w:val="16"/>
-          <w:lang w:val="uk-UA" w:eastAsia="ru-RU"/>
-        </w:rPr>
-        <w:t>М.п</w:t>
-      </w:r>
-      <w:proofErr w:type="spellEnd"/>
-      <w:r>
-        <w:rPr>
-          <w:rFonts w:ascii="Times New Roman" w:eastAsia="MS Mincho" w:hAnsi="Times New Roman" w:cs="Times New Roman"/>
-          <w:b/>
-          <w:bCs/>
-          <w:sz w:val="16"/>
-          <w:szCs w:val="16"/>
-          <w:lang w:val="uk-UA" w:eastAsia="ru-RU"/>
-        </w:rPr>
-        <w:t>.</w:t>
+        <w:t>підпис   М.п.</w:t>
       </w:r>
       <w:r>
         <w:rPr>
@@ -19795,7 +18090,7 @@
 </file>
 
 <file path=word/endnotes.xml><?xml version="1.0" encoding="utf-8"?>
-<w:endnotes xmlns:wpc="http://schemas.microsoft.com/office/word/2010/wordprocessingCanvas" xmlns:cx="http://schemas.microsoft.com/office/drawing/2014/chartex" xmlns:cx1="http://schemas.microsoft.com/office/drawing/2015/9/8/chartex" xmlns:cx2="http://schemas.microsoft.com/office/drawing/2015/10/21/chartex" xmlns:cx3="http://schemas.microsoft.com/office/drawing/2016/5/9/chartex" xmlns:cx4="http://schemas.microsoft.com/office/drawing/2016/5/10/chartex" xmlns:cx5="http://schemas.microsoft.com/office/drawing/2016/5/11/chartex" xmlns:cx6="http://schemas.microsoft.com/office/drawing/2016/5/12/chartex" xmlns:cx7="http://schemas.microsoft.com/office/drawing/2016/5/13/chartex" xmlns:cx8="http://schemas.microsoft.com/office/drawing/2016/5/14/chartex" xmlns:mc="http://schemas.openxmlformats.org/markup-compatibility/2006" xmlns:aink="http://schemas.microsoft.com/office/drawing/2016/ink" xmlns:am3d="http://schemas.microsoft.com/office/drawing/2017/model3d" xmlns:o="urn:schemas-microsoft-com:office:office" xmlns:r="http://schemas.openxmlformats.org/officeDocument/2006/relationships" xmlns:m="http://schemas.openxmlformats.org/officeDocument/2006/math" xmlns:v="urn:schemas-microsoft-com:vml" xmlns:wp14="http://schemas.microsoft.com/office/word/2010/wordprocessingDrawing" xmlns:wp="http://schemas.openxmlformats.org/drawingml/2006/wordprocessingDrawing" xmlns:w10="urn:schemas-microsoft-com:office:word" xmlns:w="http://schemas.openxmlformats.org/wordprocessingml/2006/main" xmlns:w14="http://schemas.microsoft.com/office/word/2010/wordml" xmlns:w15="http://schemas.microsoft.com/office/word/2012/wordml" xmlns:w16cid="http://schemas.microsoft.com/office/word/2016/wordml/cid" xmlns:w16se="http://schemas.microsoft.com/office/word/2015/wordml/symex" xmlns:wpg="http://schemas.microsoft.com/office/word/2010/wordprocessingGroup" xmlns:wpi="http://schemas.microsoft.com/office/word/2010/wordprocessingInk" xmlns:wne="http://schemas.microsoft.com/office/word/2006/wordml" xmlns:wps="http://schemas.microsoft.com/office/word/2010/wordprocessingShape" mc:Ignorable="w14 w15 w16se w16cid wp14">
+<w:endnotes xmlns:wpc="http://schemas.microsoft.com/office/word/2010/wordprocessingCanvas" xmlns:mc="http://schemas.openxmlformats.org/markup-compatibility/2006" xmlns:o="urn:schemas-microsoft-com:office:office" xmlns:r="http://schemas.openxmlformats.org/officeDocument/2006/relationships" xmlns:m="http://schemas.openxmlformats.org/officeDocument/2006/math" xmlns:v="urn:schemas-microsoft-com:vml" xmlns:wp14="http://schemas.microsoft.com/office/word/2010/wordprocessingDrawing" xmlns:wp="http://schemas.openxmlformats.org/drawingml/2006/wordprocessingDrawing" xmlns:w10="urn:schemas-microsoft-com:office:word" xmlns:w="http://schemas.openxmlformats.org/wordprocessingml/2006/main" xmlns:w14="http://schemas.microsoft.com/office/word/2010/wordml" xmlns:w15="http://schemas.microsoft.com/office/word/2012/wordml" xmlns:wpg="http://schemas.microsoft.com/office/word/2010/wordprocessingGroup" xmlns:wpi="http://schemas.microsoft.com/office/word/2010/wordprocessingInk" xmlns:wne="http://schemas.microsoft.com/office/word/2006/wordml" xmlns:wps="http://schemas.microsoft.com/office/word/2010/wordprocessingShape" mc:Ignorable="w14 w15 wp14">
   <w:endnote w:type="separator" w:id="-1">
     <w:p>
       <w:pPr>
@@ -19820,7 +18115,7 @@
 </file>
 
 <file path=word/footer1.xml><?xml version="1.0" encoding="utf-8"?>
-<w:ftr xmlns:wpc="http://schemas.microsoft.com/office/word/2010/wordprocessingCanvas" xmlns:cx="http://schemas.microsoft.com/office/drawing/2014/chartex" xmlns:cx1="http://schemas.microsoft.com/office/drawing/2015/9/8/chartex" xmlns:cx2="http://schemas.microsoft.com/office/drawing/2015/10/21/chartex" xmlns:cx3="http://schemas.microsoft.com/office/drawing/2016/5/9/chartex" xmlns:cx4="http://schemas.microsoft.com/office/drawing/2016/5/10/chartex" xmlns:cx5="http://schemas.microsoft.com/office/drawing/2016/5/11/chartex" xmlns:cx6="http://schemas.microsoft.com/office/drawing/2016/5/12/chartex" xmlns:cx7="http://schemas.microsoft.com/office/drawing/2016/5/13/chartex" xmlns:cx8="http://schemas.microsoft.com/office/drawing/2016/5/14/chartex" xmlns:mc="http://schemas.openxmlformats.org/markup-compatibility/2006" xmlns:aink="http://schemas.microsoft.com/office/drawing/2016/ink" xmlns:am3d="http://schemas.microsoft.com/office/drawing/2017/model3d" xmlns:o="urn:schemas-microsoft-com:office:office" xmlns:r="http://schemas.openxmlformats.org/officeDocument/2006/relationships" xmlns:m="http://schemas.openxmlformats.org/officeDocument/2006/math" xmlns:v="urn:schemas-microsoft-com:vml" xmlns:wp14="http://schemas.microsoft.com/office/word/2010/wordprocessingDrawing" xmlns:wp="http://schemas.openxmlformats.org/drawingml/2006/wordprocessingDrawing" xmlns:w10="urn:schemas-microsoft-com:office:word" xmlns:w="http://schemas.openxmlformats.org/wordprocessingml/2006/main" xmlns:w14="http://schemas.microsoft.com/office/word/2010/wordml" xmlns:w15="http://schemas.microsoft.com/office/word/2012/wordml" xmlns:w16cid="http://schemas.microsoft.com/office/word/2016/wordml/cid" xmlns:w16se="http://schemas.microsoft.com/office/word/2015/wordml/symex" xmlns:wpg="http://schemas.microsoft.com/office/word/2010/wordprocessingGroup" xmlns:wpi="http://schemas.microsoft.com/office/word/2010/wordprocessingInk" xmlns:wne="http://schemas.microsoft.com/office/word/2006/wordml" xmlns:wps="http://schemas.microsoft.com/office/word/2010/wordprocessingShape" mc:Ignorable="w14 w15 w16se w16cid wp14">
+<w:ftr xmlns:wpc="http://schemas.microsoft.com/office/word/2010/wordprocessingCanvas" xmlns:mc="http://schemas.openxmlformats.org/markup-compatibility/2006" xmlns:o="urn:schemas-microsoft-com:office:office" xmlns:r="http://schemas.openxmlformats.org/officeDocument/2006/relationships" xmlns:m="http://schemas.openxmlformats.org/officeDocument/2006/math" xmlns:v="urn:schemas-microsoft-com:vml" xmlns:wp14="http://schemas.microsoft.com/office/word/2010/wordprocessingDrawing" xmlns:wp="http://schemas.openxmlformats.org/drawingml/2006/wordprocessingDrawing" xmlns:w10="urn:schemas-microsoft-com:office:word" xmlns:w="http://schemas.openxmlformats.org/wordprocessingml/2006/main" xmlns:w14="http://schemas.microsoft.com/office/word/2010/wordml" xmlns:w15="http://schemas.microsoft.com/office/word/2012/wordml" xmlns:wpg="http://schemas.microsoft.com/office/word/2010/wordprocessingGroup" xmlns:wpi="http://schemas.microsoft.com/office/word/2010/wordprocessingInk" xmlns:wne="http://schemas.microsoft.com/office/word/2006/wordml" xmlns:wps="http://schemas.microsoft.com/office/word/2010/wordprocessingShape" mc:Ignorable="w14 w15 wp14">
   <w:p>
     <w:pPr>
       <w:pStyle w:val="a5"/>
@@ -19858,7 +18153,7 @@
 </file>
 
 <file path=word/footer2.xml><?xml version="1.0" encoding="utf-8"?>
-<w:ftr xmlns:wpc="http://schemas.microsoft.com/office/word/2010/wordprocessingCanvas" xmlns:cx="http://schemas.microsoft.com/office/drawing/2014/chartex" xmlns:cx1="http://schemas.microsoft.com/office/drawing/2015/9/8/chartex" xmlns:cx2="http://schemas.microsoft.com/office/drawing/2015/10/21/chartex" xmlns:cx3="http://schemas.microsoft.com/office/drawing/2016/5/9/chartex" xmlns:cx4="http://schemas.microsoft.com/office/drawing/2016/5/10/chartex" xmlns:cx5="http://schemas.microsoft.com/office/drawing/2016/5/11/chartex" xmlns:cx6="http://schemas.microsoft.com/office/drawing/2016/5/12/chartex" xmlns:cx7="http://schemas.microsoft.com/office/drawing/2016/5/13/chartex" xmlns:cx8="http://schemas.microsoft.com/office/drawing/2016/5/14/chartex" xmlns:mc="http://schemas.openxmlformats.org/markup-compatibility/2006" xmlns:aink="http://schemas.microsoft.com/office/drawing/2016/ink" xmlns:am3d="http://schemas.microsoft.com/office/drawing/2017/model3d" xmlns:o="urn:schemas-microsoft-com:office:office" xmlns:r="http://schemas.openxmlformats.org/officeDocument/2006/relationships" xmlns:m="http://schemas.openxmlformats.org/officeDocument/2006/math" xmlns:v="urn:schemas-microsoft-com:vml" xmlns:wp14="http://schemas.microsoft.com/office/word/2010/wordprocessingDrawing" xmlns:wp="http://schemas.openxmlformats.org/drawingml/2006/wordprocessingDrawing" xmlns:w10="urn:schemas-microsoft-com:office:word" xmlns:w="http://schemas.openxmlformats.org/wordprocessingml/2006/main" xmlns:w14="http://schemas.microsoft.com/office/word/2010/wordml" xmlns:w15="http://schemas.microsoft.com/office/word/2012/wordml" xmlns:w16cid="http://schemas.microsoft.com/office/word/2016/wordml/cid" xmlns:w16se="http://schemas.microsoft.com/office/word/2015/wordml/symex" xmlns:wpg="http://schemas.microsoft.com/office/word/2010/wordprocessingGroup" xmlns:wpi="http://schemas.microsoft.com/office/word/2010/wordprocessingInk" xmlns:wne="http://schemas.microsoft.com/office/word/2006/wordml" xmlns:wps="http://schemas.microsoft.com/office/word/2010/wordprocessingShape" mc:Ignorable="w14 w15 w16se w16cid wp14">
+<w:ftr xmlns:wpc="http://schemas.microsoft.com/office/word/2010/wordprocessingCanvas" xmlns:mc="http://schemas.openxmlformats.org/markup-compatibility/2006" xmlns:o="urn:schemas-microsoft-com:office:office" xmlns:r="http://schemas.openxmlformats.org/officeDocument/2006/relationships" xmlns:m="http://schemas.openxmlformats.org/officeDocument/2006/math" xmlns:v="urn:schemas-microsoft-com:vml" xmlns:wp14="http://schemas.microsoft.com/office/word/2010/wordprocessingDrawing" xmlns:wp="http://schemas.openxmlformats.org/drawingml/2006/wordprocessingDrawing" xmlns:w10="urn:schemas-microsoft-com:office:word" xmlns:w="http://schemas.openxmlformats.org/wordprocessingml/2006/main" xmlns:w14="http://schemas.microsoft.com/office/word/2010/wordml" xmlns:w15="http://schemas.microsoft.com/office/word/2012/wordml" xmlns:wpg="http://schemas.microsoft.com/office/word/2010/wordprocessingGroup" xmlns:wpi="http://schemas.microsoft.com/office/word/2010/wordprocessingInk" xmlns:wne="http://schemas.microsoft.com/office/word/2006/wordml" xmlns:wps="http://schemas.microsoft.com/office/word/2010/wordprocessingShape" mc:Ignorable="w14 w15 wp14">
   <w:p>
     <w:pPr>
       <w:pStyle w:val="a5"/>
@@ -19905,7 +18200,7 @@
         <w:sz w:val="18"/>
         <w:szCs w:val="18"/>
       </w:rPr>
-      <w:t>7</w:t>
+      <w:t>5</w:t>
     </w:r>
     <w:r>
       <w:rPr>
@@ -20164,7 +18459,7 @@
 </file>
 
 <file path=word/footnotes.xml><?xml version="1.0" encoding="utf-8"?>
-<w:footnotes xmlns:wpc="http://schemas.microsoft.com/office/word/2010/wordprocessingCanvas" xmlns:cx="http://schemas.microsoft.com/office/drawing/2014/chartex" xmlns:cx1="http://schemas.microsoft.com/office/drawing/2015/9/8/chartex" xmlns:cx2="http://schemas.microsoft.com/office/drawing/2015/10/21/chartex" xmlns:cx3="http://schemas.microsoft.com/office/drawing/2016/5/9/chartex" xmlns:cx4="http://schemas.microsoft.com/office/drawing/2016/5/10/chartex" xmlns:cx5="http://schemas.microsoft.com/office/drawing/2016/5/11/chartex" xmlns:cx6="http://schemas.microsoft.com/office/drawing/2016/5/12/chartex" xmlns:cx7="http://schemas.microsoft.com/office/drawing/2016/5/13/chartex" xmlns:cx8="http://schemas.microsoft.com/office/drawing/2016/5/14/chartex" xmlns:mc="http://schemas.openxmlformats.org/markup-compatibility/2006" xmlns:aink="http://schemas.microsoft.com/office/drawing/2016/ink" xmlns:am3d="http://schemas.microsoft.com/office/drawing/2017/model3d" xmlns:o="urn:schemas-microsoft-com:office:office" xmlns:r="http://schemas.openxmlformats.org/officeDocument/2006/relationships" xmlns:m="http://schemas.openxmlformats.org/officeDocument/2006/math" xmlns:v="urn:schemas-microsoft-com:vml" xmlns:wp14="http://schemas.microsoft.com/office/word/2010/wordprocessingDrawing" xmlns:wp="http://schemas.openxmlformats.org/drawingml/2006/wordprocessingDrawing" xmlns:w10="urn:schemas-microsoft-com:office:word" xmlns:w="http://schemas.openxmlformats.org/wordprocessingml/2006/main" xmlns:w14="http://schemas.microsoft.com/office/word/2010/wordml" xmlns:w15="http://schemas.microsoft.com/office/word/2012/wordml" xmlns:w16cid="http://schemas.microsoft.com/office/word/2016/wordml/cid" xmlns:w16se="http://schemas.microsoft.com/office/word/2015/wordml/symex" xmlns:wpg="http://schemas.microsoft.com/office/word/2010/wordprocessingGroup" xmlns:wpi="http://schemas.microsoft.com/office/word/2010/wordprocessingInk" xmlns:wne="http://schemas.microsoft.com/office/word/2006/wordml" xmlns:wps="http://schemas.microsoft.com/office/word/2010/wordprocessingShape" mc:Ignorable="w14 w15 w16se w16cid wp14">
+<w:footnotes xmlns:wpc="http://schemas.microsoft.com/office/word/2010/wordprocessingCanvas" xmlns:mc="http://schemas.openxmlformats.org/markup-compatibility/2006" xmlns:o="urn:schemas-microsoft-com:office:office" xmlns:r="http://schemas.openxmlformats.org/officeDocument/2006/relationships" xmlns:m="http://schemas.openxmlformats.org/officeDocument/2006/math" xmlns:v="urn:schemas-microsoft-com:vml" xmlns:wp14="http://schemas.microsoft.com/office/word/2010/wordprocessingDrawing" xmlns:wp="http://schemas.openxmlformats.org/drawingml/2006/wordprocessingDrawing" xmlns:w10="urn:schemas-microsoft-com:office:word" xmlns:w="http://schemas.openxmlformats.org/wordprocessingml/2006/main" xmlns:w14="http://schemas.microsoft.com/office/word/2010/wordml" xmlns:w15="http://schemas.microsoft.com/office/word/2012/wordml" xmlns:wpg="http://schemas.microsoft.com/office/word/2010/wordprocessingGroup" xmlns:wpi="http://schemas.microsoft.com/office/word/2010/wordprocessingInk" xmlns:wne="http://schemas.microsoft.com/office/word/2006/wordml" xmlns:wps="http://schemas.microsoft.com/office/word/2010/wordprocessingShape" mc:Ignorable="w14 w15 wp14">
   <w:footnote w:type="separator" w:id="-1">
     <w:p>
       <w:pPr>
@@ -20189,7 +18484,7 @@
 </file>
 
 <file path=word/header1.xml><?xml version="1.0" encoding="utf-8"?>
-<w:hdr xmlns:wpc="http://schemas.microsoft.com/office/word/2010/wordprocessingCanvas" xmlns:cx="http://schemas.microsoft.com/office/drawing/2014/chartex" xmlns:cx1="http://schemas.microsoft.com/office/drawing/2015/9/8/chartex" xmlns:cx2="http://schemas.microsoft.com/office/drawing/2015/10/21/chartex" xmlns:cx3="http://schemas.microsoft.com/office/drawing/2016/5/9/chartex" xmlns:cx4="http://schemas.microsoft.com/office/drawing/2016/5/10/chartex" xmlns:cx5="http://schemas.microsoft.com/office/drawing/2016/5/11/chartex" xmlns:cx6="http://schemas.microsoft.com/office/drawing/2016/5/12/chartex" xmlns:cx7="http://schemas.microsoft.com/office/drawing/2016/5/13/chartex" xmlns:cx8="http://schemas.microsoft.com/office/drawing/2016/5/14/chartex" xmlns:mc="http://schemas.openxmlformats.org/markup-compatibility/2006" xmlns:aink="http://schemas.microsoft.com/office/drawing/2016/ink" xmlns:am3d="http://schemas.microsoft.com/office/drawing/2017/model3d" xmlns:o="urn:schemas-microsoft-com:office:office" xmlns:r="http://schemas.openxmlformats.org/officeDocument/2006/relationships" xmlns:m="http://schemas.openxmlformats.org/officeDocument/2006/math" xmlns:v="urn:schemas-microsoft-com:vml" xmlns:wp14="http://schemas.microsoft.com/office/word/2010/wordprocessingDrawing" xmlns:wp="http://schemas.openxmlformats.org/drawingml/2006/wordprocessingDrawing" xmlns:w10="urn:schemas-microsoft-com:office:word" xmlns:w="http://schemas.openxmlformats.org/wordprocessingml/2006/main" xmlns:w14="http://schemas.microsoft.com/office/word/2010/wordml" xmlns:w15="http://schemas.microsoft.com/office/word/2012/wordml" xmlns:w16cid="http://schemas.microsoft.com/office/word/2016/wordml/cid" xmlns:w16se="http://schemas.microsoft.com/office/word/2015/wordml/symex" xmlns:wpg="http://schemas.microsoft.com/office/word/2010/wordprocessingGroup" xmlns:wpi="http://schemas.microsoft.com/office/word/2010/wordprocessingInk" xmlns:wne="http://schemas.microsoft.com/office/word/2006/wordml" xmlns:wps="http://schemas.microsoft.com/office/word/2010/wordprocessingShape" mc:Ignorable="w14 w15 w16se w16cid wp14">
+<w:hdr xmlns:wpc="http://schemas.microsoft.com/office/word/2010/wordprocessingCanvas" xmlns:mc="http://schemas.openxmlformats.org/markup-compatibility/2006" xmlns:o="urn:schemas-microsoft-com:office:office" xmlns:r="http://schemas.openxmlformats.org/officeDocument/2006/relationships" xmlns:m="http://schemas.openxmlformats.org/officeDocument/2006/math" xmlns:v="urn:schemas-microsoft-com:vml" xmlns:wp14="http://schemas.microsoft.com/office/word/2010/wordprocessingDrawing" xmlns:wp="http://schemas.openxmlformats.org/drawingml/2006/wordprocessingDrawing" xmlns:w10="urn:schemas-microsoft-com:office:word" xmlns:w="http://schemas.openxmlformats.org/wordprocessingml/2006/main" xmlns:w14="http://schemas.microsoft.com/office/word/2010/wordml" xmlns:w15="http://schemas.microsoft.com/office/word/2012/wordml" xmlns:wpg="http://schemas.microsoft.com/office/word/2010/wordprocessingGroup" xmlns:wpi="http://schemas.microsoft.com/office/word/2010/wordprocessingInk" xmlns:wne="http://schemas.microsoft.com/office/word/2006/wordml" xmlns:wps="http://schemas.microsoft.com/office/word/2010/wordprocessingShape" mc:Ignorable="w14 w15 wp14">
   <w:p>
     <w:pPr>
       <w:pStyle w:val="a3"/>
@@ -20242,8 +18537,8 @@
 </file>
 
 <file path=word/numbering.xml><?xml version="1.0" encoding="utf-8"?>
-<w:numbering xmlns:wpc="http://schemas.microsoft.com/office/word/2010/wordprocessingCanvas" xmlns:cx="http://schemas.microsoft.com/office/drawing/2014/chartex" xmlns:cx1="http://schemas.microsoft.com/office/drawing/2015/9/8/chartex" xmlns:cx2="http://schemas.microsoft.com/office/drawing/2015/10/21/chartex" xmlns:cx3="http://schemas.microsoft.com/office/drawing/2016/5/9/chartex" xmlns:cx4="http://schemas.microsoft.com/office/drawing/2016/5/10/chartex" xmlns:cx5="http://schemas.microsoft.com/office/drawing/2016/5/11/chartex" xmlns:cx6="http://schemas.microsoft.com/office/drawing/2016/5/12/chartex" xmlns:cx7="http://schemas.microsoft.com/office/drawing/2016/5/13/chartex" xmlns:cx8="http://schemas.microsoft.com/office/drawing/2016/5/14/chartex" xmlns:mc="http://schemas.openxmlformats.org/markup-compatibility/2006" xmlns:aink="http://schemas.microsoft.com/office/drawing/2016/ink" xmlns:am3d="http://schemas.microsoft.com/office/drawing/2017/model3d" xmlns:o="urn:schemas-microsoft-com:office:office" xmlns:r="http://schemas.openxmlformats.org/officeDocument/2006/relationships" xmlns:m="http://schemas.openxmlformats.org/officeDocument/2006/math" xmlns:v="urn:schemas-microsoft-com:vml" xmlns:wp14="http://schemas.microsoft.com/office/word/2010/wordprocessingDrawing" xmlns:wp="http://schemas.openxmlformats.org/drawingml/2006/wordprocessingDrawing" xmlns:w10="urn:schemas-microsoft-com:office:word" xmlns:w="http://schemas.openxmlformats.org/wordprocessingml/2006/main" xmlns:w14="http://schemas.microsoft.com/office/word/2010/wordml" xmlns:w15="http://schemas.microsoft.com/office/word/2012/wordml" xmlns:w16cid="http://schemas.microsoft.com/office/word/2016/wordml/cid" xmlns:w16se="http://schemas.microsoft.com/office/word/2015/wordml/symex" xmlns:wpg="http://schemas.microsoft.com/office/word/2010/wordprocessingGroup" xmlns:wpi="http://schemas.microsoft.com/office/word/2010/wordprocessingInk" xmlns:wne="http://schemas.microsoft.com/office/word/2006/wordml" xmlns:wps="http://schemas.microsoft.com/office/word/2010/wordprocessingShape" mc:Ignorable="w14 w15 w16se w16cid wp14">
-  <w:abstractNum w:abstractNumId="0" w15:restartNumberingAfterBreak="0">
+<w:numbering xmlns:wpc="http://schemas.microsoft.com/office/word/2010/wordprocessingCanvas" xmlns:mc="http://schemas.openxmlformats.org/markup-compatibility/2006" xmlns:o="urn:schemas-microsoft-com:office:office" xmlns:r="http://schemas.openxmlformats.org/officeDocument/2006/relationships" xmlns:m="http://schemas.openxmlformats.org/officeDocument/2006/math" xmlns:v="urn:schemas-microsoft-com:vml" xmlns:wp14="http://schemas.microsoft.com/office/word/2010/wordprocessingDrawing" xmlns:wp="http://schemas.openxmlformats.org/drawingml/2006/wordprocessingDrawing" xmlns:w10="urn:schemas-microsoft-com:office:word" xmlns:w="http://schemas.openxmlformats.org/wordprocessingml/2006/main" xmlns:w14="http://schemas.microsoft.com/office/word/2010/wordml" xmlns:w15="http://schemas.microsoft.com/office/word/2012/wordml" xmlns:wpg="http://schemas.microsoft.com/office/word/2010/wordprocessingGroup" xmlns:wpi="http://schemas.microsoft.com/office/word/2010/wordprocessingInk" xmlns:wne="http://schemas.microsoft.com/office/word/2006/wordml" xmlns:wps="http://schemas.microsoft.com/office/word/2010/wordprocessingShape" mc:Ignorable="w14 w15 wp14">
+  <w:abstractNum w:abstractNumId="0">
     <w:nsid w:val="7AA7255E"/>
     <w:multiLevelType w:val="hybridMultilevel"/>
     <w:tmpl w:val="8A1A955A"/>
@@ -20363,7 +18658,7 @@
 </file>
 
 <file path=word/styles.xml><?xml version="1.0" encoding="utf-8"?>
-<w:styles xmlns:mc="http://schemas.openxmlformats.org/markup-compatibility/2006" xmlns:r="http://schemas.openxmlformats.org/officeDocument/2006/relationships" xmlns:w="http://schemas.openxmlformats.org/wordprocessingml/2006/main" xmlns:w14="http://schemas.microsoft.com/office/word/2010/wordml" xmlns:w15="http://schemas.microsoft.com/office/word/2012/wordml" xmlns:w16cid="http://schemas.microsoft.com/office/word/2016/wordml/cid" xmlns:w16se="http://schemas.microsoft.com/office/word/2015/wordml/symex" mc:Ignorable="w14 w15 w16se w16cid">
+<w:styles xmlns:mc="http://schemas.openxmlformats.org/markup-compatibility/2006" xmlns:r="http://schemas.openxmlformats.org/officeDocument/2006/relationships" xmlns:w="http://schemas.openxmlformats.org/wordprocessingml/2006/main" xmlns:w14="http://schemas.microsoft.com/office/word/2010/wordml" xmlns:w15="http://schemas.microsoft.com/office/word/2012/wordml" mc:Ignorable="w14 w15">
   <w:docDefaults>
     <w:rPrDefault>
       <w:rPr>
@@ -20379,7 +18674,7 @@
       </w:pPr>
     </w:pPrDefault>
   </w:docDefaults>
-  <w:latentStyles w:defLockedState="0" w:defUIPriority="99" w:defSemiHidden="0" w:defUnhideWhenUsed="0" w:defQFormat="0" w:count="375">
+  <w:latentStyles w:defLockedState="0" w:defUIPriority="99" w:defSemiHidden="0" w:defUnhideWhenUsed="0" w:defQFormat="0" w:count="371">
     <w:lsdException w:name="Normal" w:uiPriority="0" w:qFormat="1"/>
     <w:lsdException w:name="heading 1" w:uiPriority="9" w:qFormat="1"/>
     <w:lsdException w:name="heading 2" w:semiHidden="1" w:uiPriority="9" w:unhideWhenUsed="1" w:qFormat="1"/>
@@ -20751,10 +19046,6 @@
     <w:lsdException w:name="List Table 5 Dark Accent 6" w:uiPriority="50"/>
     <w:lsdException w:name="List Table 6 Colorful Accent 6" w:uiPriority="51"/>
     <w:lsdException w:name="List Table 7 Colorful Accent 6" w:uiPriority="52"/>
-    <w:lsdException w:name="Mention" w:semiHidden="1" w:unhideWhenUsed="1"/>
-    <w:lsdException w:name="Smart Hyperlink" w:semiHidden="1" w:unhideWhenUsed="1"/>
-    <w:lsdException w:name="Hashtag" w:semiHidden="1" w:unhideWhenUsed="1"/>
-    <w:lsdException w:name="Unresolved Mention" w:semiHidden="1" w:unhideWhenUsed="1"/>
   </w:latentStyles>
   <w:style w:type="paragraph" w:default="1" w:styleId="a">
     <w:name w:val="Normal"/>
@@ -20963,10 +19254,9 @@
       <w:rFonts w:ascii="Times New Roman" w:eastAsia="Times New Roman" w:hAnsi="Times New Roman" w:cs="Times New Roman"/>
       <w:sz w:val="20"/>
       <w:szCs w:val="20"/>
-      <w:lang w:val="ru-UA" w:eastAsia="ru-UA"/>
+      <w:lang w:val="aa-ET" w:eastAsia="aa-ET"/>
     </w:rPr>
     <w:tblPr>
-      <w:tblInd w:w="0" w:type="nil"/>
       <w:tblBorders>
         <w:top w:val="single" w:sz="4" w:space="0" w:color="auto"/>
         <w:left w:val="single" w:sz="4" w:space="0" w:color="auto"/>
@@ -20975,6 +19265,12 @@
         <w:insideH w:val="single" w:sz="4" w:space="0" w:color="auto"/>
         <w:insideV w:val="single" w:sz="4" w:space="0" w:color="auto"/>
       </w:tblBorders>
+      <w:tblCellMar>
+        <w:top w:w="0" w:type="dxa"/>
+        <w:left w:w="108" w:type="dxa"/>
+        <w:bottom w:w="0" w:type="dxa"/>
+        <w:right w:w="108" w:type="dxa"/>
+      </w:tblCellMar>
     </w:tblPr>
   </w:style>
   <w:style w:type="paragraph" w:styleId="ad">
@@ -21012,7 +19308,7 @@
 </file>
 
 <file path=word/glossary/document.xml><?xml version="1.0" encoding="utf-8"?>
-<w:glossaryDocument xmlns:wpc="http://schemas.microsoft.com/office/word/2010/wordprocessingCanvas" xmlns:cx="http://schemas.microsoft.com/office/drawing/2014/chartex" xmlns:cx1="http://schemas.microsoft.com/office/drawing/2015/9/8/chartex" xmlns:cx2="http://schemas.microsoft.com/office/drawing/2015/10/21/chartex" xmlns:cx3="http://schemas.microsoft.com/office/drawing/2016/5/9/chartex" xmlns:cx4="http://schemas.microsoft.com/office/drawing/2016/5/10/chartex" xmlns:cx5="http://schemas.microsoft.com/office/drawing/2016/5/11/chartex" xmlns:cx6="http://schemas.microsoft.com/office/drawing/2016/5/12/chartex" xmlns:cx7="http://schemas.microsoft.com/office/drawing/2016/5/13/chartex" xmlns:cx8="http://schemas.microsoft.com/office/drawing/2016/5/14/chartex" xmlns:mc="http://schemas.openxmlformats.org/markup-compatibility/2006" xmlns:aink="http://schemas.microsoft.com/office/drawing/2016/ink" xmlns:am3d="http://schemas.microsoft.com/office/drawing/2017/model3d" xmlns:o="urn:schemas-microsoft-com:office:office" xmlns:r="http://schemas.openxmlformats.org/officeDocument/2006/relationships" xmlns:m="http://schemas.openxmlformats.org/officeDocument/2006/math" xmlns:v="urn:schemas-microsoft-com:vml" xmlns:wp14="http://schemas.microsoft.com/office/word/2010/wordprocessingDrawing" xmlns:wp="http://schemas.openxmlformats.org/drawingml/2006/wordprocessingDrawing" xmlns:w10="urn:schemas-microsoft-com:office:word" xmlns:w="http://schemas.openxmlformats.org/wordprocessingml/2006/main" xmlns:w14="http://schemas.microsoft.com/office/word/2010/wordml" xmlns:w15="http://schemas.microsoft.com/office/word/2012/wordml" xmlns:w16cid="http://schemas.microsoft.com/office/word/2016/wordml/cid" xmlns:w16se="http://schemas.microsoft.com/office/word/2015/wordml/symex" xmlns:wpg="http://schemas.microsoft.com/office/word/2010/wordprocessingGroup" xmlns:wpi="http://schemas.microsoft.com/office/word/2010/wordprocessingInk" xmlns:wne="http://schemas.microsoft.com/office/word/2006/wordml" xmlns:wps="http://schemas.microsoft.com/office/word/2010/wordprocessingShape" mc:Ignorable="w14 w15 w16se w16cid wp14">
+<w:glossaryDocument xmlns:wpc="http://schemas.microsoft.com/office/word/2010/wordprocessingCanvas" xmlns:mc="http://schemas.openxmlformats.org/markup-compatibility/2006" xmlns:o="urn:schemas-microsoft-com:office:office" xmlns:r="http://schemas.openxmlformats.org/officeDocument/2006/relationships" xmlns:m="http://schemas.openxmlformats.org/officeDocument/2006/math" xmlns:v="urn:schemas-microsoft-com:vml" xmlns:wp14="http://schemas.microsoft.com/office/word/2010/wordprocessingDrawing" xmlns:wp="http://schemas.openxmlformats.org/drawingml/2006/wordprocessingDrawing" xmlns:w10="urn:schemas-microsoft-com:office:word" xmlns:w="http://schemas.openxmlformats.org/wordprocessingml/2006/main" xmlns:w14="http://schemas.microsoft.com/office/word/2010/wordml" xmlns:w15="http://schemas.microsoft.com/office/word/2012/wordml" xmlns:wpg="http://schemas.microsoft.com/office/word/2010/wordprocessingGroup" xmlns:wpi="http://schemas.microsoft.com/office/word/2010/wordprocessingInk" xmlns:wne="http://schemas.microsoft.com/office/word/2006/wordml" xmlns:wps="http://schemas.microsoft.com/office/word/2010/wordprocessingShape" mc:Ignorable="w14 w15 wp14">
   <w:docParts>
     <w:docPart>
       <w:docPartPr>
@@ -21874,13 +20170,13 @@
 </file>
 
 <file path=word/glossary/fontTable.xml><?xml version="1.0" encoding="utf-8"?>
-<w:fonts xmlns:mc="http://schemas.openxmlformats.org/markup-compatibility/2006" xmlns:r="http://schemas.openxmlformats.org/officeDocument/2006/relationships" xmlns:w="http://schemas.openxmlformats.org/wordprocessingml/2006/main" xmlns:w14="http://schemas.microsoft.com/office/word/2010/wordml" xmlns:w15="http://schemas.microsoft.com/office/word/2012/wordml" xmlns:w16cid="http://schemas.microsoft.com/office/word/2016/wordml/cid" xmlns:w16se="http://schemas.microsoft.com/office/word/2015/wordml/symex" mc:Ignorable="w14 w15 w16se w16cid">
+<w:fonts xmlns:mc="http://schemas.openxmlformats.org/markup-compatibility/2006" xmlns:r="http://schemas.openxmlformats.org/officeDocument/2006/relationships" xmlns:w="http://schemas.openxmlformats.org/wordprocessingml/2006/main" xmlns:w14="http://schemas.microsoft.com/office/word/2010/wordml" xmlns:w15="http://schemas.microsoft.com/office/word/2012/wordml" mc:Ignorable="w14 w15">
   <w:font w:name="Calibri">
     <w:panose1 w:val="020F0502020204030204"/>
     <w:charset w:val="CC"/>
     <w:family w:val="swiss"/>
     <w:pitch w:val="variable"/>
-    <w:sig w:usb0="E0002EFF" w:usb1="C000247B" w:usb2="00000009" w:usb3="00000000" w:csb0="000001FF" w:csb1="00000000"/>
+    <w:sig w:usb0="E0002AFF" w:usb1="C000247B" w:usb2="00000009" w:usb3="00000000" w:csb0="000001FF" w:csb1="00000000"/>
   </w:font>
   <w:font w:name="Times New Roman">
     <w:panose1 w:val="02020603050405020304"/>
@@ -21893,9 +20189,10 @@
     <w:altName w:val="ＭＳ 明朝"/>
     <w:panose1 w:val="02020609040205080304"/>
     <w:charset w:val="80"/>
-    <w:family w:val="modern"/>
+    <w:family w:val="roman"/>
+    <w:notTrueType/>
     <w:pitch w:val="fixed"/>
-    <w:sig w:usb0="E00002FF" w:usb1="6AC7FDFB" w:usb2="08000012" w:usb3="00000000" w:csb0="0002009F" w:csb1="00000000"/>
+    <w:sig w:usb0="00000001" w:usb1="08070000" w:usb2="00000010" w:usb3="00000000" w:csb0="00020000" w:csb1="00000000"/>
   </w:font>
   <w:font w:name="Segoe UI">
     <w:panose1 w:val="020B0502040204020203"/>
@@ -21938,7 +20235,7 @@
     <w:charset w:val="CC"/>
     <w:family w:val="swiss"/>
     <w:pitch w:val="variable"/>
-    <w:sig w:usb0="E0002EFF" w:usb1="C000785B" w:usb2="00000009" w:usb3="00000000" w:csb0="000001FF" w:csb1="00000000"/>
+    <w:sig w:usb0="E0002EFF" w:usb1="C0007843" w:usb2="00000009" w:usb3="00000000" w:csb0="000001FF" w:csb1="00000000"/>
   </w:font>
   <w:font w:name="Arial Unicode MS">
     <w:panose1 w:val="020B0604020202020204"/>
@@ -21952,7 +20249,7 @@
     <w:charset w:val="CC"/>
     <w:family w:val="roman"/>
     <w:pitch w:val="variable"/>
-    <w:sig w:usb0="E00006FF" w:usb1="420024FF" w:usb2="02000000" w:usb3="00000000" w:csb0="0000019F" w:csb1="00000000"/>
+    <w:sig w:usb0="E00002FF" w:usb1="400004FF" w:usb2="00000000" w:usb3="00000000" w:csb0="0000019F" w:csb1="00000000"/>
   </w:font>
   <w:font w:name="Calibri Light">
     <w:panose1 w:val="020F0302020204030204"/>
@@ -21965,9 +20262,10 @@
 </file>
 
 <file path=word/glossary/settings.xml><?xml version="1.0" encoding="utf-8"?>
-<w:settings xmlns:mc="http://schemas.openxmlformats.org/markup-compatibility/2006" xmlns:o="urn:schemas-microsoft-com:office:office" xmlns:r="http://schemas.openxmlformats.org/officeDocument/2006/relationships" xmlns:m="http://schemas.openxmlformats.org/officeDocument/2006/math" xmlns:v="urn:schemas-microsoft-com:vml" xmlns:w10="urn:schemas-microsoft-com:office:word" xmlns:w="http://schemas.openxmlformats.org/wordprocessingml/2006/main" xmlns:w14="http://schemas.microsoft.com/office/word/2010/wordml" xmlns:w15="http://schemas.microsoft.com/office/word/2012/wordml" xmlns:w16cid="http://schemas.microsoft.com/office/word/2016/wordml/cid" xmlns:w16se="http://schemas.microsoft.com/office/word/2015/wordml/symex" xmlns:sl="http://schemas.openxmlformats.org/schemaLibrary/2006/main" mc:Ignorable="w14 w15 w16se w16cid">
+<w:settings xmlns:mc="http://schemas.openxmlformats.org/markup-compatibility/2006" xmlns:o="urn:schemas-microsoft-com:office:office" xmlns:r="http://schemas.openxmlformats.org/officeDocument/2006/relationships" xmlns:m="http://schemas.openxmlformats.org/officeDocument/2006/math" xmlns:v="urn:schemas-microsoft-com:vml" xmlns:w10="urn:schemas-microsoft-com:office:word" xmlns:w="http://schemas.openxmlformats.org/wordprocessingml/2006/main" xmlns:w14="http://schemas.microsoft.com/office/word/2010/wordml" xmlns:w15="http://schemas.microsoft.com/office/word/2012/wordml" xmlns:sl="http://schemas.openxmlformats.org/schemaLibrary/2006/main" mc:Ignorable="w14 w15">
   <w:view w:val="normal"/>
   <w:defaultTabStop w:val="720"/>
+  <w:hyphenationZone w:val="425"/>
   <w:characterSpacingControl w:val="doNotCompress"/>
   <w:compat>
     <w:useFELayout/>
@@ -21976,16 +20274,17 @@
     <w:compatSetting w:name="enableOpenTypeFeatures" w:uri="http://schemas.microsoft.com/office/word" w:val="1"/>
     <w:compatSetting w:name="doNotFlipMirrorIndents" w:uri="http://schemas.microsoft.com/office/word" w:val="1"/>
     <w:compatSetting w:name="differentiateMultirowTableHeaders" w:uri="http://schemas.microsoft.com/office/word" w:val="1"/>
-    <w:compatSetting w:name="useWord2013TrackBottomHyphenation" w:uri="http://schemas.microsoft.com/office/word" w:val="0"/>
   </w:compat>
   <w:rsids>
     <w:rsidRoot w:val="00FB4400"/>
     <w:rsid w:val="000E5F26"/>
     <w:rsid w:val="00177C36"/>
+    <w:rsid w:val="00211E85"/>
     <w:rsid w:val="00324225"/>
     <w:rsid w:val="00431599"/>
     <w:rsid w:val="008F261A"/>
     <w:rsid w:val="00B94674"/>
+    <w:rsid w:val="00CD096B"/>
     <w:rsid w:val="00DE0F07"/>
     <w:rsid w:val="00FB4400"/>
   </w:rsids>
@@ -22002,7 +20301,7 @@
     <m:intLim m:val="subSup"/>
     <m:naryLim m:val="undOvr"/>
   </m:mathPr>
-  <w:themeFontLang w:val="ru-UA"/>
+  <w:themeFontLang/>
   <w:clrSchemeMapping w:bg1="light1" w:t1="dark1" w:bg2="light2" w:t2="dark2" w:accent1="accent1" w:accent2="accent2" w:accent3="accent3" w:accent4="accent4" w:accent5="accent5" w:accent6="accent6" w:hyperlink="hyperlink" w:followedHyperlink="followedHyperlink"/>
   <w:decimalSymbol w:val=","/>
   <w:listSeparator w:val=";"/>
@@ -22011,14 +20310,14 @@
 </file>
 
 <file path=word/glossary/styles.xml><?xml version="1.0" encoding="utf-8"?>
-<w:styles xmlns:mc="http://schemas.openxmlformats.org/markup-compatibility/2006" xmlns:r="http://schemas.openxmlformats.org/officeDocument/2006/relationships" xmlns:w="http://schemas.openxmlformats.org/wordprocessingml/2006/main" xmlns:w14="http://schemas.microsoft.com/office/word/2010/wordml" xmlns:w15="http://schemas.microsoft.com/office/word/2012/wordml" xmlns:w16cid="http://schemas.microsoft.com/office/word/2016/wordml/cid" xmlns:w16se="http://schemas.microsoft.com/office/word/2015/wordml/symex" mc:Ignorable="w14 w15 w16se w16cid">
+<w:styles xmlns:mc="http://schemas.openxmlformats.org/markup-compatibility/2006" xmlns:r="http://schemas.openxmlformats.org/officeDocument/2006/relationships" xmlns:w="http://schemas.openxmlformats.org/wordprocessingml/2006/main" xmlns:w14="http://schemas.microsoft.com/office/word/2010/wordml" xmlns:w15="http://schemas.microsoft.com/office/word/2012/wordml" mc:Ignorable="w14 w15">
   <w:docDefaults>
     <w:rPrDefault>
       <w:rPr>
         <w:rFonts w:asciiTheme="minorHAnsi" w:eastAsiaTheme="minorEastAsia" w:hAnsiTheme="minorHAnsi" w:cstheme="minorBidi"/>
         <w:sz w:val="22"/>
         <w:szCs w:val="22"/>
-        <w:lang w:val="ru-UA" w:eastAsia="ru-UA" w:bidi="ar-SA"/>
+        <w:lang w:val="aa-ET" w:eastAsia="aa-ET" w:bidi="ar-SA"/>
       </w:rPr>
     </w:rPrDefault>
     <w:pPrDefault>
@@ -22027,7 +20326,7 @@
       </w:pPr>
     </w:pPrDefault>
   </w:docDefaults>
-  <w:latentStyles w:defLockedState="0" w:defUIPriority="99" w:defSemiHidden="0" w:defUnhideWhenUsed="0" w:defQFormat="0" w:count="375">
+  <w:latentStyles w:defLockedState="0" w:defUIPriority="99" w:defSemiHidden="0" w:defUnhideWhenUsed="0" w:defQFormat="0" w:count="371">
     <w:lsdException w:name="Normal" w:uiPriority="0" w:qFormat="1"/>
     <w:lsdException w:name="heading 1" w:uiPriority="9" w:qFormat="1"/>
     <w:lsdException w:name="heading 2" w:semiHidden="1" w:uiPriority="9" w:unhideWhenUsed="1" w:qFormat="1"/>
@@ -22399,10 +20698,6 @@
     <w:lsdException w:name="List Table 5 Dark Accent 6" w:uiPriority="50"/>
     <w:lsdException w:name="List Table 6 Colorful Accent 6" w:uiPriority="51"/>
     <w:lsdException w:name="List Table 7 Colorful Accent 6" w:uiPriority="52"/>
-    <w:lsdException w:name="Mention" w:semiHidden="1" w:unhideWhenUsed="1"/>
-    <w:lsdException w:name="Smart Hyperlink" w:semiHidden="1" w:unhideWhenUsed="1"/>
-    <w:lsdException w:name="Hashtag" w:semiHidden="1" w:unhideWhenUsed="1"/>
-    <w:lsdException w:name="Unresolved Mention" w:semiHidden="1" w:unhideWhenUsed="1"/>
   </w:latentStyles>
   <w:style w:type="paragraph" w:default="1" w:styleId="a">
     <w:name w:val="Normal"/>
@@ -22620,15 +20915,12 @@
   <w:style w:type="paragraph" w:customStyle="1" w:styleId="055B3341A33D472B9862CBE98FBA473C">
     <w:name w:val="055B3341A33D472B9862CBE98FBA473C"/>
     <w:rsid w:val="00DE0F07"/>
-    <w:rPr>
-      <w:lang w:val="ru-UA" w:eastAsia="ru-UA"/>
-    </w:rPr>
   </w:style>
 </w:styles>
 </file>
 
 <file path=word/glossary/webSettings.xml><?xml version="1.0" encoding="utf-8"?>
-<w:webSettings xmlns:mc="http://schemas.openxmlformats.org/markup-compatibility/2006" xmlns:r="http://schemas.openxmlformats.org/officeDocument/2006/relationships" xmlns:w="http://schemas.openxmlformats.org/wordprocessingml/2006/main" xmlns:w14="http://schemas.microsoft.com/office/word/2010/wordml" xmlns:w15="http://schemas.microsoft.com/office/word/2012/wordml" xmlns:w16cid="http://schemas.microsoft.com/office/word/2016/wordml/cid" xmlns:w16se="http://schemas.microsoft.com/office/word/2015/wordml/symex" mc:Ignorable="w14 w15 w16se w16cid">
+<w:webSettings xmlns:mc="http://schemas.openxmlformats.org/markup-compatibility/2006" xmlns:r="http://schemas.openxmlformats.org/officeDocument/2006/relationships" xmlns:w="http://schemas.openxmlformats.org/wordprocessingml/2006/main" xmlns:w14="http://schemas.microsoft.com/office/word/2010/wordml" xmlns:w15="http://schemas.microsoft.com/office/word/2012/wordml" mc:Ignorable="w14 w15">
   <w:optimizeForBrowser/>
   <w:allowPNG/>
 </w:webSettings>
